--- a/entregaveis/relatorio_tcc_enxuto.docx
+++ b/entregaveis/relatorio_tcc_enxuto.docx
@@ -17690,6 +17690,57 @@
       </w:pPr>
       <w:r>
         <w:rPr>
+          <w:i/>
+          <w:iCs/>
+        </w:rPr>
+        <w:t xml:space="preserve">Como ler a Figura </w:t>
+      </w:r>
+      <w:hyperlink w:anchor="fig:shap_wf">
+        <w:r>
+          <w:rPr>
+            <w:rStyle w:val="Hyperlink"/>
+            <w:i/>
+            <w:iCs/>
+          </w:rPr>
+          <w:t xml:space="preserve">3</w:t>
+        </w:r>
+      </w:hyperlink>
+      <w:r>
+        <w:rPr>
+          <w:i/>
+          <w:iCs/>
+        </w:rPr>
+        <w:t xml:space="preserve">:</w:t>
+      </w:r>
+      <w:r>
+        <w:t xml:space="preserve"> </w:t>
+      </w:r>
+      <w:r>
+        <w:t xml:space="preserve">cada linha é uma variável de</w:t>
+      </w:r>
+      <w:r>
+        <w:t xml:space="preserve"> </w:t>
+      </w:r>
+      <w:r>
+        <w:rPr>
+          <w:b/>
+          <w:bCs/>
+        </w:rPr>
+        <w:t xml:space="preserve">um</w:t>
+      </w:r>
+      <w:r>
+        <w:t xml:space="preserve"> </w:t>
+      </w:r>
+      <w:r>
+        <w:t xml:space="preserve">trabalhador — não de uma média. A barra mostra quanto aquela variável empurra a previsão para cima ou para baixo, partindo da previsão média da base até a previsão final do caso. Serve para ver como o modelo compõe uma decisão, não para generalizar.</w:t>
+      </w:r>
+    </w:p>
+    <w:p>
+      <w:pPr>
+        <w:pStyle w:val="BodyText"/>
+      </w:pPr>
+      <w:r>
+        <w:rPr>
           <w:b/>
           <w:bCs/>
         </w:rPr>
@@ -18426,6 +18477,41 @@
       </w:r>
     </w:p>
     <w:bookmarkEnd w:id="49"/>
+    <w:p>
+      <w:pPr>
+        <w:pStyle w:val="BodyText"/>
+      </w:pPr>
+      <w:r>
+        <w:rPr>
+          <w:i/>
+          <w:iCs/>
+        </w:rPr>
+        <w:t xml:space="preserve">Como ler a Figura </w:t>
+      </w:r>
+      <w:hyperlink w:anchor="fig:hlm_gap">
+        <w:r>
+          <w:rPr>
+            <w:rStyle w:val="Hyperlink"/>
+            <w:i/>
+            <w:iCs/>
+          </w:rPr>
+          <w:t xml:space="preserve">4</w:t>
+        </w:r>
+      </w:hyperlink>
+      <w:r>
+        <w:rPr>
+          <w:i/>
+          <w:iCs/>
+        </w:rPr>
+        <w:t xml:space="preserve">:</w:t>
+      </w:r>
+      <w:r>
+        <w:t xml:space="preserve"> </w:t>
+      </w:r>
+      <w:r>
+        <w:t xml:space="preserve">cada barra é um modelo da sequência e, de cima para baixo, acrescenta-se um bloco de controles ao anterior. O comprimento da barra é a penalidade racial em log-rendimento e o rótulo dentro dela, a mesma penalidade em % de renda; o traço fino é o intervalo de confiança de 95% com erro-padrão agrupado por UPA. Em azul, o M3 — o gap líquido.</w:t>
+      </w:r>
+    </w:p>
     <w:bookmarkEnd w:id="50"/>
     <w:bookmarkStart w:id="56" w:name="X0e69078f56ff2fc58d4b5157c72cc4a5dec12bc"/>
     <w:p>
@@ -19454,6 +19540,41 @@
       </w:r>
     </w:p>
     <w:bookmarkEnd w:id="55"/>
+    <w:p>
+      <w:pPr>
+        <w:pStyle w:val="BodyText"/>
+      </w:pPr>
+      <w:r>
+        <w:rPr>
+          <w:i/>
+          <w:iCs/>
+        </w:rPr>
+        <w:t xml:space="preserve">Como ler a Figura </w:t>
+      </w:r>
+      <w:hyperlink w:anchor="fig:ob_cascata">
+        <w:r>
+          <w:rPr>
+            <w:rStyle w:val="Hyperlink"/>
+            <w:i/>
+            <w:iCs/>
+          </w:rPr>
+          <w:t xml:space="preserve">5</w:t>
+        </w:r>
+      </w:hyperlink>
+      <w:r>
+        <w:rPr>
+          <w:i/>
+          <w:iCs/>
+        </w:rPr>
+        <w:t xml:space="preserve">:</w:t>
+      </w:r>
+      <w:r>
+        <w:t xml:space="preserve"> </w:t>
+      </w:r>
+      <w:r>
+        <w:t xml:space="preserve">cada painel é uma cascata lida da esquerda para a direita. A primeira barra é o gap total em log-rendimento; a segunda desconta a parcela atribuída a diferenças de características (dotações); a terceira, em azul, é o que sobra sem explicação. A única diferença entre os painéis é se a ocupação entra ou não como característica.</w:t>
+      </w:r>
+    </w:p>
     <w:bookmarkEnd w:id="56"/>
     <w:bookmarkStart w:id="63" w:name="Xc30b935695c470ed471485b7fb71c737b555f84"/>
     <w:p>
@@ -22165,6 +22286,98 @@
       </w:r>
     </w:p>
     <w:bookmarkEnd w:id="62"/>
+    <w:p>
+      <w:pPr>
+        <w:pStyle w:val="BodyText"/>
+      </w:pPr>
+      <w:r>
+        <w:rPr>
+          <w:i/>
+          <w:iCs/>
+        </w:rPr>
+        <w:t xml:space="preserve">Como ler a Figura </w:t>
+      </w:r>
+      <w:hyperlink w:anchor="fig:qr_rif">
+        <w:r>
+          <w:rPr>
+            <w:rStyle w:val="Hyperlink"/>
+            <w:i/>
+            <w:iCs/>
+          </w:rPr>
+          <w:t xml:space="preserve">6</w:t>
+        </w:r>
+      </w:hyperlink>
+      <w:r>
+        <w:rPr>
+          <w:i/>
+          <w:iCs/>
+        </w:rPr>
+        <w:t xml:space="preserve">:</w:t>
+      </w:r>
+      <w:r>
+        <w:t xml:space="preserve"> </w:t>
+      </w:r>
+      <w:r>
+        <w:t xml:space="preserve">à esquerda, cada ponto é a penalidade racial estimada num quantil</w:t>
+      </w:r>
+      <w:r>
+        <w:t xml:space="preserve"> </w:t>
+      </w:r>
+      <w:r>
+        <w:rPr>
+          <w:i/>
+          <w:iCs/>
+        </w:rPr>
+        <w:t xml:space="preserve">condicional</w:t>
+      </w:r>
+      <w:r>
+        <w:t xml:space="preserve"> </w:t>
+      </w:r>
+      <m:oMath>
+        <m:r>
+          <m:t>τ</m:t>
+        </m:r>
+      </m:oMath>
+      <w:r>
+        <w:t xml:space="preserve"> </w:t>
+      </w:r>
+      <w:r>
+        <w:t xml:space="preserve">(eixo vertical em log-pontos</w:t>
+      </w:r>
+      <w:r>
+        <w:t xml:space="preserve"> </w:t>
+      </w:r>
+      <m:oMath>
+        <m:r>
+          <m:rPr>
+            <m:sty m:val="p"/>
+          </m:rPr>
+          <m:t>×</m:t>
+        </m:r>
+        <m:r>
+          <m:t>100</m:t>
+        </m:r>
+      </m:oMath>
+      <w:r>
+        <w:t xml:space="preserve">), e a faixa é o intervalo de 95% por bootstrap em blocos de UPA. À direita, cada barra é um quantil</w:t>
+      </w:r>
+      <w:r>
+        <w:t xml:space="preserve"> </w:t>
+      </w:r>
+      <w:r>
+        <w:rPr>
+          <w:i/>
+          <w:iCs/>
+        </w:rPr>
+        <w:t xml:space="preserve">incondicional</w:t>
+      </w:r>
+      <w:r>
+        <w:t xml:space="preserve"> </w:t>
+      </w:r>
+      <w:r>
+        <w:t xml:space="preserve">da renda e soma 100%: a parte azul é a parcela não explicada, com o valor escrito dentro.</w:t>
+      </w:r>
+    </w:p>
     <w:bookmarkEnd w:id="63"/>
     <w:bookmarkStart w:id="70" w:name="subsec:glmm_resultados"/>
     <w:p>
@@ -22842,6 +23055,41 @@
       </w:r>
     </w:p>
     <w:bookmarkEnd w:id="67"/>
+    <w:p>
+      <w:pPr>
+        <w:pStyle w:val="BodyText"/>
+      </w:pPr>
+      <w:r>
+        <w:rPr>
+          <w:i/>
+          <w:iCs/>
+        </w:rPr>
+        <w:t xml:space="preserve">Como ler a Figura </w:t>
+      </w:r>
+      <w:hyperlink w:anchor="fig:glmm_or">
+        <w:r>
+          <w:rPr>
+            <w:rStyle w:val="Hyperlink"/>
+            <w:i/>
+            <w:iCs/>
+          </w:rPr>
+          <w:t xml:space="preserve">7</w:t>
+        </w:r>
+      </w:hyperlink>
+      <w:r>
+        <w:rPr>
+          <w:i/>
+          <w:iCs/>
+        </w:rPr>
+        <w:t xml:space="preserve">:</w:t>
+      </w:r>
+      <w:r>
+        <w:t xml:space="preserve"> </w:t>
+      </w:r>
+      <w:r>
+        <w:t xml:space="preserve">cada ponto é uma razão de chances e a linha horizontal, seu intervalo de confiança de 95%; a linha tracejada em 1 marca a paridade, de modo que quanto mais à esquerda, maior a desvantagem. Os blocos são os três desfechos e, dentro de cada um, os modelos; em azul, o M2, que compara pessoas do mesmo bairro.</w:t>
+      </w:r>
+    </w:p>
     <w:bookmarkStart w:id="68" w:name="tab:glmm_glassceil"/>
     <w:p>
       <w:pPr>

--- a/entregaveis/relatorio_tcc_enxuto.docx
+++ b/entregaveis/relatorio_tcc_enxuto.docx
@@ -7812,7 +7812,7 @@
         <w:t xml:space="preserve"> </w:t>
       </w:r>
       <w:r>
-        <w:t xml:space="preserve">(IC 95%: [−0,1088; −0,1066]): o</w:t>
+        <w:t xml:space="preserve">(IC 95%: [−0,1087; −0,1066]): o</w:t>
       </w:r>
       <w:r>
         <w:t xml:space="preserve"> </w:t>
@@ -7840,13 +7840,13 @@
         <w:t xml:space="preserve"> </w:t>
       </w:r>
       <w:r>
-        <w:t xml:space="preserve">discriminação direta sob seleção em observáveis. O ICC cai para 0,161 e os</w:t>
-      </w:r>
-      <w:r>
-        <w:t xml:space="preserve"> </w:t>
-      </w:r>
-      <w:r>
-        <w:t xml:space="preserve">controles explicam 75,9% da variância entre bairros do M0.</w:t>
+        <w:t xml:space="preserve">discriminação direta sob seleção em observáveis. O ICC cai para 0,144 e os</w:t>
+      </w:r>
+      <w:r>
+        <w:t xml:space="preserve"> </w:t>
+      </w:r>
+      <w:r>
+        <w:t xml:space="preserve">controles explicam 78,9% da variância entre bairros do M0.</w:t>
       </w:r>
     </w:p>
     <w:p>
@@ -8019,7 +8019,7 @@
         <w:t xml:space="preserve"> </w:t>
       </w:r>
       <w:r>
-        <w:t xml:space="preserve">38.943,</w:t>
+        <w:t xml:space="preserve">38.657,</w:t>
       </w:r>
       <w:r>
         <w:t xml:space="preserve"> </w:t>
@@ -8543,7 +8543,7 @@
         </m:r>
       </m:oMath>
       <w:r>
-        <w:t xml:space="preserve">; 40.295 UPAs; 27 UFs). Coeficientes com erro-padrão do modelo entre parênteses (a correlação intra-UPA já está no efeito aleatório). Estimação por máxima verossimilhança (ML), para os testes LR entre degraus; REML coincide (Tabela de componentes). Todos os coeficientes com</w:t>
+        <w:t xml:space="preserve">; 40.295 UPAs; 27 UFs). Coeficientes com erro-padrão do modelo entre parênteses (a correlação intra-UPA já está no efeito aleatório). Estimação por máxima verossimilhança (ML), para os testes LR entre degraus; REML coincide. Todos os coeficientes com</w:t>
       </w:r>
       <w:r>
         <w:t xml:space="preserve"> </w:t>
@@ -8583,7 +8583,7 @@
         <w:tblStyle w:val="Table"/>
         <w:tblW w:type="auto" w:w="0"/>
         <w:tblLook w:firstRow="1" w:lastRow="0" w:firstColumn="0" w:lastColumn="0" w:noHBand="0" w:noVBand="0" w:val="0020"/>
-        <w:tblCaption w:val="HLM de dois níveis (indivíduo em UPA) com efeitos fixos de UF — estratégia step-up, PNAD Contínua 2016–2025, população completa (N = 7.689.426; 40.295 UPAs; 27 UFs). Coeficientes com erro-padrão do modelo entre parênteses (a correlação intra-UPA já está no efeito aleatório). Estimação por máxima verossimilhança (ML), para os testes LR entre degraus; REML coincide (Tabela de componentes). Todos os coeficientes com |t| &gt; 10; a inferência relevante está nos intervalos de confiança, não nos asteriscos (MHE, cap. 8)."/>
+        <w:tblCaption w:val="HLM de dois níveis (indivíduo em UPA) com efeitos fixos de UF — estratégia step-up, PNAD Contínua 2016–2025, população completa (N = 7.689.426; 40.295 UPAs; 27 UFs). Coeficientes com erro-padrão do modelo entre parênteses (a correlação intra-UPA já está no efeito aleatório). Estimação por máxima verossimilhança (ML), para os testes LR entre degraus; REML coincide. Todos os coeficientes com |t| &gt; 10; a inferência relevante está nos intervalos de confiança, não nos asteriscos (MHE, cap. 8)."/>
       </w:tblPr>
       <w:tblGrid>
         <w:gridCol w:w="1320"/>
@@ -8751,7 +8751,7 @@
               <w:jc w:val="center"/>
             </w:pPr>
             <w:r>
-              <w:t xml:space="preserve">4,5545 (0,0123)</w:t>
+              <w:t xml:space="preserve">4,5538 (0,0116)</w:t>
             </w:r>
           </w:p>
         </w:tc>
@@ -8977,7 +8977,7 @@
               <w:jc w:val="center"/>
             </w:pPr>
             <w:r>
-              <w:t xml:space="preserve">0,0087 (2,0e-05)</w:t>
+              <w:t xml:space="preserve">0,0087 (2,1e-05)</w:t>
             </w:r>
           </w:p>
         </w:tc>
@@ -9189,7 +9189,7 @@
               <w:jc w:val="center"/>
             </w:pPr>
             <w:r>
-              <w:t xml:space="preserve">−0,1982 (0,0038)</w:t>
+              <w:t xml:space="preserve">−0,1986 (0,0038)</w:t>
             </w:r>
           </w:p>
         </w:tc>
@@ -9485,7 +9485,7 @@
               <w:jc w:val="center"/>
             </w:pPr>
             <w:r>
-              <w:t xml:space="preserve">0,4233 (0,0025)</w:t>
+              <w:t xml:space="preserve">0,4237 (0,0025)</w:t>
             </w:r>
           </w:p>
         </w:tc>
@@ -9609,7 +9609,7 @@
               <w:jc w:val="center"/>
             </w:pPr>
             <w:r>
-              <w:t xml:space="preserve">0,6814 (0,0006)</w:t>
+              <w:t xml:space="preserve">0,6815 (0,0006)</w:t>
             </w:r>
           </w:p>
         </w:tc>
@@ -9683,7 +9683,7 @@
               <w:jc w:val="center"/>
             </w:pPr>
             <w:r>
-              <w:t xml:space="preserve">0,3347 (0,0035)</w:t>
+              <w:t xml:space="preserve">0,3347 (0,0033)</w:t>
             </w:r>
           </w:p>
         </w:tc>
@@ -9815,7 +9815,7 @@
               <w:jc w:val="center"/>
             </w:pPr>
             <w:r>
-              <w:t xml:space="preserve">−0,2504 (0,0027)</w:t>
+              <w:t xml:space="preserve">−0,2508 (0,0025)</w:t>
             </w:r>
           </w:p>
         </w:tc>
@@ -9897,7 +9897,7 @@
               <w:jc w:val="center"/>
             </w:pPr>
             <w:r>
-              <w:t xml:space="preserve">−0,0338 (0,0016)</w:t>
+              <w:t xml:space="preserve">−0,0338 (0,0015)</w:t>
             </w:r>
           </w:p>
         </w:tc>
@@ -9979,7 +9979,7 @@
               <w:jc w:val="center"/>
             </w:pPr>
             <w:r>
-              <w:t xml:space="preserve">−0,0052 (0,0013)</w:t>
+              <w:t xml:space="preserve">−0,0052 (0,0012)</w:t>
             </w:r>
           </w:p>
         </w:tc>
@@ -11012,7 +11012,7 @@
               <w:jc w:val="center"/>
             </w:pPr>
             <w:r>
-              <w:t xml:space="preserve">[−0,1088; −0,1066]</w:t>
+              <w:t xml:space="preserve">[−0,1087; −0,1066]</w:t>
             </w:r>
           </w:p>
         </w:tc>
@@ -11349,7 +11349,7 @@
               <w:jc w:val="center"/>
             </w:pPr>
             <w:r>
-              <w:t xml:space="preserve">0,0812</w:t>
+              <w:t xml:space="preserve">0,0712</w:t>
             </w:r>
           </w:p>
         </w:tc>
@@ -11447,7 +11447,7 @@
               <w:jc w:val="center"/>
             </w:pPr>
             <w:r>
-              <w:t xml:space="preserve">0,4242</w:t>
+              <w:t xml:space="preserve">0,4244</w:t>
             </w:r>
           </w:p>
         </w:tc>
@@ -11539,7 +11539,7 @@
               <w:jc w:val="center"/>
             </w:pPr>
             <w:r>
-              <w:t xml:space="preserve">0,161</w:t>
+              <w:t xml:space="preserve">0,144</w:t>
             </w:r>
           </w:p>
         </w:tc>
@@ -11630,7 +11630,7 @@
               <w:jc w:val="center"/>
             </w:pPr>
             <w:r>
-              <w:t xml:space="preserve">75,9</w:t>
+              <w:t xml:space="preserve">78,9</w:t>
             </w:r>
           </w:p>
         </w:tc>
@@ -11718,7 +11718,7 @@
               <w:jc w:val="center"/>
             </w:pPr>
             <w:r>
-              <w:t xml:space="preserve">15.356.737</w:t>
+              <w:t xml:space="preserve">15.356.451</w:t>
             </w:r>
           </w:p>
         </w:tc>
@@ -11792,7 +11792,7 @@
               <w:jc w:val="center"/>
             </w:pPr>
             <w:r>
-              <w:t xml:space="preserve">15.356.841</w:t>
+              <w:t xml:space="preserve">15.356.555</w:t>
             </w:r>
           </w:p>
         </w:tc>
@@ -11866,7 +11866,7 @@
               <w:jc w:val="center"/>
             </w:pPr>
             <w:r>
-              <w:t xml:space="preserve">15.357.561</w:t>
+              <w:t xml:space="preserve">15.357.275</w:t>
             </w:r>
           </w:p>
         </w:tc>
@@ -11957,19 +11957,19 @@
               <w:jc w:val="center"/>
             </w:pPr>
             <w:r>
-              <w:t xml:space="preserve">8.552 (26)</w:t>
-            </w:r>
-          </w:p>
-        </w:tc>
-        <w:tc>
-          <w:tcPr/>
-          <w:p>
-            <w:pPr>
-              <w:pStyle w:val="Compact"/>
-              <w:jc w:val="center"/>
-            </w:pPr>
-            <w:r>
-              <w:t xml:space="preserve">1.627.287 (12)</w:t>
+              <w:t xml:space="preserve">8.838 (26)</w:t>
+            </w:r>
+          </w:p>
+        </w:tc>
+        <w:tc>
+          <w:tcPr/>
+          <w:p>
+            <w:pPr>
+              <w:pStyle w:val="Compact"/>
+              <w:jc w:val="center"/>
+            </w:pPr>
+            <w:r>
+              <w:t xml:space="preserve">1.627.001 (12)</w:t>
             </w:r>
           </w:p>
         </w:tc>
@@ -12361,7 +12361,7 @@
           <m:t>=</m:t>
         </m:r>
         <m:r>
-          <m:t>38.943</m:t>
+          <m:t>38.657</m:t>
         </m:r>
       </m:oMath>
       <w:r>

--- a/entregaveis/relatorio_tcc_enxuto.docx
+++ b/entregaveis/relatorio_tcc_enxuto.docx
@@ -1878,7 +1878,7 @@
     </w:p>
     <w:bookmarkEnd w:id="12"/>
     <w:bookmarkEnd w:id="13"/>
-    <w:bookmarkStart w:id="18" w:name="sec:revisao"/>
+    <w:bookmarkStart w:id="21" w:name="sec:revisao"/>
     <w:p>
       <w:pPr>
         <w:pStyle w:val="Heading1"/>
@@ -1896,7 +1896,7 @@
         <w:t xml:space="preserve">Revisão de Literatura</w:t>
       </w:r>
     </w:p>
-    <w:bookmarkStart w:id="14" w:name="X8f48dcd1dff2e71b35b62c21c0808f760806212"/>
+    <w:bookmarkStart w:id="14" w:name="Xe066d4e2bb493e9c62976aeac10eafdcf5b949e"/>
     <w:p>
       <w:pPr>
         <w:pStyle w:val="Heading2"/>
@@ -1911,7 +1911,7 @@
         <w:tab/>
       </w:r>
       <w:r>
-        <w:t xml:space="preserve">Desigualdade racial no mercado de trabalho brasileiro</w:t>
+        <w:t xml:space="preserve">Por que haveria discriminação: as duas teorias</w:t>
       </w:r>
     </w:p>
     <w:p>
@@ -1919,62 +1919,291 @@
         <w:pStyle w:val="FirstParagraph"/>
       </w:pPr>
       <w:r>
-        <w:t xml:space="preserve">Hasenbalg (1979)</w:t>
-      </w:r>
-      <w:r>
-        <w:t xml:space="preserve"> </w:t>
-      </w:r>
-      <w:r>
-        <w:t xml:space="preserve">demonstrou pioneiramente que a desigualdade racial</w:t>
-      </w:r>
-      <w:r>
-        <w:t xml:space="preserve"> </w:t>
-      </w:r>
-      <w:r>
-        <w:t xml:space="preserve">no Brasil não decorre apenas de diferenças históricas de acesso à educação,</w:t>
-      </w:r>
-      <w:r>
-        <w:t xml:space="preserve"> </w:t>
-      </w:r>
-      <w:r>
-        <w:t xml:space="preserve">mas de mecanismos ativos de discriminação no mercado de trabalho que</w:t>
-      </w:r>
-      <w:r>
-        <w:t xml:space="preserve"> </w:t>
-      </w:r>
-      <w:r>
-        <w:t xml:space="preserve">convertem desvantagens sociais em desvantagens econômicas de forma cumulativa.</w:t>
-      </w:r>
-      <w:r>
-        <w:t xml:space="preserve"> </w:t>
-      </w:r>
-      <w:r>
-        <w:t xml:space="preserve">Trabalhos posteriores </w:t>
-      </w:r>
-      <w:r>
-        <w:t xml:space="preserve">(Henriques, 2001; Soares, 2009)</w:t>
-      </w:r>
-      <w:r>
-        <w:t xml:space="preserve"> </w:t>
-      </w:r>
-      <w:r>
-        <w:t xml:space="preserve">confirmaram a</w:t>
-      </w:r>
-      <w:r>
-        <w:t xml:space="preserve"> </w:t>
-      </w:r>
-      <w:r>
-        <w:t xml:space="preserve">persistência dessas diferenças mesmo após controlar por escolaridade,</w:t>
-      </w:r>
-      <w:r>
-        <w:t xml:space="preserve"> </w:t>
-      </w:r>
-      <w:r>
-        <w:t xml:space="preserve">reforçando a hipótese de discriminação estrutural.</w:t>
+        <w:t xml:space="preserve">A economia do trabalho oferece duas explicações concorrentes para um</w:t>
+      </w:r>
+      <w:r>
+        <w:t xml:space="preserve"> </w:t>
+      </w:r>
+      <w:r>
+        <w:t xml:space="preserve">diferencial salarial que sobrevive ao controle de produtividade observável, e</w:t>
+      </w:r>
+      <w:r>
+        <w:t xml:space="preserve"> </w:t>
+      </w:r>
+      <w:r>
+        <w:t xml:space="preserve">elas importam porque implicam políticas distintas.</w:t>
+      </w:r>
+      <w:r>
+        <w:t xml:space="preserve"> </w:t>
+      </w:r>
+      <w:r>
+        <w:t xml:space="preserve">Becker (1957)</w:t>
+      </w:r>
+      <w:r>
+        <w:t xml:space="preserve"> </w:t>
+      </w:r>
+      <w:r>
+        <w:t xml:space="preserve">propôs a discriminação</w:t>
+      </w:r>
+      <w:r>
+        <w:t xml:space="preserve"> </w:t>
+      </w:r>
+      <w:r>
+        <w:rPr>
+          <w:i/>
+          <w:iCs/>
+        </w:rPr>
+        <w:t xml:space="preserve">por preferência</w:t>
+      </w:r>
+      <w:r>
+        <w:t xml:space="preserve">: empregadores,</w:t>
+      </w:r>
+      <w:r>
+        <w:t xml:space="preserve"> </w:t>
+      </w:r>
+      <w:r>
+        <w:t xml:space="preserve">colegas ou clientes têm uma desutilidade em transacionar com o grupo</w:t>
+      </w:r>
+      <w:r>
+        <w:t xml:space="preserve"> </w:t>
+      </w:r>
+      <w:r>
+        <w:t xml:space="preserve">minoritário e, por isso, só o contratam a um salário menor. A previsão desse</w:t>
+      </w:r>
+      <w:r>
+        <w:t xml:space="preserve"> </w:t>
+      </w:r>
+      <w:r>
+        <w:t xml:space="preserve">modelo é que a concorrência erode a discriminação — empresas que discriminam</w:t>
+      </w:r>
+      <w:r>
+        <w:t xml:space="preserve"> </w:t>
+      </w:r>
+      <w:r>
+        <w:t xml:space="preserve">pagam mais caro pela mesma produtividade e tendem a ser expulsas do mercado.</w:t>
+      </w:r>
+      <w:r>
+        <w:t xml:space="preserve"> </w:t>
+      </w:r>
+      <w:r>
+        <w:t xml:space="preserve">Arrow (1973)</w:t>
+      </w:r>
+      <w:r>
+        <w:t xml:space="preserve"> </w:t>
+      </w:r>
+      <w:r>
+        <w:t xml:space="preserve">formalizou a alternativa: a discriminação</w:t>
+      </w:r>
+      <w:r>
+        <w:t xml:space="preserve"> </w:t>
+      </w:r>
+      <w:r>
+        <w:rPr>
+          <w:i/>
+          <w:iCs/>
+        </w:rPr>
+        <w:t xml:space="preserve">estatística</w:t>
+      </w:r>
+      <w:r>
+        <w:t xml:space="preserve">,</w:t>
+      </w:r>
+      <w:r>
+        <w:t xml:space="preserve"> </w:t>
+      </w:r>
+      <w:r>
+        <w:t xml:space="preserve">em que o empregador, diante de informação imperfeita sobre a produtividade</w:t>
+      </w:r>
+      <w:r>
+        <w:t xml:space="preserve"> </w:t>
+      </w:r>
+      <w:r>
+        <w:t xml:space="preserve">individual, usa a raça como sinal da média do grupo. Aqui a concorrência não</w:t>
+      </w:r>
+      <w:r>
+        <w:t xml:space="preserve"> </w:t>
+      </w:r>
+      <w:r>
+        <w:t xml:space="preserve">corrige nada; ao contrário, o equilíbrio se autoconfirma, porque o menor retorno</w:t>
+      </w:r>
+      <w:r>
+        <w:t xml:space="preserve"> </w:t>
+      </w:r>
+      <w:r>
+        <w:t xml:space="preserve">esperado desestimula o investimento em qualificação por parte do grupo</w:t>
+      </w:r>
+      <w:r>
+        <w:t xml:space="preserve"> </w:t>
+      </w:r>
+      <w:r>
+        <w:t xml:space="preserve">discriminado.</w:t>
+      </w:r>
+    </w:p>
+    <w:p>
+      <w:pPr>
+        <w:pStyle w:val="BodyText"/>
+      </w:pPr>
+      <w:r>
+        <w:t xml:space="preserve">A distinção tem consequência direta para a leitura dos resultados deste</w:t>
+      </w:r>
+      <w:r>
+        <w:t xml:space="preserve"> </w:t>
+      </w:r>
+      <w:r>
+        <w:t xml:space="preserve">trabalho. O componente de</w:t>
+      </w:r>
+      <w:r>
+        <w:t xml:space="preserve"> </w:t>
+      </w:r>
+      <w:r>
+        <w:rPr>
+          <w:i/>
+          <w:iCs/>
+        </w:rPr>
+        <w:t xml:space="preserve">retornos</w:t>
+      </w:r>
+      <w:r>
+        <w:t xml:space="preserve"> </w:t>
+      </w:r>
+      <w:r>
+        <w:t xml:space="preserve">da decomposição de Oaxaca–Blinder é</w:t>
+      </w:r>
+      <w:r>
+        <w:t xml:space="preserve"> </w:t>
+      </w:r>
+      <w:r>
+        <w:t xml:space="preserve">compatível com as duas teorias, e os dados observacionais aqui usados não</w:t>
+      </w:r>
+      <w:r>
+        <w:t xml:space="preserve"> </w:t>
+      </w:r>
+      <w:r>
+        <w:t xml:space="preserve">permitem separá-las — uma limitação assumida explicitamente</w:t>
+      </w:r>
+      <w:r>
+        <w:t xml:space="preserve"> </w:t>
+      </w:r>
+      <w:r>
+        <w:t xml:space="preserve">(Seção </w:t>
+      </w:r>
+      <w:hyperlink w:anchor="sec:conclusao">
+        <w:r>
+          <w:rPr>
+            <w:rStyle w:val="Hyperlink"/>
+          </w:rPr>
+          <w:t xml:space="preserve">6</w:t>
+        </w:r>
+      </w:hyperlink>
+      <w:r>
+        <w:t xml:space="preserve">). O que os dados permitem é testar uma implicação</w:t>
+      </w:r>
+      <w:r>
+        <w:t xml:space="preserve"> </w:t>
+      </w:r>
+      <w:r>
+        <w:t xml:space="preserve">comum às duas: se a barreira opera sobretudo no</w:t>
+      </w:r>
+      <w:r>
+        <w:t xml:space="preserve"> </w:t>
+      </w:r>
+      <w:r>
+        <w:rPr>
+          <w:i/>
+          <w:iCs/>
+        </w:rPr>
+        <w:t xml:space="preserve">acesso</w:t>
+      </w:r>
+      <w:r>
+        <w:t xml:space="preserve"> </w:t>
+      </w:r>
+      <w:r>
+        <w:t xml:space="preserve">às ocupações, e</w:t>
+      </w:r>
+      <w:r>
+        <w:t xml:space="preserve"> </w:t>
+      </w:r>
+      <w:r>
+        <w:t xml:space="preserve">não apenas no preço pago dentro delas, então políticas de qualificação isoladas</w:t>
+      </w:r>
+      <w:r>
+        <w:t xml:space="preserve"> </w:t>
+      </w:r>
+      <w:r>
+        <w:t xml:space="preserve">serão insuficientes sob qualquer das duas hipóteses teóricas.</w:t>
+      </w:r>
+    </w:p>
+    <w:p>
+      <w:pPr>
+        <w:pStyle w:val="BodyText"/>
+      </w:pPr>
+      <w:r>
+        <w:t xml:space="preserve">A tradição brasileira acrescenta uma terceira leitura.</w:t>
+      </w:r>
+      <w:r>
+        <w:t xml:space="preserve"> </w:t>
+      </w:r>
+      <w:r>
+        <w:t xml:space="preserve">Almeida (2019)</w:t>
+      </w:r>
+      <w:r>
+        <w:t xml:space="preserve"> </w:t>
+      </w:r>
+      <w:r>
+        <w:t xml:space="preserve">argumenta que o racismo não é desvio individual nem falha informacional, mas</w:t>
+      </w:r>
+      <w:r>
+        <w:t xml:space="preserve"> </w:t>
+      </w:r>
+      <w:r>
+        <w:t xml:space="preserve">processo estrutural: as instituições reproduzem a desigualdade racial por</w:t>
+      </w:r>
+      <w:r>
+        <w:t xml:space="preserve"> </w:t>
+      </w:r>
+      <w:r>
+        <w:t xml:space="preserve">mecanismos que independem da intenção dos agentes — o que desloca a pergunta</w:t>
+      </w:r>
+      <w:r>
+        <w:t xml:space="preserve"> </w:t>
+      </w:r>
+      <w:r>
+        <w:t xml:space="preserve">de</w:t>
+      </w:r>
+      <w:r>
+        <w:t xml:space="preserve"> </w:t>
+      </w:r>
+      <w:r>
+        <w:t xml:space="preserve">“quem discrimina”</w:t>
+      </w:r>
+      <w:r>
+        <w:t xml:space="preserve"> </w:t>
+      </w:r>
+      <w:r>
+        <w:t xml:space="preserve">para</w:t>
+      </w:r>
+      <w:r>
+        <w:t xml:space="preserve"> </w:t>
+      </w:r>
+      <w:r>
+        <w:t xml:space="preserve">“que arranjos produzem o resultado desigual”</w:t>
+      </w:r>
+      <w:r>
+        <w:t xml:space="preserve">. É</w:t>
+      </w:r>
+      <w:r>
+        <w:t xml:space="preserve"> </w:t>
+      </w:r>
+      <w:r>
+        <w:t xml:space="preserve">essa leitura que justifica investigar a segregação residencial e a segregação</w:t>
+      </w:r>
+      <w:r>
+        <w:t xml:space="preserve"> </w:t>
+      </w:r>
+      <w:r>
+        <w:t xml:space="preserve">ocupacional como mecanismos, e não como controles.</w:t>
       </w:r>
     </w:p>
     <w:bookmarkEnd w:id="14"/>
-    <w:bookmarkStart w:id="15" w:name="Xa0acc39481cd79e9e5afa2c41be7694e900c337"/>
+    <w:bookmarkStart w:id="15" w:name="X8f48dcd1dff2e71b35b62c21c0808f760806212"/>
     <w:p>
       <w:pPr>
         <w:pStyle w:val="Heading2"/>
@@ -1989,7 +2218,7 @@
         <w:tab/>
       </w:r>
       <w:r>
-        <w:t xml:space="preserve">Efeitos de vizinhança e segregação residencial</w:t>
+        <w:t xml:space="preserve">Desigualdade racial no mercado de trabalho brasileiro</w:t>
       </w:r>
     </w:p>
     <w:p>
@@ -1997,6 +2226,160 @@
         <w:pStyle w:val="FirstParagraph"/>
       </w:pPr>
       <w:r>
+        <w:t xml:space="preserve">Hasenbalg (1979)</w:t>
+      </w:r>
+      <w:r>
+        <w:t xml:space="preserve"> </w:t>
+      </w:r>
+      <w:r>
+        <w:t xml:space="preserve">demonstrou pioneiramente que a desigualdade racial</w:t>
+      </w:r>
+      <w:r>
+        <w:t xml:space="preserve"> </w:t>
+      </w:r>
+      <w:r>
+        <w:t xml:space="preserve">no Brasil não decorre apenas de diferenças históricas de acesso à educação,</w:t>
+      </w:r>
+      <w:r>
+        <w:t xml:space="preserve"> </w:t>
+      </w:r>
+      <w:r>
+        <w:t xml:space="preserve">mas de mecanismos ativos de discriminação no mercado de trabalho que</w:t>
+      </w:r>
+      <w:r>
+        <w:t xml:space="preserve"> </w:t>
+      </w:r>
+      <w:r>
+        <w:t xml:space="preserve">convertem desvantagens sociais em desvantagens econômicas de forma cumulativa.</w:t>
+      </w:r>
+      <w:r>
+        <w:t xml:space="preserve"> </w:t>
+      </w:r>
+      <w:r>
+        <w:t xml:space="preserve">Henriques (2001)</w:t>
+      </w:r>
+      <w:r>
+        <w:t xml:space="preserve"> </w:t>
+      </w:r>
+      <w:r>
+        <w:t xml:space="preserve">documentou, para a década de 1990, que a escolaridade</w:t>
+      </w:r>
+      <w:r>
+        <w:t xml:space="preserve"> </w:t>
+      </w:r>
+      <w:r>
+        <w:t xml:space="preserve">média de trabalhadores negros era de cerca de dois anos a menos que a de</w:t>
+      </w:r>
+      <w:r>
+        <w:t xml:space="preserve"> </w:t>
+      </w:r>
+      <w:r>
+        <w:t xml:space="preserve">brancos e que essa diferença explicava apenas parte do diferencial de</w:t>
+      </w:r>
+      <w:r>
+        <w:t xml:space="preserve"> </w:t>
+      </w:r>
+      <w:r>
+        <w:t xml:space="preserve">rendimentos.</w:t>
+      </w:r>
+      <w:r>
+        <w:t xml:space="preserve"> </w:t>
+      </w:r>
+      <w:r>
+        <w:t xml:space="preserve">Soares (2009)</w:t>
+      </w:r>
+      <w:r>
+        <w:t xml:space="preserve">, cobrindo 1976–2006, estimou por decomposição</w:t>
+      </w:r>
+      <w:r>
+        <w:t xml:space="preserve"> </w:t>
+      </w:r>
+      <w:r>
+        <w:t xml:space="preserve">que em torno de metade do gap racial de rendimentos não era explicada por</w:t>
+      </w:r>
+      <w:r>
+        <w:t xml:space="preserve"> </w:t>
+      </w:r>
+      <w:r>
+        <w:t xml:space="preserve">características observáveis — parcela que sua análise atribui a</w:t>
+      </w:r>
+      <w:r>
+        <w:t xml:space="preserve"> </w:t>
+      </w:r>
+      <w:r>
+        <w:t xml:space="preserve">discriminação salarial e a diferenças de qualidade da educação recebida. Esses</w:t>
+      </w:r>
+      <w:r>
+        <w:t xml:space="preserve"> </w:t>
+      </w:r>
+      <w:r>
+        <w:t xml:space="preserve">são os parâmetros de referência com que os resultados deste trabalho dialogam</w:t>
+      </w:r>
+      <w:r>
+        <w:t xml:space="preserve"> </w:t>
+      </w:r>
+      <w:r>
+        <w:t xml:space="preserve">na Seção </w:t>
+      </w:r>
+      <w:hyperlink w:anchor="sec:discussao">
+        <w:r>
+          <w:rPr>
+            <w:rStyle w:val="Hyperlink"/>
+          </w:rPr>
+          <w:t xml:space="preserve">5</w:t>
+        </w:r>
+      </w:hyperlink>
+      <w:r>
+        <w:t xml:space="preserve">; a comparação exige cautela, porque a magnitude do</w:t>
+      </w:r>
+      <w:r>
+        <w:t xml:space="preserve"> </w:t>
+      </w:r>
+      <w:r>
+        <w:t xml:space="preserve">componente não explicado depende de quais controles se tratam como dotações</w:t>
+      </w:r>
+      <w:r>
+        <w:t xml:space="preserve"> </w:t>
+      </w:r>
+      <w:r>
+        <w:t xml:space="preserve">(ver Seção </w:t>
+      </w:r>
+      <w:hyperlink w:anchor="subsec:oaxaca_metodo">
+        <w:r>
+          <w:rPr>
+            <w:rStyle w:val="Hyperlink"/>
+          </w:rPr>
+          <w:t xml:space="preserve">3.3</w:t>
+        </w:r>
+      </w:hyperlink>
+      <w:r>
+        <w:t xml:space="preserve">).</w:t>
+      </w:r>
+    </w:p>
+    <w:bookmarkEnd w:id="15"/>
+    <w:bookmarkStart w:id="16" w:name="Xa0acc39481cd79e9e5afa2c41be7694e900c337"/>
+    <w:p>
+      <w:pPr>
+        <w:pStyle w:val="Heading2"/>
+      </w:pPr>
+      <w:r>
+        <w:rPr>
+          <w:rStyle w:val="SectionNumber"/>
+        </w:rPr>
+        <w:t xml:space="preserve">2.3</w:t>
+      </w:r>
+      <w:r>
+        <w:tab/>
+      </w:r>
+      <w:r>
+        <w:t xml:space="preserve">Efeitos de vizinhança e segregação residencial</w:t>
+      </w:r>
+    </w:p>
+    <w:p>
+      <w:pPr>
+        <w:pStyle w:val="FirstParagraph"/>
+      </w:pPr>
+      <w:r>
         <w:t xml:space="preserve">Wilson (1987)</w:t>
       </w:r>
       <w:r>
@@ -2147,8 +2530,8 @@
         <w:t xml:space="preserve">morar em bairros negros.</w:t>
       </w:r>
     </w:p>
-    <w:bookmarkEnd w:id="15"/>
-    <w:bookmarkStart w:id="16" w:name="X1ddc427d24c2d4d60b641d38f5b2ff38c0d007e"/>
+    <w:bookmarkEnd w:id="16"/>
+    <w:bookmarkStart w:id="17" w:name="X1ddc427d24c2d4d60b641d38f5b2ff38c0d007e"/>
     <w:p>
       <w:pPr>
         <w:pStyle w:val="Heading2"/>
@@ -2157,7 +2540,7 @@
         <w:rPr>
           <w:rStyle w:val="SectionNumber"/>
         </w:rPr>
-        <w:t xml:space="preserve">2.3</w:t>
+        <w:t xml:space="preserve">2.4</w:t>
       </w:r>
       <w:r>
         <w:tab/>
@@ -2210,8 +2593,8 @@
         <w:t xml:space="preserve">controlando simultaneamente pelos efeitos individuais.</w:t>
       </w:r>
     </w:p>
-    <w:bookmarkEnd w:id="16"/>
-    <w:bookmarkStart w:id="17" w:name="Xe3429e2996bcc4098ba03776623ee9f18b9c274"/>
+    <w:bookmarkEnd w:id="17"/>
+    <w:bookmarkStart w:id="18" w:name="X34225201ea8f5e8d3f4e0c4b62c65fc0454df59"/>
     <w:p>
       <w:pPr>
         <w:pStyle w:val="Heading2"/>
@@ -2220,13 +2603,13 @@
         <w:rPr>
           <w:rStyle w:val="SectionNumber"/>
         </w:rPr>
-        <w:t xml:space="preserve">2.4</w:t>
+        <w:t xml:space="preserve">2.5</w:t>
       </w:r>
       <w:r>
         <w:tab/>
       </w:r>
       <w:r>
-        <w:t xml:space="preserve">Interpretabilidade em machine learning: SHAP values</w:t>
+        <w:t xml:space="preserve">Decomposições salariais e a distribuição do gap</w:t>
       </w:r>
     </w:p>
     <w:p>
@@ -2234,13 +2617,70 @@
         <w:pStyle w:val="FirstParagraph"/>
       </w:pPr>
       <w:r>
-        <w:t xml:space="preserve">Lundberg; Lee (2017)</w:t>
-      </w:r>
-      <w:r>
-        <w:t xml:space="preserve"> </w:t>
-      </w:r>
-      <w:r>
-        <w:t xml:space="preserve">propuseram os</w:t>
+        <w:t xml:space="preserve">O instrumental que separa</w:t>
+      </w:r>
+      <w:r>
+        <w:t xml:space="preserve"> </w:t>
+      </w:r>
+      <w:r>
+        <w:t xml:space="preserve">“ter características diferentes”</w:t>
+      </w:r>
+      <w:r>
+        <w:t xml:space="preserve"> </w:t>
+      </w:r>
+      <w:r>
+        <w:t xml:space="preserve">de</w:t>
+      </w:r>
+      <w:r>
+        <w:t xml:space="preserve"> </w:t>
+      </w:r>
+      <w:r>
+        <w:t xml:space="preserve">“receber</w:t>
+      </w:r>
+      <w:r>
+        <w:t xml:space="preserve"> </w:t>
+      </w:r>
+      <w:r>
+        <w:t xml:space="preserve">preços diferentes”</w:t>
+      </w:r>
+      <w:r>
+        <w:t xml:space="preserve"> </w:t>
+      </w:r>
+      <w:r>
+        <w:t xml:space="preserve">vem de</w:t>
+      </w:r>
+      <w:r>
+        <w:t xml:space="preserve"> </w:t>
+      </w:r>
+      <w:r>
+        <w:t xml:space="preserve">Oaxaca (1973)</w:t>
+      </w:r>
+      <w:r>
+        <w:t xml:space="preserve"> </w:t>
+      </w:r>
+      <w:r>
+        <w:t xml:space="preserve">e</w:t>
+      </w:r>
+      <w:r>
+        <w:t xml:space="preserve"> </w:t>
+      </w:r>
+      <w:r>
+        <w:t xml:space="preserve">Blinder (1973)</w:t>
+      </w:r>
+      <w:r>
+        <w:t xml:space="preserve">, que</w:t>
+      </w:r>
+      <w:r>
+        <w:t xml:space="preserve"> </w:t>
+      </w:r>
+      <w:r>
+        <w:t xml:space="preserve">propuseram, de forma independente, decompor a diferença de médias entre dois</w:t>
+      </w:r>
+      <w:r>
+        <w:t xml:space="preserve"> </w:t>
+      </w:r>
+      <w:r>
+        <w:t xml:space="preserve">grupos em uma parcela de</w:t>
       </w:r>
       <w:r>
         <w:t xml:space="preserve"> </w:t>
@@ -2250,6 +2690,319 @@
           <w:i/>
           <w:iCs/>
         </w:rPr>
+        <w:t xml:space="preserve">dotações</w:t>
+      </w:r>
+      <w:r>
+        <w:t xml:space="preserve"> </w:t>
+      </w:r>
+      <w:r>
+        <w:t xml:space="preserve">— atribuível a diferenças nas</w:t>
+      </w:r>
+      <w:r>
+        <w:t xml:space="preserve"> </w:t>
+      </w:r>
+      <w:r>
+        <w:t xml:space="preserve">características observáveis — e outra de</w:t>
+      </w:r>
+      <w:r>
+        <w:t xml:space="preserve"> </w:t>
+      </w:r>
+      <w:r>
+        <w:rPr>
+          <w:i/>
+          <w:iCs/>
+        </w:rPr>
+        <w:t xml:space="preserve">retornos</w:t>
+      </w:r>
+      <w:r>
+        <w:t xml:space="preserve">, atribuível a</w:t>
+      </w:r>
+      <w:r>
+        <w:t xml:space="preserve"> </w:t>
+      </w:r>
+      <w:r>
+        <w:t xml:space="preserve">diferenças nos coeficientes com que essas características são remuneradas.</w:t>
+      </w:r>
+      <w:r>
+        <w:t xml:space="preserve"> </w:t>
+      </w:r>
+      <w:r>
+        <w:t xml:space="preserve">Oaxaca; Ransom (1999)</w:t>
+      </w:r>
+      <w:r>
+        <w:t xml:space="preserve"> </w:t>
+      </w:r>
+      <w:r>
+        <w:t xml:space="preserve">mostraram, porém, que a repartição não é única: ela</w:t>
+      </w:r>
+      <w:r>
+        <w:t xml:space="preserve"> </w:t>
+      </w:r>
+      <w:r>
+        <w:t xml:space="preserve">depende de quais variáveis se admite como dotação. Tratar a ocupação como</w:t>
+      </w:r>
+      <w:r>
+        <w:t xml:space="preserve"> </w:t>
+      </w:r>
+      <w:r>
+        <w:t xml:space="preserve">característica do trabalhador desloca para a parcela explicada toda a</w:t>
+      </w:r>
+      <w:r>
+        <w:t xml:space="preserve"> </w:t>
+      </w:r>
+      <w:r>
+        <w:t xml:space="preserve">desigualdade que opera pela porta de entrada da ocupação — razão pela qual</w:t>
+      </w:r>
+      <w:r>
+        <w:t xml:space="preserve"> </w:t>
+      </w:r>
+      <w:r>
+        <w:t xml:space="preserve">este trabalho reporta as duas especificações lado a lado.</w:t>
+      </w:r>
+    </w:p>
+    <w:p>
+      <w:pPr>
+        <w:pStyle w:val="BodyText"/>
+      </w:pPr>
+      <w:r>
+        <w:t xml:space="preserve">A decomposição de médias, contudo, descreve apenas o trabalhador médio.</w:t>
+      </w:r>
+      <w:r>
+        <w:t xml:space="preserve"> </w:t>
+      </w:r>
+      <w:r>
+        <w:t xml:space="preserve">Koenker; Bassett (1978)</w:t>
+      </w:r>
+      <w:r>
+        <w:t xml:space="preserve"> </w:t>
+      </w:r>
+      <w:r>
+        <w:t xml:space="preserve">introduziram a regressão quantílica, que estima o efeito</w:t>
+      </w:r>
+      <w:r>
+        <w:t xml:space="preserve"> </w:t>
+      </w:r>
+      <w:r>
+        <w:t xml:space="preserve">de um regressor em cada ponto da distribuição condicional e permite verificar</w:t>
+      </w:r>
+      <w:r>
+        <w:t xml:space="preserve"> </w:t>
+      </w:r>
+      <w:r>
+        <w:t xml:space="preserve">se a penalidade racial é uniforme ou se cresce rumo ao topo — a formulação</w:t>
+      </w:r>
+      <w:r>
+        <w:t xml:space="preserve"> </w:t>
+      </w:r>
+      <w:r>
+        <w:t xml:space="preserve">estatística do teto de vidro.</w:t>
+      </w:r>
+      <w:r>
+        <w:t xml:space="preserve"> </w:t>
+      </w:r>
+      <w:r>
+        <w:t xml:space="preserve">Firpo; Fortin; Lemieux (2018)</w:t>
+      </w:r>
+      <w:r>
+        <w:t xml:space="preserve"> </w:t>
+      </w:r>
+      <w:r>
+        <w:t xml:space="preserve">estenderam a decomposição para</w:t>
+      </w:r>
+      <w:r>
+        <w:t xml:space="preserve"> </w:t>
+      </w:r>
+      <w:r>
+        <w:t xml:space="preserve">quantis</w:t>
+      </w:r>
+      <w:r>
+        <w:t xml:space="preserve"> </w:t>
+      </w:r>
+      <w:r>
+        <w:rPr>
+          <w:i/>
+          <w:iCs/>
+        </w:rPr>
+        <w:t xml:space="preserve">incondicionais</w:t>
+      </w:r>
+      <w:r>
+        <w:t xml:space="preserve"> </w:t>
+      </w:r>
+      <w:r>
+        <w:t xml:space="preserve">por meio de regressões da função de influência</w:t>
+      </w:r>
+      <w:r>
+        <w:t xml:space="preserve"> </w:t>
+      </w:r>
+      <w:r>
+        <w:t xml:space="preserve">recentrada (RIF), respondendo a uma pergunta distinta: de que é feito o gap em</w:t>
+      </w:r>
+      <w:r>
+        <w:t xml:space="preserve"> </w:t>
+      </w:r>
+      <w:r>
+        <w:t xml:space="preserve">um dado ponto da distribuição de renda do país, e não da distribuição</w:t>
+      </w:r>
+      <w:r>
+        <w:t xml:space="preserve"> </w:t>
+      </w:r>
+      <w:r>
+        <w:t xml:space="preserve">condicional a um perfil. As duas leituras são complementares e, como se verá,</w:t>
+      </w:r>
+      <w:r>
+        <w:t xml:space="preserve"> </w:t>
+      </w:r>
+      <w:r>
+        <w:t xml:space="preserve">apontam para padrões aparentemente opostos que descrevem o mesmo fenômeno</w:t>
+      </w:r>
+      <w:r>
+        <w:t xml:space="preserve"> </w:t>
+      </w:r>
+      <w:r>
+        <w:t xml:space="preserve">(Seção </w:t>
+      </w:r>
+      <w:hyperlink w:anchor="subsec:qr_rif">
+        <w:r>
+          <w:rPr>
+            <w:rStyle w:val="Hyperlink"/>
+          </w:rPr>
+          <w:t xml:space="preserve">4.5</w:t>
+        </w:r>
+      </w:hyperlink>
+      <w:r>
+        <w:t xml:space="preserve">).</w:t>
+      </w:r>
+    </w:p>
+    <w:bookmarkEnd w:id="18"/>
+    <w:bookmarkStart w:id="19" w:name="interseccionalidade"/>
+    <w:p>
+      <w:pPr>
+        <w:pStyle w:val="Heading2"/>
+      </w:pPr>
+      <w:r>
+        <w:rPr>
+          <w:rStyle w:val="SectionNumber"/>
+        </w:rPr>
+        <w:t xml:space="preserve">2.6</w:t>
+      </w:r>
+      <w:r>
+        <w:tab/>
+      </w:r>
+      <w:r>
+        <w:t xml:space="preserve">Interseccionalidade</w:t>
+      </w:r>
+    </w:p>
+    <w:p>
+      <w:pPr>
+        <w:pStyle w:val="FirstParagraph"/>
+      </w:pPr>
+      <w:r>
+        <w:t xml:space="preserve">Crenshaw (1989)</w:t>
+      </w:r>
+      <w:r>
+        <w:t xml:space="preserve"> </w:t>
+      </w:r>
+      <w:r>
+        <w:t xml:space="preserve">cunhou o conceito de interseccionalidade a partir da</w:t>
+      </w:r>
+      <w:r>
+        <w:t xml:space="preserve"> </w:t>
+      </w:r>
+      <w:r>
+        <w:t xml:space="preserve">constatação de que a experiência de mulheres negras não é descrita pela soma</w:t>
+      </w:r>
+      <w:r>
+        <w:t xml:space="preserve"> </w:t>
+      </w:r>
+      <w:r>
+        <w:t xml:space="preserve">das categorias</w:t>
+      </w:r>
+      <w:r>
+        <w:t xml:space="preserve"> </w:t>
+      </w:r>
+      <w:r>
+        <w:t xml:space="preserve">“mulher”</w:t>
+      </w:r>
+      <w:r>
+        <w:t xml:space="preserve"> </w:t>
+      </w:r>
+      <w:r>
+        <w:t xml:space="preserve">e</w:t>
+      </w:r>
+      <w:r>
+        <w:t xml:space="preserve"> </w:t>
+      </w:r>
+      <w:r>
+        <w:t xml:space="preserve">“negra”</w:t>
+      </w:r>
+      <w:r>
+        <w:t xml:space="preserve">: há um efeito próprio da posição na</w:t>
+      </w:r>
+      <w:r>
+        <w:t xml:space="preserve"> </w:t>
+      </w:r>
+      <w:r>
+        <w:t xml:space="preserve">interseção dos eixos, que análises que tratam raça e gênero separadamente não</w:t>
+      </w:r>
+      <w:r>
+        <w:t xml:space="preserve"> </w:t>
+      </w:r>
+      <w:r>
+        <w:t xml:space="preserve">capturam. Empiricamente, isso implica testar se o diferencial do grupo excede a</w:t>
+      </w:r>
+      <w:r>
+        <w:t xml:space="preserve"> </w:t>
+      </w:r>
+      <w:r>
+        <w:t xml:space="preserve">soma dos diferenciais isolados — e, portanto, se políticas desenhadas para um</w:t>
+      </w:r>
+      <w:r>
+        <w:t xml:space="preserve"> </w:t>
+      </w:r>
+      <w:r>
+        <w:t xml:space="preserve">eixo de cada vez deixam de fora justamente quem está na interseção.</w:t>
+      </w:r>
+    </w:p>
+    <w:bookmarkEnd w:id="19"/>
+    <w:bookmarkStart w:id="20" w:name="Xe3429e2996bcc4098ba03776623ee9f18b9c274"/>
+    <w:p>
+      <w:pPr>
+        <w:pStyle w:val="Heading2"/>
+      </w:pPr>
+      <w:r>
+        <w:rPr>
+          <w:rStyle w:val="SectionNumber"/>
+        </w:rPr>
+        <w:t xml:space="preserve">2.7</w:t>
+      </w:r>
+      <w:r>
+        <w:tab/>
+      </w:r>
+      <w:r>
+        <w:t xml:space="preserve">Interpretabilidade em machine learning: SHAP values</w:t>
+      </w:r>
+    </w:p>
+    <w:p>
+      <w:pPr>
+        <w:pStyle w:val="FirstParagraph"/>
+      </w:pPr>
+      <w:r>
+        <w:t xml:space="preserve">Lundberg; Lee (2017)</w:t>
+      </w:r>
+      <w:r>
+        <w:t xml:space="preserve"> </w:t>
+      </w:r>
+      <w:r>
+        <w:t xml:space="preserve">propuseram os</w:t>
+      </w:r>
+      <w:r>
+        <w:t xml:space="preserve"> </w:t>
+      </w:r>
+      <w:r>
+        <w:rPr>
+          <w:i/>
+          <w:iCs/>
+        </w:rPr>
         <w:t xml:space="preserve">SHapley Additive exPlanations</w:t>
       </w:r>
       <w:r>
@@ -2295,9 +3048,9 @@
         <w:t xml:space="preserve">a interpretação dos coeficientes do HLM.</w:t>
       </w:r>
     </w:p>
-    <w:bookmarkEnd w:id="17"/>
-    <w:bookmarkEnd w:id="18"/>
-    <w:bookmarkStart w:id="24" w:name="sec:metodologia"/>
+    <w:bookmarkEnd w:id="20"/>
+    <w:bookmarkEnd w:id="21"/>
+    <w:bookmarkStart w:id="31" w:name="sec:metodologia"/>
     <w:p>
       <w:pPr>
         <w:pStyle w:val="Heading1"/>
@@ -2315,7 +3068,7 @@
         <w:t xml:space="preserve">Dados e Metodologia</w:t>
       </w:r>
     </w:p>
-    <w:bookmarkStart w:id="20" w:name="base-de-dados-pnad-contínua-20162025"/>
+    <w:bookmarkStart w:id="23" w:name="base-de-dados-pnad-contínua-20162025"/>
     <w:p>
       <w:pPr>
         <w:pStyle w:val="Heading2"/>
@@ -2600,7 +3353,7 @@
         <w:t xml:space="preserve">.</w:t>
       </w:r>
     </w:p>
-    <w:bookmarkStart w:id="19" w:name="tab:balanceamento"/>
+    <w:bookmarkStart w:id="22" w:name="tab:balanceamento"/>
     <w:p>
       <w:pPr>
         <w:pStyle w:val="TableCaption"/>
@@ -4118,7 +4871,7 @@
         </w:tc>
       </w:tr>
     </w:tbl>
-    <w:bookmarkEnd w:id="19"/>
+    <w:bookmarkEnd w:id="22"/>
     <w:p>
       <w:pPr>
         <w:pStyle w:val="BodyText"/>
@@ -4172,8 +4925,8 @@
         <w:t xml:space="preserve">regiões da amostra onde só existe um dos grupos.</w:t>
       </w:r>
     </w:p>
-    <w:bookmarkEnd w:id="20"/>
-    <w:bookmarkStart w:id="21" w:name="subsec:hlm"/>
+    <w:bookmarkEnd w:id="23"/>
+    <w:bookmarkStart w:id="24" w:name="subsec:hlm"/>
     <w:p>
       <w:pPr>
         <w:pStyle w:val="Heading2"/>
@@ -5774,8 +6527,8 @@
         <w:t xml:space="preserve">ICC idêntico até a quarta casa). A</w:t>
       </w:r>
     </w:p>
-    <w:bookmarkEnd w:id="21"/>
-    <w:bookmarkStart w:id="22" w:name="subsec:inferencia"/>
+    <w:bookmarkEnd w:id="24"/>
+    <w:bookmarkStart w:id="25" w:name="subsec:oaxaca_metodo"/>
     <w:p>
       <w:pPr>
         <w:pStyle w:val="Heading2"/>
@@ -5785,6 +6538,941 @@
           <w:rStyle w:val="SectionNumber"/>
         </w:rPr>
         <w:t xml:space="preserve">3.3</w:t>
+      </w:r>
+      <w:r>
+        <w:tab/>
+      </w:r>
+      <w:r>
+        <w:t xml:space="preserve">Decomposição de Oaxaca–Blinder</w:t>
+      </w:r>
+    </w:p>
+    <w:p>
+      <w:pPr>
+        <w:pStyle w:val="FirstParagraph"/>
+      </w:pPr>
+      <w:r>
+        <w:t xml:space="preserve">Estimam-se equações de rendimento separadas para brancos e negros e</w:t>
+      </w:r>
+      <w:r>
+        <w:t xml:space="preserve"> </w:t>
+      </w:r>
+      <w:r>
+        <w:t xml:space="preserve">decompõe-se a diferença de médias na forma</w:t>
+      </w:r>
+      <w:r>
+        <w:t xml:space="preserve"> </w:t>
+      </w:r>
+      <w:r>
+        <w:rPr>
+          <w:i/>
+          <w:iCs/>
+        </w:rPr>
+        <w:t xml:space="preserve">twofold</w:t>
+      </w:r>
+      <w:r>
+        <w:t xml:space="preserve"> </w:t>
+      </w:r>
+      <w:r>
+        <w:t xml:space="preserve">(Blinder, 1973; Oaxaca, 1973)</w:t>
+      </w:r>
+      <w:r>
+        <w:t xml:space="preserve">, tomando a estrutura de preços dos brancos como</w:t>
+      </w:r>
+      <w:r>
+        <w:t xml:space="preserve"> </w:t>
+      </w:r>
+      <w:r>
+        <w:t xml:space="preserve">referência não discriminatória:</w:t>
+      </w:r>
+      <w:r>
+        <w:t xml:space="preserve"> </w:t>
+      </w:r>
+      <m:oMath>
+        <m:r>
+          <m:rPr>
+            <m:sty m:val="p"/>
+          </m:rPr>
+          <m:t>ln</m:t>
+        </m:r>
+        <m:sSub>
+          <m:e>
+            <m:acc>
+              <m:accPr>
+                <m:chr m:val="‾"/>
+              </m:accPr>
+              <m:e>
+                <m:r>
+                  <m:t>W</m:t>
+                </m:r>
+              </m:e>
+            </m:acc>
+          </m:e>
+          <m:sub>
+            <m:r>
+              <m:t>B</m:t>
+            </m:r>
+          </m:sub>
+        </m:sSub>
+        <m:r>
+          <m:rPr>
+            <m:sty m:val="p"/>
+          </m:rPr>
+          <m:t>−</m:t>
+        </m:r>
+        <m:r>
+          <m:rPr>
+            <m:sty m:val="p"/>
+          </m:rPr>
+          <m:t>ln</m:t>
+        </m:r>
+        <m:sSub>
+          <m:e>
+            <m:acc>
+              <m:accPr>
+                <m:chr m:val="‾"/>
+              </m:accPr>
+              <m:e>
+                <m:r>
+                  <m:t>W</m:t>
+                </m:r>
+              </m:e>
+            </m:acc>
+          </m:e>
+          <m:sub>
+            <m:r>
+              <m:t>N</m:t>
+            </m:r>
+          </m:sub>
+        </m:sSub>
+        <m:r>
+          <m:rPr>
+            <m:sty m:val="p"/>
+          </m:rPr>
+          <m:t>=</m:t>
+        </m:r>
+        <m:r>
+          <m:rPr>
+            <m:sty m:val="p"/>
+          </m:rPr>
+          <m:t>(</m:t>
+        </m:r>
+        <m:sSub>
+          <m:e>
+            <m:acc>
+              <m:accPr>
+                <m:chr m:val="‾"/>
+              </m:accPr>
+              <m:e>
+                <m:r>
+                  <m:t>X</m:t>
+                </m:r>
+              </m:e>
+            </m:acc>
+          </m:e>
+          <m:sub>
+            <m:r>
+              <m:t>B</m:t>
+            </m:r>
+          </m:sub>
+        </m:sSub>
+        <m:r>
+          <m:rPr>
+            <m:sty m:val="p"/>
+          </m:rPr>
+          <m:t>−</m:t>
+        </m:r>
+        <m:sSub>
+          <m:e>
+            <m:acc>
+              <m:accPr>
+                <m:chr m:val="‾"/>
+              </m:accPr>
+              <m:e>
+                <m:r>
+                  <m:t>X</m:t>
+                </m:r>
+              </m:e>
+            </m:acc>
+          </m:e>
+          <m:sub>
+            <m:r>
+              <m:t>N</m:t>
+            </m:r>
+          </m:sub>
+        </m:sSub>
+        <m:sSup>
+          <m:e>
+            <m:r>
+              <m:rPr>
+                <m:sty m:val="p"/>
+              </m:rPr>
+              <m:t>)</m:t>
+            </m:r>
+          </m:e>
+          <m:sup>
+            <m:r>
+              <m:rPr>
+                <m:sty m:val="p"/>
+              </m:rPr>
+              <m:t>′</m:t>
+            </m:r>
+          </m:sup>
+        </m:sSup>
+        <m:sSub>
+          <m:e>
+            <m:acc>
+              <m:accPr>
+                <m:chr m:val="̂"/>
+              </m:accPr>
+              <m:e>
+                <m:r>
+                  <m:t>β</m:t>
+                </m:r>
+              </m:e>
+            </m:acc>
+          </m:e>
+          <m:sub>
+            <m:r>
+              <m:t>B</m:t>
+            </m:r>
+          </m:sub>
+        </m:sSub>
+        <m:r>
+          <m:rPr>
+            <m:sty m:val="p"/>
+          </m:rPr>
+          <m:t>+</m:t>
+        </m:r>
+        <m:sSubSup>
+          <m:e>
+            <m:acc>
+              <m:accPr>
+                <m:chr m:val="‾"/>
+              </m:accPr>
+              <m:e>
+                <m:r>
+                  <m:t>X</m:t>
+                </m:r>
+              </m:e>
+            </m:acc>
+          </m:e>
+          <m:sub>
+            <m:r>
+              <m:t>N</m:t>
+            </m:r>
+          </m:sub>
+          <m:sup>
+            <m:r>
+              <m:rPr>
+                <m:sty m:val="p"/>
+              </m:rPr>
+              <m:t>′</m:t>
+            </m:r>
+          </m:sup>
+        </m:sSubSup>
+        <m:r>
+          <m:rPr>
+            <m:sty m:val="p"/>
+          </m:rPr>
+          <m:t>(</m:t>
+        </m:r>
+        <m:sSub>
+          <m:e>
+            <m:acc>
+              <m:accPr>
+                <m:chr m:val="̂"/>
+              </m:accPr>
+              <m:e>
+                <m:r>
+                  <m:t>β</m:t>
+                </m:r>
+              </m:e>
+            </m:acc>
+          </m:e>
+          <m:sub>
+            <m:r>
+              <m:t>B</m:t>
+            </m:r>
+          </m:sub>
+        </m:sSub>
+        <m:r>
+          <m:rPr>
+            <m:sty m:val="p"/>
+          </m:rPr>
+          <m:t>−</m:t>
+        </m:r>
+        <m:sSub>
+          <m:e>
+            <m:acc>
+              <m:accPr>
+                <m:chr m:val="̂"/>
+              </m:accPr>
+              <m:e>
+                <m:r>
+                  <m:t>β</m:t>
+                </m:r>
+              </m:e>
+            </m:acc>
+          </m:e>
+          <m:sub>
+            <m:r>
+              <m:t>N</m:t>
+            </m:r>
+          </m:sub>
+        </m:sSub>
+        <m:r>
+          <m:rPr>
+            <m:sty m:val="p"/>
+          </m:rPr>
+          <m:t>)</m:t>
+        </m:r>
+      </m:oMath>
+      <w:r>
+        <w:t xml:space="preserve">, em que o primeiro termo é a parcela de</w:t>
+      </w:r>
+      <w:r>
+        <w:t xml:space="preserve"> </w:t>
+      </w:r>
+      <w:r>
+        <w:t xml:space="preserve">dotações e o segundo, a de retornos. Duas especificações são reportadas:</w:t>
+      </w:r>
+      <w:r>
+        <w:t xml:space="preserve"> </w:t>
+      </w:r>
+      <w:r>
+        <w:t xml:space="preserve">(A) apenas capital humano e contexto de bairro, comparável à literatura; e</w:t>
+      </w:r>
+      <w:r>
+        <w:t xml:space="preserve"> </w:t>
+      </w:r>
+      <w:r>
+        <w:t xml:space="preserve">(B) acrescentando horas, formalidade e grupo ocupacional como dotações. Como</w:t>
+      </w:r>
+      <w:r>
+        <w:t xml:space="preserve"> </w:t>
+      </w:r>
+      <w:r>
+        <w:t xml:space="preserve">adverte</w:t>
+      </w:r>
+      <w:r>
+        <w:t xml:space="preserve"> </w:t>
+      </w:r>
+      <w:r>
+        <w:t xml:space="preserve">Oaxaca; Ransom (1999)</w:t>
+      </w:r>
+      <w:r>
+        <w:t xml:space="preserve">, a especificação (B) subestima a</w:t>
+      </w:r>
+      <w:r>
+        <w:t xml:space="preserve"> </w:t>
+      </w:r>
+      <w:r>
+        <w:t xml:space="preserve">discriminação total, porque a segregação ocupacional é ela própria seu</w:t>
+      </w:r>
+      <w:r>
+        <w:t xml:space="preserve"> </w:t>
+      </w:r>
+      <w:r>
+        <w:t xml:space="preserve">produto — por isso ela é lida como limite inferior, e não como a estimativa</w:t>
+      </w:r>
+      <w:r>
+        <w:t xml:space="preserve"> </w:t>
+      </w:r>
+      <w:r>
+        <w:t xml:space="preserve">preferida. Os erros-padrão vêm de bootstrap em blocos de UPA, e não da fórmula</w:t>
+      </w:r>
+      <w:r>
+        <w:t xml:space="preserve"> </w:t>
+      </w:r>
+      <w:r>
+        <w:t xml:space="preserve">analítica, que pressupõe independência entre observações</w:t>
+      </w:r>
+      <w:r>
+        <w:t xml:space="preserve"> </w:t>
+      </w:r>
+      <w:r>
+        <w:t xml:space="preserve">(Cameron; Gelbach; Miller, 2008)</w:t>
+      </w:r>
+      <w:r>
+        <w:t xml:space="preserve">.</w:t>
+      </w:r>
+    </w:p>
+    <w:bookmarkEnd w:id="25"/>
+    <w:bookmarkStart w:id="26" w:name="regressão-quantílica-e-decomposição-rif"/>
+    <w:p>
+      <w:pPr>
+        <w:pStyle w:val="Heading2"/>
+      </w:pPr>
+      <w:r>
+        <w:rPr>
+          <w:rStyle w:val="SectionNumber"/>
+        </w:rPr>
+        <w:t xml:space="preserve">3.4</w:t>
+      </w:r>
+      <w:r>
+        <w:tab/>
+      </w:r>
+      <w:r>
+        <w:t xml:space="preserve">Regressão quantílica e decomposição RIF</w:t>
+      </w:r>
+    </w:p>
+    <w:p>
+      <w:pPr>
+        <w:pStyle w:val="FirstParagraph"/>
+      </w:pPr>
+      <w:r>
+        <w:t xml:space="preserve">A regressão quantílica</w:t>
+      </w:r>
+      <w:r>
+        <w:t xml:space="preserve"> </w:t>
+      </w:r>
+      <w:r>
+        <w:t xml:space="preserve">(Koenker; Bassett, 1978)</w:t>
+      </w:r>
+      <w:r>
+        <w:t xml:space="preserve"> </w:t>
+      </w:r>
+      <w:r>
+        <w:t xml:space="preserve">estima</w:t>
+      </w:r>
+      <w:r>
+        <w:t xml:space="preserve"> </w:t>
+      </w:r>
+      <m:oMath>
+        <m:acc>
+          <m:accPr>
+            <m:chr m:val="̂"/>
+          </m:accPr>
+          <m:e>
+            <m:r>
+              <m:t>β</m:t>
+            </m:r>
+          </m:e>
+        </m:acc>
+        <m:r>
+          <m:rPr>
+            <m:sty m:val="p"/>
+          </m:rPr>
+          <m:t>(</m:t>
+        </m:r>
+        <m:r>
+          <m:t>τ</m:t>
+        </m:r>
+        <m:r>
+          <m:rPr>
+            <m:sty m:val="p"/>
+          </m:rPr>
+          <m:t>)</m:t>
+        </m:r>
+      </m:oMath>
+      <w:r>
+        <w:t xml:space="preserve"> </w:t>
+      </w:r>
+      <w:r>
+        <w:t xml:space="preserve">em cinco</w:t>
+      </w:r>
+      <w:r>
+        <w:t xml:space="preserve"> </w:t>
+      </w:r>
+      <w:r>
+        <w:t xml:space="preserve">pontos da distribuição condicional (</w:t>
+      </w:r>
+      <m:oMath>
+        <m:r>
+          <m:t>τ</m:t>
+        </m:r>
+        <m:r>
+          <m:rPr>
+            <m:sty m:val="p"/>
+          </m:rPr>
+          <m:t>∈</m:t>
+        </m:r>
+        <m:r>
+          <m:rPr>
+            <m:sty m:val="p"/>
+          </m:rPr>
+          <m:t>{</m:t>
+        </m:r>
+        <m:r>
+          <m:t>0</m:t>
+        </m:r>
+        <m:r>
+          <m:rPr>
+            <m:sty m:val="p"/>
+          </m:rPr>
+          <m:t>,</m:t>
+        </m:r>
+        <m:r>
+          <m:t>10</m:t>
+        </m:r>
+        <m:r>
+          <m:rPr>
+            <m:sty m:val="p"/>
+          </m:rPr>
+          <m:t>;</m:t>
+        </m:r>
+        <m:r>
+          <m:t> </m:t>
+        </m:r>
+        <m:r>
+          <m:t>0</m:t>
+        </m:r>
+        <m:r>
+          <m:rPr>
+            <m:sty m:val="p"/>
+          </m:rPr>
+          <m:t>,</m:t>
+        </m:r>
+        <m:r>
+          <m:t>25</m:t>
+        </m:r>
+        <m:r>
+          <m:rPr>
+            <m:sty m:val="p"/>
+          </m:rPr>
+          <m:t>;</m:t>
+        </m:r>
+        <m:r>
+          <m:t> </m:t>
+        </m:r>
+        <m:r>
+          <m:t>0</m:t>
+        </m:r>
+        <m:r>
+          <m:rPr>
+            <m:sty m:val="p"/>
+          </m:rPr>
+          <m:t>,</m:t>
+        </m:r>
+        <m:r>
+          <m:t>50</m:t>
+        </m:r>
+        <m:r>
+          <m:rPr>
+            <m:sty m:val="p"/>
+          </m:rPr>
+          <m:t>;</m:t>
+        </m:r>
+        <m:r>
+          <m:t> </m:t>
+        </m:r>
+        <m:r>
+          <m:t>0</m:t>
+        </m:r>
+        <m:r>
+          <m:rPr>
+            <m:sty m:val="p"/>
+          </m:rPr>
+          <m:t>,</m:t>
+        </m:r>
+        <m:r>
+          <m:t>75</m:t>
+        </m:r>
+        <m:r>
+          <m:rPr>
+            <m:sty m:val="p"/>
+          </m:rPr>
+          <m:t>;</m:t>
+        </m:r>
+        <m:r>
+          <m:t> </m:t>
+        </m:r>
+        <m:r>
+          <m:t>0</m:t>
+        </m:r>
+        <m:r>
+          <m:rPr>
+            <m:sty m:val="p"/>
+          </m:rPr>
+          <m:t>,</m:t>
+        </m:r>
+        <m:r>
+          <m:t>90</m:t>
+        </m:r>
+        <m:r>
+          <m:rPr>
+            <m:sty m:val="p"/>
+          </m:rPr>
+          <m:t>}</m:t>
+        </m:r>
+      </m:oMath>
+      <w:r>
+        <w:t xml:space="preserve">), permitindo testar se a penalidade racial é constante ao</w:t>
+      </w:r>
+      <w:r>
+        <w:t xml:space="preserve"> </w:t>
+      </w:r>
+      <w:r>
+        <w:t xml:space="preserve">longo da distribuição. O teste de igualdade entre os quantis extremos usa</w:t>
+      </w:r>
+      <w:r>
+        <w:t xml:space="preserve"> </w:t>
+      </w:r>
+      <w:r>
+        <w:t xml:space="preserve">bootstrap</w:t>
+      </w:r>
+      <w:r>
+        <w:t xml:space="preserve"> </w:t>
+      </w:r>
+      <w:r>
+        <w:rPr>
+          <w:i/>
+          <w:iCs/>
+        </w:rPr>
+        <w:t xml:space="preserve">m-out-of-n</w:t>
+      </w:r>
+      <w:r>
+        <w:t xml:space="preserve"> </w:t>
+      </w:r>
+      <w:r>
+        <w:t xml:space="preserve">em blocos de UPA, com reescala</w:t>
+      </w:r>
+      <w:r>
+        <w:t xml:space="preserve"> </w:t>
+      </w:r>
+      <m:oMath>
+        <m:rad>
+          <m:radPr>
+            <m:degHide m:val="on"/>
+          </m:radPr>
+          <m:deg/>
+          <m:e>
+            <m:r>
+              <m:t>m</m:t>
+            </m:r>
+            <m:r>
+              <m:rPr>
+                <m:sty m:val="p"/>
+              </m:rPr>
+              <m:t>/</m:t>
+            </m:r>
+            <m:r>
+              <m:t>G</m:t>
+            </m:r>
+          </m:e>
+        </m:rad>
+      </m:oMath>
+      <w:r>
+        <w:t xml:space="preserve"> </w:t>
+      </w:r>
+      <w:r>
+        <w:t xml:space="preserve">(Bickel; Sakov, 2008)</w:t>
+      </w:r>
+      <w:r>
+        <w:t xml:space="preserve"> </w:t>
+      </w:r>
+      <w:r>
+        <w:t xml:space="preserve">— necessária porque reamostrar todas as 40.969 UPAs a cada</w:t>
+      </w:r>
+      <w:r>
+        <w:t xml:space="preserve"> </w:t>
+      </w:r>
+      <w:r>
+        <w:t xml:space="preserve">réplica seria proibitivo com 7,7 milhões de observações.</w:t>
+      </w:r>
+      <w:r>
+        <w:t xml:space="preserve"> </w:t>
+      </w:r>
+      <w:r>
+        <w:t xml:space="preserve">Complementarmente, a decomposição RIF</w:t>
+      </w:r>
+      <w:r>
+        <w:t xml:space="preserve"> </w:t>
+      </w:r>
+      <w:r>
+        <w:t xml:space="preserve">(Firpo; Fortin; Lemieux, 2018)</w:t>
+      </w:r>
+      <w:r>
+        <w:t xml:space="preserve"> </w:t>
+      </w:r>
+      <w:r>
+        <w:t xml:space="preserve">é aplicada aos quantis</w:t>
+      </w:r>
+      <w:r>
+        <w:t xml:space="preserve"> </w:t>
+      </w:r>
+      <w:r>
+        <w:t xml:space="preserve">incondicionais da distribuição de renda, separando dotações e retornos em cada</w:t>
+      </w:r>
+      <w:r>
+        <w:t xml:space="preserve"> </w:t>
+      </w:r>
+      <w:r>
+        <w:t xml:space="preserve">ponto.</w:t>
+      </w:r>
+    </w:p>
+    <w:bookmarkEnd w:id="26"/>
+    <w:bookmarkStart w:id="27" w:name="modelo-logístico-multinível-de-acesso"/>
+    <w:p>
+      <w:pPr>
+        <w:pStyle w:val="Heading2"/>
+      </w:pPr>
+      <w:r>
+        <w:rPr>
+          <w:rStyle w:val="SectionNumber"/>
+        </w:rPr>
+        <w:t xml:space="preserve">3.5</w:t>
+      </w:r>
+      <w:r>
+        <w:tab/>
+      </w:r>
+      <w:r>
+        <w:t xml:space="preserve">Modelo logístico multinível de acesso</w:t>
+      </w:r>
+    </w:p>
+    <w:p>
+      <w:pPr>
+        <w:pStyle w:val="FirstParagraph"/>
+      </w:pPr>
+      <w:r>
+        <w:t xml:space="preserve">A barreira de entrada é modelada por um GLMM logístico com intercepto</w:t>
+      </w:r>
+      <w:r>
+        <w:t xml:space="preserve"> </w:t>
+      </w:r>
+      <w:r>
+        <w:t xml:space="preserve">aleatório de UPA, estimado por</w:t>
+      </w:r>
+      <w:r>
+        <w:t xml:space="preserve"> </w:t>
+      </w:r>
+      <w:r>
+        <w:rPr>
+          <w:rStyle w:val="VerbatimChar"/>
+        </w:rPr>
+        <w:t xml:space="preserve">lme4::glmer</w:t>
+      </w:r>
+      <w:r>
+        <w:t xml:space="preserve"> </w:t>
+      </w:r>
+      <w:r>
+        <w:t xml:space="preserve">em R, para três desfechos</w:t>
+      </w:r>
+      <w:r>
+        <w:t xml:space="preserve"> </w:t>
+      </w:r>
+      <w:r>
+        <w:t xml:space="preserve">binários: ocupar cargo qualificado (grupos CBO 1–4), estar no quintil superior</w:t>
+      </w:r>
+      <w:r>
+        <w:t xml:space="preserve"> </w:t>
+      </w:r>
+      <w:r>
+        <w:t xml:space="preserve">e estar no decil superior da renda. A estrutura multinível é a mesma do HLM</w:t>
+      </w:r>
+      <w:r>
+        <w:t xml:space="preserve"> </w:t>
+      </w:r>
+      <w:r>
+        <w:t xml:space="preserve">(Raudenbush; Bryk, 2002)</w:t>
+      </w:r>
+      <w:r>
+        <w:t xml:space="preserve">, agora com função de ligação logit; o ICC do nível de</w:t>
+      </w:r>
+      <w:r>
+        <w:t xml:space="preserve"> </w:t>
+      </w:r>
+      <w:r>
+        <w:t xml:space="preserve">bairro é calculado por</w:t>
+      </w:r>
+      <w:r>
+        <w:t xml:space="preserve"> </w:t>
+      </w:r>
+      <m:oMath>
+        <m:sSup>
+          <m:e>
+            <m:r>
+              <m:t>τ</m:t>
+            </m:r>
+          </m:e>
+          <m:sup>
+            <m:r>
+              <m:t>2</m:t>
+            </m:r>
+          </m:sup>
+        </m:sSup>
+        <m:r>
+          <m:rPr>
+            <m:sty m:val="p"/>
+          </m:rPr>
+          <m:t>/</m:t>
+        </m:r>
+        <m:r>
+          <m:rPr>
+            <m:sty m:val="p"/>
+          </m:rPr>
+          <m:t>(</m:t>
+        </m:r>
+        <m:sSup>
+          <m:e>
+            <m:r>
+              <m:t>τ</m:t>
+            </m:r>
+          </m:e>
+          <m:sup>
+            <m:r>
+              <m:t>2</m:t>
+            </m:r>
+          </m:sup>
+        </m:sSup>
+        <m:r>
+          <m:rPr>
+            <m:sty m:val="p"/>
+          </m:rPr>
+          <m:t>+</m:t>
+        </m:r>
+        <m:sSup>
+          <m:e>
+            <m:r>
+              <m:t>π</m:t>
+            </m:r>
+          </m:e>
+          <m:sup>
+            <m:r>
+              <m:t>2</m:t>
+            </m:r>
+          </m:sup>
+        </m:sSup>
+        <m:r>
+          <m:rPr>
+            <m:sty m:val="p"/>
+          </m:rPr>
+          <m:t>/</m:t>
+        </m:r>
+        <m:r>
+          <m:t>3</m:t>
+        </m:r>
+        <m:r>
+          <m:rPr>
+            <m:sty m:val="p"/>
+          </m:rPr>
+          <m:t>)</m:t>
+        </m:r>
+      </m:oMath>
+      <w:r>
+        <w:t xml:space="preserve">, a formulação de variância</w:t>
+      </w:r>
+      <w:r>
+        <w:t xml:space="preserve"> </w:t>
+      </w:r>
+      <w:r>
+        <w:t xml:space="preserve">latente apropriada ao modelo logístico. Além da razão de chances, reporta-se o</w:t>
+      </w:r>
+      <w:r>
+        <w:t xml:space="preserve"> </w:t>
+      </w:r>
+      <w:r>
+        <w:t xml:space="preserve">efeito marginal médio em pontos percentuais, porque a razão de chances não é</w:t>
+      </w:r>
+      <w:r>
+        <w:t xml:space="preserve"> </w:t>
+      </w:r>
+      <w:r>
+        <w:t xml:space="preserve">interpretável como diferença de probabilidade.</w:t>
+      </w:r>
+    </w:p>
+    <w:bookmarkEnd w:id="27"/>
+    <w:bookmarkStart w:id="28" w:name="sensibilidade-a-variáveis-omitidas"/>
+    <w:p>
+      <w:pPr>
+        <w:pStyle w:val="Heading2"/>
+      </w:pPr>
+      <w:r>
+        <w:rPr>
+          <w:rStyle w:val="SectionNumber"/>
+        </w:rPr>
+        <w:t xml:space="preserve">3.6</w:t>
+      </w:r>
+      <w:r>
+        <w:tab/>
+      </w:r>
+      <w:r>
+        <w:t xml:space="preserve">Sensibilidade a variáveis omitidas</w:t>
+      </w:r>
+    </w:p>
+    <w:p>
+      <w:pPr>
+        <w:pStyle w:val="FirstParagraph"/>
+      </w:pPr>
+      <w:r>
+        <w:t xml:space="preserve">A hipótese de seleção em observáveis não é testável, mas é possível quantificar</w:t>
+      </w:r>
+      <w:r>
+        <w:t xml:space="preserve"> </w:t>
+      </w:r>
+      <w:r>
+        <w:t xml:space="preserve">quanto de confundimento não observado seria necessário para anular os</w:t>
+      </w:r>
+      <w:r>
+        <w:t xml:space="preserve"> </w:t>
+      </w:r>
+      <w:r>
+        <w:t xml:space="preserve">resultados. Reportam-se duas medidas: o</w:t>
+      </w:r>
+      <w:r>
+        <w:t xml:space="preserve"> </w:t>
+      </w:r>
+      <w:r>
+        <w:rPr>
+          <w:i/>
+          <w:iCs/>
+        </w:rPr>
+        <w:t xml:space="preserve">E-value</w:t>
+      </w:r>
+      <w:r>
+        <w:t xml:space="preserve"> </w:t>
+      </w:r>
+      <w:r>
+        <w:t xml:space="preserve">(VanderWeele; Ding, 2017)</w:t>
+      </w:r>
+      <w:r>
+        <w:t xml:space="preserve">, que é a associação mínima — em razão de chances —</w:t>
+      </w:r>
+      <w:r>
+        <w:t xml:space="preserve"> </w:t>
+      </w:r>
+      <w:r>
+        <w:t xml:space="preserve">que um confundidor precisaria ter simultaneamente com a raça e com o desfecho</w:t>
+      </w:r>
+      <w:r>
+        <w:t xml:space="preserve"> </w:t>
+      </w:r>
+      <w:r>
+        <w:t xml:space="preserve">para explicar o efeito observado; e o índice de</w:t>
+      </w:r>
+      <w:r>
+        <w:t xml:space="preserve"> </w:t>
+      </w:r>
+      <w:r>
+        <w:t xml:space="preserve">Frank et al. (2013)</w:t>
+      </w:r>
+      <w:r>
+        <w:t xml:space="preserve">, que</w:t>
+      </w:r>
+      <w:r>
+        <w:t xml:space="preserve"> </w:t>
+      </w:r>
+      <w:r>
+        <w:t xml:space="preserve">expressa a fração da estimativa que precisaria ser viés para invalidar a</w:t>
+      </w:r>
+      <w:r>
+        <w:t xml:space="preserve"> </w:t>
+      </w:r>
+      <w:r>
+        <w:t xml:space="preserve">inferência.</w:t>
+      </w:r>
+    </w:p>
+    <w:bookmarkEnd w:id="28"/>
+    <w:bookmarkStart w:id="29" w:name="subsec:inferencia"/>
+    <w:p>
+      <w:pPr>
+        <w:pStyle w:val="Heading2"/>
+      </w:pPr>
+      <w:r>
+        <w:rPr>
+          <w:rStyle w:val="SectionNumber"/>
+        </w:rPr>
+        <w:t xml:space="preserve">3.7</w:t>
       </w:r>
       <w:r>
         <w:tab/>
@@ -6185,8 +7873,8 @@
         <w:t xml:space="preserve">passa de -0,1009 para -0,0967 (gap de 9,6% para 9,2%), diferença sem relevância econômica; os demais resultados são não ponderados.</w:t>
       </w:r>
     </w:p>
-    <w:bookmarkEnd w:id="22"/>
-    <w:bookmarkStart w:id="23" w:name="random-forest-xgboost-e-shap-values"/>
+    <w:bookmarkEnd w:id="29"/>
+    <w:bookmarkStart w:id="30" w:name="random-forest-xgboost-e-shap-values"/>
     <w:p>
       <w:pPr>
         <w:pStyle w:val="Heading2"/>
@@ -6195,7 +7883,7 @@
         <w:rPr>
           <w:rStyle w:val="SectionNumber"/>
         </w:rPr>
-        <w:t xml:space="preserve">3.4</w:t>
+        <w:t xml:space="preserve">3.8</w:t>
       </w:r>
       <w:r>
         <w:tab/>
@@ -6399,9 +8087,9 @@
         <w:t xml:space="preserve">calcular os valores de Shapley de cada feature.</w:t>
       </w:r>
     </w:p>
-    <w:bookmarkEnd w:id="23"/>
-    <w:bookmarkEnd w:id="24"/>
-    <w:bookmarkStart w:id="79" w:name="sec:resultados"/>
+    <w:bookmarkEnd w:id="30"/>
+    <w:bookmarkEnd w:id="31"/>
+    <w:bookmarkStart w:id="86" w:name="sec:resultados"/>
     <w:p>
       <w:pPr>
         <w:pStyle w:val="Heading1"/>
@@ -6451,7 +8139,7 @@
         <w:t xml:space="preserve">brasileiro, documentada com rigor empírico em cada etapa.</w:t>
       </w:r>
     </w:p>
-    <w:bookmarkStart w:id="25" w:name="tab:mapa_barreiras"/>
+    <w:bookmarkStart w:id="32" w:name="tab:mapa_barreiras"/>
     <w:p>
       <w:pPr>
         <w:pStyle w:val="TableCaption"/>
@@ -6734,7 +8422,7 @@
         </w:tc>
       </w:tr>
     </w:tbl>
-    <w:bookmarkEnd w:id="25"/>
+    <w:bookmarkEnd w:id="32"/>
     <w:p>
       <w:pPr>
         <w:pStyle w:val="BodyText"/>
@@ -6773,7 +8461,7 @@
         <w:t xml:space="preserve">Como a exclusão começa antes do primeiro salário</w:t>
       </w:r>
     </w:p>
-    <w:bookmarkStart w:id="31" w:name="subsec:hlm_resultados"/>
+    <w:bookmarkStart w:id="38" w:name="subsec:hlm_resultados"/>
     <w:p>
       <w:pPr>
         <w:pStyle w:val="Heading2"/>
@@ -7225,7 +8913,7 @@
           <w:rPr>
             <w:rStyle w:val="Hyperlink"/>
           </w:rPr>
-          <w:t xml:space="preserve">3.3</w:t>
+          <w:t xml:space="preserve">3.7</w:t>
         </w:r>
       </w:hyperlink>
       <w:r>
@@ -8131,7 +9819,7 @@
         <w:t xml:space="preserve">maior nos bairros de renda-base mais alta.</w:t>
       </w:r>
     </w:p>
-    <w:bookmarkStart w:id="29" w:name="fig:hlm_blups"/>
+    <w:bookmarkStart w:id="36" w:name="fig:hlm_blups"/>
     <w:p>
       <w:pPr>
         <w:pStyle w:val="CaptionedFigure"/>
@@ -8141,18 +9829,18 @@
           <wp:inline>
             <wp:extent cx="5334000" cy="2385948"/>
             <wp:effectExtent b="0" l="0" r="0" t="0"/>
-            <wp:docPr descr="" title="" id="27" name="Picture"/>
+            <wp:docPr descr="" title="" id="34" name="Picture"/>
             <a:graphic>
               <a:graphicData uri="http://schemas.openxmlformats.org/drawingml/2006/picture">
                 <pic:pic>
                   <pic:nvPicPr>
-                    <pic:cNvPr descr="outputs/figures/hlm_efeitos_uf_blup_upa.png" id="28" name="Picture"/>
+                    <pic:cNvPr descr="outputs/figures/hlm_efeitos_uf_blup_upa.png" id="35" name="Picture"/>
                     <pic:cNvPicPr>
                       <a:picLocks noChangeArrowheads="1" noChangeAspect="1"/>
                     </pic:cNvPicPr>
                   </pic:nvPicPr>
                   <pic:blipFill>
-                    <a:blip r:embed="rId26"/>
+                    <a:blip r:embed="rId33"/>
                     <a:stretch>
                       <a:fillRect/>
                     </a:stretch>
@@ -8219,7 +9907,7 @@
         <w:t xml:space="preserve">, BLUPs do M3).</w:t>
       </w:r>
     </w:p>
-    <w:bookmarkEnd w:id="29"/>
+    <w:bookmarkEnd w:id="36"/>
     <w:p>
       <w:pPr>
         <w:pStyle w:val="BodyText"/>
@@ -8504,7 +10192,7 @@
         <w:t xml:space="preserve">qualquer covariável observada.</w:t>
       </w:r>
     </w:p>
-    <w:bookmarkStart w:id="30" w:name="tab:hlm_resultados"/>
+    <w:bookmarkStart w:id="37" w:name="tab:hlm_resultados"/>
     <w:p>
       <w:pPr>
         <w:pStyle w:val="TableCaption"/>
@@ -12125,7 +13813,7 @@
         </w:tc>
       </w:tr>
     </w:tbl>
-    <w:bookmarkEnd w:id="30"/>
+    <w:bookmarkEnd w:id="37"/>
     <w:p>
       <w:pPr>
         <w:pStyle w:val="BodyText"/>
@@ -12466,8 +14154,8 @@
         <w:t xml:space="preserve">.</w:t>
       </w:r>
     </w:p>
-    <w:bookmarkEnd w:id="31"/>
-    <w:bookmarkStart w:id="44" w:name="subsec:ml"/>
+    <w:bookmarkEnd w:id="38"/>
+    <w:bookmarkStart w:id="51" w:name="subsec:ml"/>
     <w:p>
       <w:pPr>
         <w:pStyle w:val="Heading2"/>
@@ -12526,7 +14214,7 @@
         <w:t xml:space="preserve">20%).</w:t>
       </w:r>
     </w:p>
-    <w:bookmarkStart w:id="32" w:name="tab:ml_perf"/>
+    <w:bookmarkStart w:id="39" w:name="tab:ml_perf"/>
     <w:p>
       <w:pPr>
         <w:pStyle w:val="TableCaption"/>
@@ -12906,7 +14594,7 @@
         </w:tc>
       </w:tr>
     </w:tbl>
-    <w:bookmarkEnd w:id="32"/>
+    <w:bookmarkEnd w:id="39"/>
     <w:p>
       <w:pPr>
         <w:pStyle w:val="BodyText"/>
@@ -13252,7 +14940,7 @@
         <w:t xml:space="preserve">estimar incerteza e mais para justificar a especificação.</w:t>
       </w:r>
     </w:p>
-    <w:bookmarkStart w:id="33" w:name="tab:ml_cv"/>
+    <w:bookmarkStart w:id="40" w:name="tab:ml_cv"/>
     <w:p>
       <w:pPr>
         <w:pStyle w:val="TableCaption"/>
@@ -13927,8 +15615,8 @@
         </w:tc>
       </w:tr>
     </w:tbl>
-    <w:bookmarkEnd w:id="33"/>
-    <w:bookmarkStart w:id="34" w:name="tab:ml_cv"/>
+    <w:bookmarkEnd w:id="40"/>
+    <w:bookmarkStart w:id="41" w:name="tab:ml_cv"/>
     <w:p>
       <w:pPr>
         <w:pStyle w:val="TableCaption"/>
@@ -14377,7 +16065,7 @@
         </w:tc>
       </w:tr>
     </w:tbl>
-    <w:bookmarkEnd w:id="34"/>
+    <w:bookmarkEnd w:id="41"/>
     <w:p>
       <w:pPr>
         <w:pStyle w:val="BodyText"/>
@@ -14969,7 +16657,7 @@
         <w:t xml:space="preserve">— não aumenta — o risco de sobreajuste.</w:t>
       </w:r>
     </w:p>
-    <w:bookmarkStart w:id="35" w:name="tab:shap_importance"/>
+    <w:bookmarkStart w:id="42" w:name="tab:shap_importance"/>
     <w:p>
       <w:pPr>
         <w:pStyle w:val="TableCaption"/>
@@ -17012,7 +18700,7 @@
         </w:tc>
       </w:tr>
     </w:tbl>
-    <w:bookmarkEnd w:id="35"/>
+    <w:bookmarkEnd w:id="42"/>
     <w:p>
       <w:pPr>
         <w:pStyle w:val="BodyText"/>
@@ -17072,7 +18760,7 @@
         <w:t xml:space="preserve">); valores maiores = maior peso na previsão da renda.</w:t>
       </w:r>
     </w:p>
-    <w:bookmarkStart w:id="39" w:name="fig:shap"/>
+    <w:bookmarkStart w:id="46" w:name="fig:shap"/>
     <w:p>
       <w:pPr>
         <w:pStyle w:val="CaptionedFigure"/>
@@ -17082,18 +18770,18 @@
           <wp:inline>
             <wp:extent cx="5334000" cy="4198243"/>
             <wp:effectExtent b="0" l="0" r="0" t="0"/>
-            <wp:docPr descr="" title="" id="37" name="Picture"/>
+            <wp:docPr descr="" title="" id="44" name="Picture"/>
             <a:graphic>
               <a:graphicData uri="http://schemas.openxmlformats.org/drawingml/2006/picture">
                 <pic:pic>
                   <pic:nvPicPr>
-                    <pic:cNvPr descr="outputs/figures/shap_beeswarm_xgb.png" id="38" name="Picture"/>
+                    <pic:cNvPr descr="outputs/figures/shap_beeswarm_xgb.png" id="45" name="Picture"/>
                     <pic:cNvPicPr>
                       <a:picLocks noChangeArrowheads="1" noChangeAspect="1"/>
                     </pic:cNvPicPr>
                   </pic:nvPicPr>
                   <pic:blipFill>
-                    <a:blip r:embed="rId36"/>
+                    <a:blip r:embed="rId43"/>
                     <a:stretch>
                       <a:fillRect/>
                     </a:stretch>
@@ -17173,7 +18861,7 @@
         <w:t xml:space="preserve">).</w:t>
       </w:r>
     </w:p>
-    <w:bookmarkEnd w:id="39"/>
+    <w:bookmarkEnd w:id="46"/>
     <w:p>
       <w:pPr>
         <w:pStyle w:val="BodyText"/>
@@ -17605,7 +19293,7 @@
         <w:t xml:space="preserve">a diferenças em educação, experiência, gênero ou contexto de moradia.</w:t>
       </w:r>
     </w:p>
-    <w:bookmarkStart w:id="43" w:name="fig:shap_wf"/>
+    <w:bookmarkStart w:id="50" w:name="fig:shap_wf"/>
     <w:p>
       <w:pPr>
         <w:pStyle w:val="CaptionedFigure"/>
@@ -17615,18 +19303,18 @@
           <wp:inline>
             <wp:extent cx="3307080" cy="3001475"/>
             <wp:effectExtent b="0" l="0" r="0" t="0"/>
-            <wp:docPr descr="" title="" id="41" name="Picture"/>
+            <wp:docPr descr="" title="" id="48" name="Picture"/>
             <a:graphic>
               <a:graphicData uri="http://schemas.openxmlformats.org/drawingml/2006/picture">
                 <pic:pic>
                   <pic:nvPicPr>
-                    <pic:cNvPr descr="outputs/figures/shap_waterfall_C_negro_baixa_renda_xgb.png" id="42" name="Picture"/>
+                    <pic:cNvPr descr="outputs/figures/shap_waterfall_C_negro_baixa_renda_xgb.png" id="49" name="Picture"/>
                     <pic:cNvPicPr>
                       <a:picLocks noChangeArrowheads="1" noChangeAspect="1"/>
                     </pic:cNvPicPr>
                   </pic:nvPicPr>
                   <pic:blipFill>
-                    <a:blip r:embed="rId40"/>
+                    <a:blip r:embed="rId47"/>
                     <a:stretch>
                       <a:fillRect/>
                     </a:stretch>
@@ -17683,7 +19371,7 @@
         <w:t xml:space="preserve">contribuição da variável racial aparece isolada das demais.</w:t>
       </w:r>
     </w:p>
-    <w:bookmarkEnd w:id="43"/>
+    <w:bookmarkEnd w:id="50"/>
     <w:p>
       <w:pPr>
         <w:pStyle w:val="BodyText"/>
@@ -17759,8 +19447,8 @@
         <w:t xml:space="preserve">Para quem supera a porta de entrada, qual é o custo de ser negro?</w:t>
       </w:r>
     </w:p>
-    <w:bookmarkEnd w:id="44"/>
-    <w:bookmarkStart w:id="50" w:name="X03c9c993697b2951d32c364cc1a724101cab21e"/>
+    <w:bookmarkEnd w:id="51"/>
+    <w:bookmarkStart w:id="57" w:name="X03c9c993697b2951d32c364cc1a724101cab21e"/>
     <w:p>
       <w:pPr>
         <w:pStyle w:val="Heading2"/>
@@ -17876,7 +19564,7 @@
         <w:t xml:space="preserve">nenhum atributo observável explica.</w:t>
       </w:r>
     </w:p>
-    <w:bookmarkStart w:id="45" w:name="tab:mediacao"/>
+    <w:bookmarkStart w:id="52" w:name="tab:mediacao"/>
     <w:p>
       <w:pPr>
         <w:pStyle w:val="TableCaption"/>
@@ -18241,7 +19929,7 @@
         </w:tc>
       </w:tr>
     </w:tbl>
-    <w:bookmarkEnd w:id="45"/>
+    <w:bookmarkEnd w:id="52"/>
     <w:p>
       <w:pPr>
         <w:pStyle w:val="BodyText"/>
@@ -18360,7 +20048,7 @@
         <w:t xml:space="preserve">dentro da mesma ocupação (limite inferior, pois a ocupação é ela própria resultado da barreira de acesso).</w:t>
       </w:r>
     </w:p>
-    <w:bookmarkStart w:id="49" w:name="fig:hlm_gap"/>
+    <w:bookmarkStart w:id="56" w:name="fig:hlm_gap"/>
     <w:p>
       <w:pPr>
         <w:pStyle w:val="CaptionedFigure"/>
@@ -18370,18 +20058,18 @@
           <wp:inline>
             <wp:extent cx="4907280" cy="2384425"/>
             <wp:effectExtent b="0" l="0" r="0" t="0"/>
-            <wp:docPr descr="" title="" id="47" name="Picture"/>
+            <wp:docPr descr="" title="" id="54" name="Picture"/>
             <a:graphic>
               <a:graphicData uri="http://schemas.openxmlformats.org/drawingml/2006/picture">
                 <pic:pic>
                   <pic:nvPicPr>
-                    <pic:cNvPr descr="outputs/figures/fig_hlm_gap.png" id="48" name="Picture"/>
+                    <pic:cNvPr descr="outputs/figures/fig_hlm_gap.png" id="55" name="Picture"/>
                     <pic:cNvPicPr>
                       <a:picLocks noChangeArrowheads="1" noChangeAspect="1"/>
                     </pic:cNvPicPr>
                   </pic:nvPicPr>
                   <pic:blipFill>
-                    <a:blip r:embed="rId46"/>
+                    <a:blip r:embed="rId53"/>
                     <a:stretch>
                       <a:fillRect/>
                     </a:stretch>
@@ -18476,7 +20164,7 @@
         <w:t xml:space="preserve">rótulo: gap em % de renda. Em azul, o M3 (gap líquido).</w:t>
       </w:r>
     </w:p>
-    <w:bookmarkEnd w:id="49"/>
+    <w:bookmarkEnd w:id="56"/>
     <w:p>
       <w:pPr>
         <w:pStyle w:val="BodyText"/>
@@ -18512,8 +20200,8 @@
         <w:t xml:space="preserve">cada barra é um modelo da sequência e, de cima para baixo, acrescenta-se um bloco de controles ao anterior. O comprimento da barra é a penalidade racial em log-rendimento e o rótulo dentro dela, a mesma penalidade em % de renda; o traço fino é o intervalo de confiança de 95% com erro-padrão agrupado por UPA. Em azul, o M3 — o gap líquido.</w:t>
       </w:r>
     </w:p>
-    <w:bookmarkEnd w:id="50"/>
-    <w:bookmarkStart w:id="56" w:name="X0e69078f56ff2fc58d4b5157c72cc4a5dec12bc"/>
+    <w:bookmarkEnd w:id="57"/>
+    <w:bookmarkStart w:id="63" w:name="X0e69078f56ff2fc58d4b5157c72cc4a5dec12bc"/>
     <w:p>
       <w:pPr>
         <w:pStyle w:val="Heading2"/>
@@ -18888,7 +20576,7 @@
         <w:t xml:space="preserve">.</w:t>
       </w:r>
     </w:p>
-    <w:bookmarkStart w:id="51" w:name="tab:oaxaca_blinder"/>
+    <w:bookmarkStart w:id="58" w:name="tab:oaxaca_blinder"/>
     <w:p>
       <w:pPr>
         <w:pStyle w:val="TableCaption"/>
@@ -19357,7 +21045,7 @@
         </w:tc>
       </w:tr>
     </w:tbl>
-    <w:bookmarkEnd w:id="51"/>
+    <w:bookmarkEnd w:id="58"/>
     <w:p>
       <w:pPr>
         <w:pStyle w:val="BodyText"/>
@@ -19459,7 +21147,7 @@
         <w:t xml:space="preserve">, e não pelo salário.</w:t>
       </w:r>
     </w:p>
-    <w:bookmarkStart w:id="55" w:name="fig:ob_cascata"/>
+    <w:bookmarkStart w:id="62" w:name="fig:ob_cascata"/>
     <w:p>
       <w:pPr>
         <w:pStyle w:val="CaptionedFigure"/>
@@ -19469,18 +21157,18 @@
           <wp:inline>
             <wp:extent cx="5067300" cy="2036189"/>
             <wp:effectExtent b="0" l="0" r="0" t="0"/>
-            <wp:docPr descr="" title="" id="53" name="Picture"/>
+            <wp:docPr descr="" title="" id="60" name="Picture"/>
             <a:graphic>
               <a:graphicData uri="http://schemas.openxmlformats.org/drawingml/2006/picture">
                 <pic:pic>
                   <pic:nvPicPr>
-                    <pic:cNvPr descr="outputs/figures/fig_ob_cascata.png" id="54" name="Picture"/>
+                    <pic:cNvPr descr="outputs/figures/fig_ob_cascata.png" id="61" name="Picture"/>
                     <pic:cNvPicPr>
                       <a:picLocks noChangeArrowheads="1" noChangeAspect="1"/>
                     </pic:cNvPicPr>
                   </pic:nvPicPr>
                   <pic:blipFill>
-                    <a:blip r:embed="rId52"/>
+                    <a:blip r:embed="rId59"/>
                     <a:stretch>
                       <a:fillRect/>
                     </a:stretch>
@@ -19539,7 +21227,7 @@
         <w:t xml:space="preserve">na porta de entrada das ocupações — medida adiante pelo modelo de acesso.</w:t>
       </w:r>
     </w:p>
-    <w:bookmarkEnd w:id="55"/>
+    <w:bookmarkEnd w:id="62"/>
     <w:p>
       <w:pPr>
         <w:pStyle w:val="BodyText"/>
@@ -19575,8 +21263,8 @@
         <w:t xml:space="preserve">cada painel é uma cascata lida da esquerda para a direita. A primeira barra é o gap total em log-rendimento; a segunda desconta a parcela atribuída a diferenças de características (dotações); a terceira, em azul, é o que sobra sem explicação. A única diferença entre os painéis é se a ocupação entra ou não como característica.</w:t>
       </w:r>
     </w:p>
-    <w:bookmarkEnd w:id="56"/>
-    <w:bookmarkStart w:id="63" w:name="Xc30b935695c470ed471485b7fb71c737b555f84"/>
+    <w:bookmarkEnd w:id="63"/>
+    <w:bookmarkStart w:id="70" w:name="subsec:qr_rif"/>
     <w:p>
       <w:pPr>
         <w:pStyle w:val="Heading2"/>
@@ -20143,7 +21831,7 @@
         <w:t xml:space="preserve">de características.</w:t>
       </w:r>
     </w:p>
-    <w:bookmarkStart w:id="57" w:name="tab:qr_melhorias"/>
+    <w:bookmarkStart w:id="64" w:name="tab:qr_melhorias"/>
     <w:p>
       <w:pPr>
         <w:pStyle w:val="TableCaption"/>
@@ -21697,8 +23385,8 @@
         </w:tc>
       </w:tr>
     </w:tbl>
-    <w:bookmarkEnd w:id="57"/>
-    <w:bookmarkStart w:id="58" w:name="tab:rif_ob"/>
+    <w:bookmarkEnd w:id="64"/>
+    <w:bookmarkStart w:id="65" w:name="tab:rif_ob"/>
     <w:p>
       <w:pPr>
         <w:pStyle w:val="TableCaption"/>
@@ -22184,8 +23872,8 @@
         </w:tc>
       </w:tr>
     </w:tbl>
-    <w:bookmarkEnd w:id="58"/>
-    <w:bookmarkStart w:id="62" w:name="fig:qr_rif"/>
+    <w:bookmarkEnd w:id="65"/>
+    <w:bookmarkStart w:id="69" w:name="fig:qr_rif"/>
     <w:p>
       <w:pPr>
         <w:pStyle w:val="CaptionedFigure"/>
@@ -22195,18 +23883,18 @@
           <wp:inline>
             <wp:extent cx="5227320" cy="2005583"/>
             <wp:effectExtent b="0" l="0" r="0" t="0"/>
-            <wp:docPr descr="" title="" id="60" name="Picture"/>
+            <wp:docPr descr="" title="" id="67" name="Picture"/>
             <a:graphic>
               <a:graphicData uri="http://schemas.openxmlformats.org/drawingml/2006/picture">
                 <pic:pic>
                   <pic:nvPicPr>
-                    <pic:cNvPr descr="outputs/figures/fig_qr_rif.png" id="61" name="Picture"/>
+                    <pic:cNvPr descr="outputs/figures/fig_qr_rif.png" id="68" name="Picture"/>
                     <pic:cNvPicPr>
                       <a:picLocks noChangeArrowheads="1" noChangeAspect="1"/>
                     </pic:cNvPicPr>
                   </pic:nvPicPr>
                   <pic:blipFill>
-                    <a:blip r:embed="rId59"/>
+                    <a:blip r:embed="rId66"/>
                     <a:stretch>
                       <a:fillRect/>
                     </a:stretch>
@@ -22285,7 +23973,7 @@
         <w:t xml:space="preserve">da renda é maior na base.</w:t>
       </w:r>
     </w:p>
-    <w:bookmarkEnd w:id="62"/>
+    <w:bookmarkEnd w:id="69"/>
     <w:p>
       <w:pPr>
         <w:pStyle w:val="BodyText"/>
@@ -22378,8 +24066,8 @@
         <w:t xml:space="preserve">da renda e soma 100%: a parte azul é a parcela não explicada, com o valor escrito dentro.</w:t>
       </w:r>
     </w:p>
-    <w:bookmarkEnd w:id="63"/>
-    <w:bookmarkStart w:id="70" w:name="subsec:glmm_resultados"/>
+    <w:bookmarkEnd w:id="70"/>
+    <w:bookmarkStart w:id="77" w:name="subsec:glmm_resultados"/>
     <w:p>
       <w:pPr>
         <w:pStyle w:val="Heading2"/>
@@ -22973,7 +24661,7 @@
         <w:t xml:space="preserve">hipótese de efeitos aleatórios.</w:t>
       </w:r>
     </w:p>
-    <w:bookmarkStart w:id="67" w:name="fig:glmm_or"/>
+    <w:bookmarkStart w:id="74" w:name="fig:glmm_or"/>
     <w:p>
       <w:pPr>
         <w:pStyle w:val="CaptionedFigure"/>
@@ -22983,18 +24671,18 @@
           <wp:inline>
             <wp:extent cx="5067300" cy="2351398"/>
             <wp:effectExtent b="0" l="0" r="0" t="0"/>
-            <wp:docPr descr="" title="" id="65" name="Picture"/>
+            <wp:docPr descr="" title="" id="72" name="Picture"/>
             <a:graphic>
               <a:graphicData uri="http://schemas.openxmlformats.org/drawingml/2006/picture">
                 <pic:pic>
                   <pic:nvPicPr>
-                    <pic:cNvPr descr="outputs/figures/fig_glmm_or.png" id="66" name="Picture"/>
+                    <pic:cNvPr descr="outputs/figures/fig_glmm_or.png" id="73" name="Picture"/>
                     <pic:cNvPicPr>
                       <a:picLocks noChangeArrowheads="1" noChangeAspect="1"/>
                     </pic:cNvPicPr>
                   </pic:nvPicPr>
                   <pic:blipFill>
-                    <a:blip r:embed="rId64"/>
+                    <a:blip r:embed="rId71"/>
                     <a:stretch>
                       <a:fillRect/>
                     </a:stretch>
@@ -23054,7 +24742,7 @@
         <w:t xml:space="preserve">IC 95%, por desfecho e degrau; em azul, o modelo com contexto de bairro (M2).</w:t>
       </w:r>
     </w:p>
-    <w:bookmarkEnd w:id="67"/>
+    <w:bookmarkEnd w:id="74"/>
     <w:p>
       <w:pPr>
         <w:pStyle w:val="BodyText"/>
@@ -23090,7 +24778,7 @@
         <w:t xml:space="preserve">cada ponto é uma razão de chances e a linha horizontal, seu intervalo de confiança de 95%; a linha tracejada em 1 marca a paridade, de modo que quanto mais à esquerda, maior a desvantagem. Os blocos são os três desfechos e, dentro de cada um, os modelos; em azul, o M2, que compara pessoas do mesmo bairro.</w:t>
       </w:r>
     </w:p>
-    <w:bookmarkStart w:id="68" w:name="tab:glmm_glassceil"/>
+    <w:bookmarkStart w:id="75" w:name="tab:glmm_glassceil"/>
     <w:p>
       <w:pPr>
         <w:pStyle w:val="TableCaption"/>
@@ -24598,7 +26286,7 @@
         </w:tc>
       </w:tr>
     </w:tbl>
-    <w:bookmarkEnd w:id="68"/>
+    <w:bookmarkEnd w:id="75"/>
     <w:p>
       <w:pPr>
         <w:pStyle w:val="BodyText"/>
@@ -24666,7 +26354,7 @@
         <w:t xml:space="preserve">com o desfecho para anular o OR; o E-value (IC) faz o mesmo para o limite do intervalo. A coluna logit-FE mostra que a conclusão não depende da hipótese de efeitos aleatórios.</w:t>
       </w:r>
     </w:p>
-    <w:bookmarkStart w:id="69" w:name="tab:glmm_ajuste"/>
+    <w:bookmarkStart w:id="76" w:name="tab:glmm_ajuste"/>
     <w:p>
       <w:pPr>
         <w:pStyle w:val="TableCaption"/>
@@ -26429,9 +28117,9 @@
         </w:tc>
       </w:tr>
     </w:tbl>
-    <w:bookmarkEnd w:id="69"/>
-    <w:bookmarkEnd w:id="70"/>
-    <w:bookmarkStart w:id="77" w:name="X1df7cc4eb0c7cc9fb7ddad12c1316189c49cc50"/>
+    <w:bookmarkEnd w:id="76"/>
+    <w:bookmarkEnd w:id="77"/>
+    <w:bookmarkStart w:id="84" w:name="X1df7cc4eb0c7cc9fb7ddad12c1316189c49cc50"/>
     <w:p>
       <w:pPr>
         <w:pStyle w:val="Heading2"/>
@@ -26449,7 +28137,7 @@
         <w:t xml:space="preserve">Interseccionalidade: raça e gênero no acesso e no topo</w:t>
       </w:r>
     </w:p>
-    <w:bookmarkStart w:id="71" w:name="tab:interseccional"/>
+    <w:bookmarkStart w:id="78" w:name="tab:interseccional"/>
     <w:p>
       <w:pPr>
         <w:pStyle w:val="TableCaption"/>
@@ -26852,7 +28540,7 @@
         </w:tc>
       </w:tr>
     </w:tbl>
-    <w:bookmarkEnd w:id="71"/>
+    <w:bookmarkEnd w:id="78"/>
     <w:p>
       <w:pPr>
         <w:pStyle w:val="BodyText"/>
@@ -27011,8 +28699,8 @@
       <w:pPr>
         <w:pStyle w:val="BodyText"/>
       </w:pPr>
-      <w:bookmarkStart w:id="72" w:name="subsec:interseccional"/>
-      <w:bookmarkEnd w:id="72"/>
+      <w:bookmarkStart w:id="79" w:name="subsec:interseccional"/>
+      <w:bookmarkEnd w:id="79"/>
     </w:p>
     <w:p>
       <w:pPr>
@@ -27113,7 +28801,7 @@
         <w:t xml:space="preserve">ocupação qualificada (CBO 1–4), renda no top 20% e no top 10%.</w:t>
       </w:r>
     </w:p>
-    <w:bookmarkStart w:id="76" w:name="fig:interseccional"/>
+    <w:bookmarkStart w:id="83" w:name="fig:interseccional"/>
     <w:p>
       <w:pPr>
         <w:pStyle w:val="CaptionedFigure"/>
@@ -27123,18 +28811,18 @@
           <wp:inline>
             <wp:extent cx="4373880" cy="2892255"/>
             <wp:effectExtent b="0" l="0" r="0" t="0"/>
-            <wp:docPr descr="" title="" id="74" name="Picture"/>
+            <wp:docPr descr="" title="" id="81" name="Picture"/>
             <a:graphic>
               <a:graphicData uri="http://schemas.openxmlformats.org/drawingml/2006/picture">
                 <pic:pic>
                   <pic:nvPicPr>
-                    <pic:cNvPr descr="outputs/figures/grupo_rg_interseccional.png" id="75" name="Picture"/>
+                    <pic:cNvPr descr="outputs/figures/grupo_rg_interseccional.png" id="82" name="Picture"/>
                     <pic:cNvPicPr>
                       <a:picLocks noChangeArrowheads="1" noChangeAspect="1"/>
                     </pic:cNvPicPr>
                   </pic:nvPicPr>
                   <pic:blipFill>
-                    <a:blip r:embed="rId73"/>
+                    <a:blip r:embed="rId80"/>
                     <a:stretch>
                       <a:fillRect/>
                     </a:stretch>
@@ -27237,7 +28925,7 @@
         <w:t xml:space="preserve">no topo da renda.</w:t>
       </w:r>
     </w:p>
-    <w:bookmarkEnd w:id="76"/>
+    <w:bookmarkEnd w:id="83"/>
     <w:p>
       <w:pPr>
         <w:pStyle w:val="BodyText"/>
@@ -27752,8 +29440,8 @@
         <w:t xml:space="preserve">da remuneração.</w:t>
       </w:r>
     </w:p>
-    <w:bookmarkEnd w:id="77"/>
-    <w:bookmarkStart w:id="78" w:name="subsec:vif"/>
+    <w:bookmarkEnd w:id="84"/>
+    <w:bookmarkStart w:id="85" w:name="subsec:vif"/>
     <w:p>
       <w:pPr>
         <w:pStyle w:val="Heading2"/>
@@ -28154,9 +29842,9 @@
         <w:t xml:space="preserve">).</w:t>
       </w:r>
     </w:p>
-    <w:bookmarkEnd w:id="78"/>
-    <w:bookmarkEnd w:id="79"/>
-    <w:bookmarkStart w:id="80" w:name="sec:discussao"/>
+    <w:bookmarkEnd w:id="85"/>
+    <w:bookmarkEnd w:id="86"/>
+    <w:bookmarkStart w:id="87" w:name="sec:discussao"/>
     <w:p>
       <w:pPr>
         <w:pStyle w:val="Heading1"/>
@@ -29834,8 +31522,8 @@
         <w:t xml:space="preserve">justifica reforçar.</w:t>
       </w:r>
     </w:p>
-    <w:bookmarkEnd w:id="80"/>
-    <w:bookmarkStart w:id="103" w:name="sec:conclusao"/>
+    <w:bookmarkEnd w:id="87"/>
+    <w:bookmarkStart w:id="121" w:name="sec:conclusao"/>
     <w:p>
       <w:pPr>
         <w:pStyle w:val="Heading1"/>
@@ -30513,7 +32201,7 @@
         <w:t xml:space="preserve">segregação residencial e penalidade salarial dentro da ocupação, em sistema combinado.</w:t>
       </w:r>
     </w:p>
-    <w:bookmarkStart w:id="102" w:name="limitações-e-escopo-de-validade"/>
+    <w:bookmarkStart w:id="120" w:name="limitações-e-escopo-de-validade"/>
     <w:p>
       <w:pPr>
         <w:pStyle w:val="Heading2"/>
@@ -31248,7 +32936,7 @@
           <w:rPr>
             <w:rStyle w:val="Hyperlink"/>
           </w:rPr>
-          <w:t xml:space="preserve">3.3</w:t>
+          <w:t xml:space="preserve">3.7</w:t>
         </w:r>
       </w:hyperlink>
       <w:r>
@@ -31516,14 +33204,14 @@
         <w:t xml:space="preserve">por todo o conteúdo.</w:t>
       </w:r>
     </w:p>
-    <w:bookmarkStart w:id="101" w:name="refs"/>
-    <w:bookmarkStart w:id="81" w:name="ref-angrist2009"/>
+    <w:bookmarkStart w:id="119" w:name="refs"/>
+    <w:bookmarkStart w:id="88" w:name="ref-almeida2019"/>
     <w:p>
       <w:pPr>
         <w:pStyle w:val="Bibliography"/>
       </w:pPr>
       <w:r>
-        <w:t xml:space="preserve">ANGRIST, Joshua D.; PISCHKE, Jörn-Steffen.</w:t>
+        <w:t xml:space="preserve">ALMEIDA, Silvio Luiz de.</w:t>
       </w:r>
       <w:r>
         <w:t xml:space="preserve"> </w:t>
@@ -31533,20 +33221,32 @@
           <w:b/>
           <w:bCs/>
         </w:rPr>
-        <w:t xml:space="preserve">Mostly Harmless Econometrics: An Empiricist’s Companion</w:t>
-      </w:r>
-      <w:r>
-        <w:t xml:space="preserve">. Princeton: Princeton University Press, 2009.</w:t>
+        <w:t xml:space="preserve">Racismo Estrutural</w:t>
+      </w:r>
+      <w:r>
+        <w:t xml:space="preserve">. S</w:t>
+      </w:r>
+      <w:r>
+        <w:t xml:space="preserve">ã</w:t>
+      </w:r>
+      <w:r>
+        <w:t xml:space="preserve">o Paulo: Janda</w:t>
+      </w:r>
+      <w:r>
+        <w:t xml:space="preserve">í</w:t>
+      </w:r>
+      <w:r>
+        <w:t xml:space="preserve">ra, 2019.</w:t>
       </w:r>
     </w:p>
-    <w:bookmarkEnd w:id="81"/>
-    <w:bookmarkStart w:id="82" w:name="ref-breiman2001"/>
+    <w:bookmarkEnd w:id="88"/>
+    <w:bookmarkStart w:id="89" w:name="ref-angrist2009"/>
     <w:p>
       <w:pPr>
         <w:pStyle w:val="Bibliography"/>
       </w:pPr>
       <w:r>
-        <w:t xml:space="preserve">BREIMAN, Leo. Random Forests.</w:t>
+        <w:t xml:space="preserve">ANGRIST, Joshua D.; PISCHKE, Jörn-Steffen.</w:t>
       </w:r>
       <w:r>
         <w:t xml:space="preserve"> </w:t>
@@ -31556,29 +33256,20 @@
           <w:b/>
           <w:bCs/>
         </w:rPr>
-        <w:t xml:space="preserve">Machine Learning</w:t>
-      </w:r>
-      <w:r>
-        <w:t xml:space="preserve">, v. 45, n. 1, p. 5–32, 2001.</w:t>
+        <w:t xml:space="preserve">Mostly Harmless Econometrics: An Empiricist’s Companion</w:t>
+      </w:r>
+      <w:r>
+        <w:t xml:space="preserve">. Princeton: Princeton University Press, 2009.</w:t>
       </w:r>
     </w:p>
-    <w:bookmarkEnd w:id="82"/>
-    <w:bookmarkStart w:id="83" w:name="ref-chen2016"/>
+    <w:bookmarkEnd w:id="89"/>
+    <w:bookmarkStart w:id="90" w:name="ref-arrow1973"/>
     <w:p>
       <w:pPr>
         <w:pStyle w:val="Bibliography"/>
       </w:pPr>
       <w:r>
-        <w:t xml:space="preserve">CHEN, Tianqi; GUESTRIN, Carlos.</w:t>
-      </w:r>
-      <w:r>
-        <w:t xml:space="preserve"> </w:t>
-      </w:r>
-      <w:r>
-        <w:t xml:space="preserve">XGBoost</w:t>
-      </w:r>
-      <w:r>
-        <w:t xml:space="preserve">: A Scalable Tree Boosting System.</w:t>
+        <w:t xml:space="preserve">ARROW, Kenneth J. The Theory of Discrimination.</w:t>
       </w:r>
       <w:r>
         <w:t xml:space="preserve"> </w:t>
@@ -31591,17 +33282,30 @@
         <w:t xml:space="preserve">In</w:t>
       </w:r>
       <w:r>
-        <w:t xml:space="preserve">: 2016.</w:t>
+        <w:t xml:space="preserve">: ASHENFELTER, Orley; REES, Albert (Orgs.).</w:t>
+      </w:r>
+      <w:r>
+        <w:t xml:space="preserve"> </w:t>
+      </w:r>
+      <w:r>
+        <w:rPr>
+          <w:b/>
+          <w:bCs/>
+        </w:rPr>
+        <w:t xml:space="preserve">Discrimination in Labor Markets</w:t>
+      </w:r>
+      <w:r>
+        <w:t xml:space="preserve">. Princeton, NJ: Princeton University Press, 1973. p. 3–33.</w:t>
       </w:r>
     </w:p>
-    <w:bookmarkEnd w:id="83"/>
-    <w:bookmarkStart w:id="84" w:name="ref-duan1983"/>
+    <w:bookmarkEnd w:id="90"/>
+    <w:bookmarkStart w:id="91" w:name="ref-becker1957"/>
     <w:p>
       <w:pPr>
         <w:pStyle w:val="Bibliography"/>
       </w:pPr>
       <w:r>
-        <w:t xml:space="preserve">DUAN, Naihua. Smearing Estimate: A Nonparametric Retransformation Method.</w:t>
+        <w:t xml:space="preserve">BECKER, Gary S.</w:t>
       </w:r>
       <w:r>
         <w:t xml:space="preserve"> </w:t>
@@ -31611,20 +33315,62 @@
           <w:b/>
           <w:bCs/>
         </w:rPr>
-        <w:t xml:space="preserve">Journal of the American Statistical Association</w:t>
-      </w:r>
-      <w:r>
-        <w:t xml:space="preserve">, v. 78, n. 383, p. 605–610, 1983.</w:t>
+        <w:t xml:space="preserve">The Economics of Discrimination</w:t>
+      </w:r>
+      <w:r>
+        <w:t xml:space="preserve">. Chicago: University of Chicago Press, 1957.</w:t>
       </w:r>
     </w:p>
-    <w:bookmarkEnd w:id="84"/>
-    <w:bookmarkStart w:id="85" w:name="ref-firpo2018"/>
+    <w:bookmarkEnd w:id="91"/>
+    <w:bookmarkStart w:id="92" w:name="ref-bickel2008"/>
     <w:p>
       <w:pPr>
         <w:pStyle w:val="Bibliography"/>
       </w:pPr>
       <w:r>
-        <w:t xml:space="preserve">FIRPO, Sergio P.; FORTIN, Nicole M.; LEMIEUX, Thomas. Decomposing Wage Distributions Using Recentered Influence Function Regressions.</w:t>
+        <w:t xml:space="preserve">BICKEL, Peter J.; SAKOV, Anat. On the Choice of</w:t>
+      </w:r>
+      <w:r>
+        <w:t xml:space="preserve"> </w:t>
+      </w:r>
+      <m:oMath>
+        <m:r>
+          <m:t>m</m:t>
+        </m:r>
+      </m:oMath>
+      <w:r>
+        <w:t xml:space="preserve"> </w:t>
+      </w:r>
+      <w:r>
+        <w:t xml:space="preserve">in the</w:t>
+      </w:r>
+      <w:r>
+        <w:t xml:space="preserve"> </w:t>
+      </w:r>
+      <m:oMath>
+        <m:r>
+          <m:t>m</m:t>
+        </m:r>
+      </m:oMath>
+      <w:r>
+        <w:t xml:space="preserve"> </w:t>
+      </w:r>
+      <w:r>
+        <w:t xml:space="preserve">out of</w:t>
+      </w:r>
+      <w:r>
+        <w:t xml:space="preserve"> </w:t>
+      </w:r>
+      <m:oMath>
+        <m:r>
+          <m:t>n</m:t>
+        </m:r>
+      </m:oMath>
+      <w:r>
+        <w:t xml:space="preserve"> </w:t>
+      </w:r>
+      <w:r>
+        <w:t xml:space="preserve">Bootstrap and Confidence Bounds for Extrema.</w:t>
       </w:r>
       <w:r>
         <w:t xml:space="preserve"> </w:t>
@@ -31634,33 +33380,20 @@
           <w:b/>
           <w:bCs/>
         </w:rPr>
-        <w:t xml:space="preserve">Econometrics</w:t>
-      </w:r>
-      <w:r>
-        <w:t xml:space="preserve">, v. 6, n. 2, p. 28, 2018.</w:t>
+        <w:t xml:space="preserve">Statistica Sinica</w:t>
+      </w:r>
+      <w:r>
+        <w:t xml:space="preserve">, v. 18, n. 3, p. 967–985, 2008.</w:t>
       </w:r>
     </w:p>
-    <w:bookmarkEnd w:id="85"/>
-    <w:bookmarkStart w:id="86" w:name="ref-frank2013"/>
+    <w:bookmarkEnd w:id="92"/>
+    <w:bookmarkStart w:id="93" w:name="ref-blinder1973"/>
     <w:p>
       <w:pPr>
         <w:pStyle w:val="Bibliography"/>
       </w:pPr>
       <w:r>
-        <w:t xml:space="preserve">FRANK, Kenneth A.</w:t>
-      </w:r>
-      <w:r>
-        <w:t xml:space="preserve"> </w:t>
-      </w:r>
-      <w:r>
-        <w:rPr>
-          <w:i/>
-          <w:iCs/>
-        </w:rPr>
-        <w:t xml:space="preserve">et al.</w:t>
-      </w:r>
-      <w:r>
-        <w:t xml:space="preserve"> What Would It Take to Change an Inference? Using Rubin’s Causal Model to Interpret the Robustness of Causal Inferences.</w:t>
+        <w:t xml:space="preserve">BLINDER, Alan S. Wage Discrimination: Reduced Form and Structural Estimates.</w:t>
       </w:r>
       <w:r>
         <w:t xml:space="preserve"> </w:t>
@@ -31670,20 +33403,20 @@
           <w:b/>
           <w:bCs/>
         </w:rPr>
-        <w:t xml:space="preserve">Educational Evaluation and Policy Analysis</w:t>
-      </w:r>
-      <w:r>
-        <w:t xml:space="preserve">, v. 35, n. 4, p. 437–460, 2013.</w:t>
+        <w:t xml:space="preserve">Journal of Human Resources</w:t>
+      </w:r>
+      <w:r>
+        <w:t xml:space="preserve">, v. 8, n. 4, p. 436–455, 1973.</w:t>
       </w:r>
     </w:p>
-    <w:bookmarkEnd w:id="86"/>
-    <w:bookmarkStart w:id="87" w:name="ref-granovetter1973"/>
+    <w:bookmarkEnd w:id="93"/>
+    <w:bookmarkStart w:id="94" w:name="ref-breiman2001"/>
     <w:p>
       <w:pPr>
         <w:pStyle w:val="Bibliography"/>
       </w:pPr>
       <w:r>
-        <w:t xml:space="preserve">GRANOVETTER, Mark S. The Strength of Weak Ties.</w:t>
+        <w:t xml:space="preserve">BREIMAN, Leo. Random Forests.</w:t>
       </w:r>
       <w:r>
         <w:t xml:space="preserve"> </w:t>
@@ -31693,20 +33426,20 @@
           <w:b/>
           <w:bCs/>
         </w:rPr>
-        <w:t xml:space="preserve">American Journal of Sociology</w:t>
-      </w:r>
-      <w:r>
-        <w:t xml:space="preserve">, v. 78, n. 6, p. 1360–1380, 1973.</w:t>
+        <w:t xml:space="preserve">Machine Learning</w:t>
+      </w:r>
+      <w:r>
+        <w:t xml:space="preserve">, v. 45, n. 1, p. 5–32, 2001.</w:t>
       </w:r>
     </w:p>
-    <w:bookmarkEnd w:id="87"/>
-    <w:bookmarkStart w:id="88" w:name="ref-hasenbalg1979"/>
+    <w:bookmarkEnd w:id="94"/>
+    <w:bookmarkStart w:id="95" w:name="ref-cameron2008"/>
     <w:p>
       <w:pPr>
         <w:pStyle w:val="Bibliography"/>
       </w:pPr>
       <w:r>
-        <w:t xml:space="preserve">HASENBALG, Carlos.</w:t>
+        <w:t xml:space="preserve">CAMERON, A. Colin; GELBACH, Jonah B.; MILLER, Douglas L. Bootstrap-Based Improvements for Inference with Clustered Errors.</w:t>
       </w:r>
       <w:r>
         <w:t xml:space="preserve"> </w:t>
@@ -31716,43 +33449,52 @@
           <w:b/>
           <w:bCs/>
         </w:rPr>
-        <w:t xml:space="preserve">Discriminação e Desigualdades Raciais no Brasil</w:t>
-      </w:r>
-      <w:r>
-        <w:t xml:space="preserve">. Rio de Janeiro: Graal, 1979.</w:t>
+        <w:t xml:space="preserve">The Review of Economics and Statistics</w:t>
+      </w:r>
+      <w:r>
+        <w:t xml:space="preserve">, v. 90, n. 3, p. 414–427, 2008.</w:t>
       </w:r>
     </w:p>
-    <w:bookmarkEnd w:id="88"/>
-    <w:bookmarkStart w:id="89" w:name="ref-henriques2001"/>
+    <w:bookmarkEnd w:id="95"/>
+    <w:bookmarkStart w:id="96" w:name="ref-chen2016"/>
     <w:p>
       <w:pPr>
         <w:pStyle w:val="Bibliography"/>
       </w:pPr>
       <w:r>
-        <w:t xml:space="preserve">HENRIQUES, Ricardo. Desigualdade Racial no Brasil: Evolução das Condições de Vida na Década de 90.</w:t>
-      </w:r>
-      <w:r>
-        <w:t xml:space="preserve"> </w:t>
-      </w:r>
-      <w:r>
-        <w:rPr>
-          <w:b/>
-          <w:bCs/>
-        </w:rPr>
-        <w:t xml:space="preserve">Texto para Discussão IPEA</w:t>
-      </w:r>
-      <w:r>
-        <w:t xml:space="preserve">, n. 807, 2001.</w:t>
+        <w:t xml:space="preserve">CHEN, Tianqi; GUESTRIN, Carlos.</w:t>
+      </w:r>
+      <w:r>
+        <w:t xml:space="preserve"> </w:t>
+      </w:r>
+      <w:r>
+        <w:t xml:space="preserve">XGBoost</w:t>
+      </w:r>
+      <w:r>
+        <w:t xml:space="preserve">: A Scalable Tree Boosting System.</w:t>
+      </w:r>
+      <w:r>
+        <w:t xml:space="preserve"> </w:t>
+      </w:r>
+      <w:r>
+        <w:rPr>
+          <w:i/>
+          <w:iCs/>
+        </w:rPr>
+        <w:t xml:space="preserve">In</w:t>
+      </w:r>
+      <w:r>
+        <w:t xml:space="preserve">: 2016.</w:t>
       </w:r>
     </w:p>
-    <w:bookmarkEnd w:id="89"/>
-    <w:bookmarkStart w:id="90" w:name="ref-ibge_pof_2019"/>
+    <w:bookmarkEnd w:id="96"/>
+    <w:bookmarkStart w:id="97" w:name="ref-crenshaw1989"/>
     <w:p>
       <w:pPr>
         <w:pStyle w:val="Bibliography"/>
       </w:pPr>
       <w:r>
-        <w:t xml:space="preserve">IBGE.</w:t>
+        <w:t xml:space="preserve">CRENSHAW, Kimberlé. Demarginalizing the Intersection of Race and Sex: A Black Feminist Critique of Antidiscrimination Doctrine.</w:t>
       </w:r>
       <w:r>
         <w:t xml:space="preserve"> </w:t>
@@ -31762,20 +33504,20 @@
           <w:b/>
           <w:bCs/>
         </w:rPr>
-        <w:t xml:space="preserve">Pesquisa de Orçamentos Familiares 2017–2018: análise da qualidade de vida (Índice de Perda de Qualidade de Vida)</w:t>
-      </w:r>
-      <w:r>
-        <w:t xml:space="preserve">. Rio de Janeiro: Instituto Brasileiro de Geografia e Estatística, 2019.</w:t>
+        <w:t xml:space="preserve">University of Chicago Legal Forum</w:t>
+      </w:r>
+      <w:r>
+        <w:t xml:space="preserve">, v. 1989, n. 1, p. 139–167, 1989.</w:t>
       </w:r>
     </w:p>
-    <w:bookmarkEnd w:id="90"/>
-    <w:bookmarkStart w:id="91" w:name="ref-ibge_pnad_2023"/>
+    <w:bookmarkEnd w:id="97"/>
+    <w:bookmarkStart w:id="98" w:name="ref-duan1983"/>
     <w:p>
       <w:pPr>
         <w:pStyle w:val="Bibliography"/>
       </w:pPr>
       <w:r>
-        <w:t xml:space="preserve">IBGE.</w:t>
+        <w:t xml:space="preserve">DUAN, Naihua. Smearing Estimate: A Nonparametric Retransformation Method.</w:t>
       </w:r>
       <w:r>
         <w:t xml:space="preserve"> </w:t>
@@ -31785,20 +33527,20 @@
           <w:b/>
           <w:bCs/>
         </w:rPr>
-        <w:t xml:space="preserve">Pesquisa Nacional por Amostra de Domicílios Contínua: Notas Metodológicas</w:t>
-      </w:r>
-      <w:r>
-        <w:t xml:space="preserve">. Rio de Janeiro: Instituto Brasileiro de Geografia e Estatística, 2023.</w:t>
+        <w:t xml:space="preserve">Journal of the American Statistical Association</w:t>
+      </w:r>
+      <w:r>
+        <w:t xml:space="preserve">, v. 78, n. 383, p. 605–610, 1983.</w:t>
       </w:r>
     </w:p>
-    <w:bookmarkEnd w:id="91"/>
-    <w:bookmarkStart w:id="92" w:name="ref-ibge_rendimentos_2025"/>
+    <w:bookmarkEnd w:id="98"/>
+    <w:bookmarkStart w:id="99" w:name="ref-firpo2018"/>
     <w:p>
       <w:pPr>
         <w:pStyle w:val="Bibliography"/>
       </w:pPr>
       <w:r>
-        <w:t xml:space="preserve">IBGE.</w:t>
+        <w:t xml:space="preserve">FIRPO, Sergio P.; FORTIN, Nicole M.; LEMIEUX, Thomas. Decomposing Wage Distributions Using Recentered Influence Function Regressions.</w:t>
       </w:r>
       <w:r>
         <w:t xml:space="preserve"> </w:t>
@@ -31808,20 +33550,33 @@
           <w:b/>
           <w:bCs/>
         </w:rPr>
-        <w:t xml:space="preserve">Pesquisa Nacional por Amostra de Domicílios Contínua: Rendimento de Todas as Fontes 2025</w:t>
-      </w:r>
-      <w:r>
-        <w:t xml:space="preserve">. Rio de Janeiro: Instituto Brasileiro de Geografia e Estatística, 2025.</w:t>
+        <w:t xml:space="preserve">Econometrics</w:t>
+      </w:r>
+      <w:r>
+        <w:t xml:space="preserve">, v. 6, n. 2, p. 28, 2018.</w:t>
       </w:r>
     </w:p>
-    <w:bookmarkEnd w:id="92"/>
-    <w:bookmarkStart w:id="93" w:name="ref-lundberg2017"/>
+    <w:bookmarkEnd w:id="99"/>
+    <w:bookmarkStart w:id="100" w:name="ref-frank2013"/>
     <w:p>
       <w:pPr>
         <w:pStyle w:val="Bibliography"/>
       </w:pPr>
       <w:r>
-        <w:t xml:space="preserve">LUNDBERG, Scott M.; LEE, Su-In. A Unified Approach to Interpreting Model Predictions.</w:t>
+        <w:t xml:space="preserve">FRANK, Kenneth A.</w:t>
+      </w:r>
+      <w:r>
+        <w:t xml:space="preserve"> </w:t>
+      </w:r>
+      <w:r>
+        <w:rPr>
+          <w:i/>
+          <w:iCs/>
+        </w:rPr>
+        <w:t xml:space="preserve">et al.</w:t>
+      </w:r>
+      <w:r>
+        <w:t xml:space="preserve"> What Would It Take to Change an Inference? Using Rubin’s Causal Model to Interpret the Robustness of Causal Inferences.</w:t>
       </w:r>
       <w:r>
         <w:t xml:space="preserve"> </w:t>
@@ -31831,20 +33586,20 @@
           <w:b/>
           <w:bCs/>
         </w:rPr>
-        <w:t xml:space="preserve">Advances in Neural Information Processing Systems</w:t>
-      </w:r>
-      <w:r>
-        <w:t xml:space="preserve">, v. 30, 2017.</w:t>
+        <w:t xml:space="preserve">Educational Evaluation and Policy Analysis</w:t>
+      </w:r>
+      <w:r>
+        <w:t xml:space="preserve">, v. 35, n. 4, p. 437–460, 2013.</w:t>
       </w:r>
     </w:p>
-    <w:bookmarkEnd w:id="93"/>
-    <w:bookmarkStart w:id="94" w:name="ref-manski1993"/>
+    <w:bookmarkEnd w:id="100"/>
+    <w:bookmarkStart w:id="101" w:name="ref-granovetter1973"/>
     <w:p>
       <w:pPr>
         <w:pStyle w:val="Bibliography"/>
       </w:pPr>
       <w:r>
-        <w:t xml:space="preserve">MANSKI, Charles F. Identification of Endogenous Social Effects: The Reflection Problem.</w:t>
+        <w:t xml:space="preserve">GRANOVETTER, Mark S. The Strength of Weak Ties.</w:t>
       </w:r>
       <w:r>
         <w:t xml:space="preserve"> </w:t>
@@ -31854,20 +33609,20 @@
           <w:b/>
           <w:bCs/>
         </w:rPr>
-        <w:t xml:space="preserve">Review of Economic Studies</w:t>
-      </w:r>
-      <w:r>
-        <w:t xml:space="preserve">, v. 60, n. 3, p. 531–542, 1993.</w:t>
+        <w:t xml:space="preserve">American Journal of Sociology</w:t>
+      </w:r>
+      <w:r>
+        <w:t xml:space="preserve">, v. 78, n. 6, p. 1360–1380, 1973.</w:t>
       </w:r>
     </w:p>
-    <w:bookmarkEnd w:id="94"/>
-    <w:bookmarkStart w:id="95" w:name="ref-marques2010"/>
+    <w:bookmarkEnd w:id="101"/>
+    <w:bookmarkStart w:id="102" w:name="ref-hasenbalg1979"/>
     <w:p>
       <w:pPr>
         <w:pStyle w:val="Bibliography"/>
       </w:pPr>
       <w:r>
-        <w:t xml:space="preserve">MARQUES, Eduardo. Redes Sociais, Segregação e Pobreza em São Paulo.</w:t>
+        <w:t xml:space="preserve">HASENBALG, Carlos.</w:t>
       </w:r>
       <w:r>
         <w:t xml:space="preserve"> </w:t>
@@ -31877,20 +33632,20 @@
           <w:b/>
           <w:bCs/>
         </w:rPr>
-        <w:t xml:space="preserve">Dados: Revista de Ciências Sociais</w:t>
-      </w:r>
-      <w:r>
-        <w:t xml:space="preserve">, v. 53, n. 1, p. 5–50, 2010.</w:t>
+        <w:t xml:space="preserve">Discriminação e Desigualdades Raciais no Brasil</w:t>
+      </w:r>
+      <w:r>
+        <w:t xml:space="preserve">. Rio de Janeiro: Graal, 1979.</w:t>
       </w:r>
     </w:p>
-    <w:bookmarkEnd w:id="95"/>
-    <w:bookmarkStart w:id="96" w:name="ref-pager2007"/>
+    <w:bookmarkEnd w:id="102"/>
+    <w:bookmarkStart w:id="103" w:name="ref-henriques2001"/>
     <w:p>
       <w:pPr>
         <w:pStyle w:val="Bibliography"/>
       </w:pPr>
       <w:r>
-        <w:t xml:space="preserve">PAGER, Devah.</w:t>
+        <w:t xml:space="preserve">HENRIQUES, Ricardo. Desigualdade Racial no Brasil: Evolução das Condições de Vida na Década de 90.</w:t>
       </w:r>
       <w:r>
         <w:t xml:space="preserve"> </w:t>
@@ -31900,20 +33655,20 @@
           <w:b/>
           <w:bCs/>
         </w:rPr>
-        <w:t xml:space="preserve">Marked: Race, Crime, and Finding Work in an Era of Mass Incarceration</w:t>
-      </w:r>
-      <w:r>
-        <w:t xml:space="preserve">. Chicago: University of Chicago Press, 2007.</w:t>
+        <w:t xml:space="preserve">Texto para Discussão IPEA</w:t>
+      </w:r>
+      <w:r>
+        <w:t xml:space="preserve">, n. 807, 2001.</w:t>
       </w:r>
     </w:p>
-    <w:bookmarkEnd w:id="96"/>
-    <w:bookmarkStart w:id="97" w:name="ref-raudenbush2002"/>
+    <w:bookmarkEnd w:id="103"/>
+    <w:bookmarkStart w:id="104" w:name="ref-ibge_pof_2019"/>
     <w:p>
       <w:pPr>
         <w:pStyle w:val="Bibliography"/>
       </w:pPr>
       <w:r>
-        <w:t xml:space="preserve">RAUDENBUSH, Stephen W.; BRYK, Anthony S.</w:t>
+        <w:t xml:space="preserve">IBGE.</w:t>
       </w:r>
       <w:r>
         <w:t xml:space="preserve"> </w:t>
@@ -31923,20 +33678,20 @@
           <w:b/>
           <w:bCs/>
         </w:rPr>
-        <w:t xml:space="preserve">Hierarchical Linear Models: Applications and Data Analysis Methods</w:t>
-      </w:r>
-      <w:r>
-        <w:t xml:space="preserve">. 2. ed. Thousand Oaks, CA: Sage, 2002.</w:t>
+        <w:t xml:space="preserve">Pesquisa de Orçamentos Familiares 2017–2018: análise da qualidade de vida (Índice de Perda de Qualidade de Vida)</w:t>
+      </w:r>
+      <w:r>
+        <w:t xml:space="preserve">. Rio de Janeiro: Instituto Brasileiro de Geografia e Estatística, 2019.</w:t>
       </w:r>
     </w:p>
-    <w:bookmarkEnd w:id="97"/>
-    <w:bookmarkStart w:id="98" w:name="ref-sampson1997"/>
+    <w:bookmarkEnd w:id="104"/>
+    <w:bookmarkStart w:id="105" w:name="ref-ibge_pnad_2023"/>
     <w:p>
       <w:pPr>
         <w:pStyle w:val="Bibliography"/>
       </w:pPr>
       <w:r>
-        <w:t xml:space="preserve">SAMPSON, Robert J.; RAUDENBUSH, Stephen W.; EARLS, Felton. Neighborhoods and Violent Crime: A Multilevel Study of Collective Efficacy.</w:t>
+        <w:t xml:space="preserve">IBGE.</w:t>
       </w:r>
       <w:r>
         <w:t xml:space="preserve"> </w:t>
@@ -31946,20 +33701,20 @@
           <w:b/>
           <w:bCs/>
         </w:rPr>
-        <w:t xml:space="preserve">Science</w:t>
-      </w:r>
-      <w:r>
-        <w:t xml:space="preserve">, v. 277, p. 918–924, 1997.</w:t>
+        <w:t xml:space="preserve">Pesquisa Nacional por Amostra de Domicílios Contínua: Notas Metodológicas</w:t>
+      </w:r>
+      <w:r>
+        <w:t xml:space="preserve">. Rio de Janeiro: Instituto Brasileiro de Geografia e Estatística, 2023.</w:t>
       </w:r>
     </w:p>
-    <w:bookmarkEnd w:id="98"/>
-    <w:bookmarkStart w:id="99" w:name="ref-soares2009"/>
+    <w:bookmarkEnd w:id="105"/>
+    <w:bookmarkStart w:id="106" w:name="ref-ibge_rendimentos_2025"/>
     <w:p>
       <w:pPr>
         <w:pStyle w:val="Bibliography"/>
       </w:pPr>
       <w:r>
-        <w:t xml:space="preserve">SOARES, Sergei. Desigualdade Racial de Renda no Brasil: 1976–2006.</w:t>
+        <w:t xml:space="preserve">IBGE.</w:t>
       </w:r>
       <w:r>
         <w:t xml:space="preserve"> </w:t>
@@ -31969,20 +33724,20 @@
           <w:b/>
           <w:bCs/>
         </w:rPr>
-        <w:t xml:space="preserve">Estudos Econômicos</w:t>
-      </w:r>
-      <w:r>
-        <w:t xml:space="preserve">, v. 39, n. 4, p. 803–825, 2009.</w:t>
+        <w:t xml:space="preserve">Pesquisa Nacional por Amostra de Domicílios Contínua: Rendimento de Todas as Fontes 2025</w:t>
+      </w:r>
+      <w:r>
+        <w:t xml:space="preserve">. Rio de Janeiro: Instituto Brasileiro de Geografia e Estatística, 2025.</w:t>
       </w:r>
     </w:p>
-    <w:bookmarkEnd w:id="99"/>
-    <w:bookmarkStart w:id="100" w:name="ref-wilson1987"/>
+    <w:bookmarkEnd w:id="106"/>
+    <w:bookmarkStart w:id="107" w:name="ref-koenker1978"/>
     <w:p>
       <w:pPr>
         <w:pStyle w:val="Bibliography"/>
       </w:pPr>
       <w:r>
-        <w:t xml:space="preserve">WILSON, William J.</w:t>
+        <w:t xml:space="preserve">KOENKER, Roger; BASSETT, Gilbert. Regression Quantiles.</w:t>
       </w:r>
       <w:r>
         <w:t xml:space="preserve"> </w:t>
@@ -31992,16 +33747,269 @@
           <w:b/>
           <w:bCs/>
         </w:rPr>
+        <w:t xml:space="preserve">Econometrica</w:t>
+      </w:r>
+      <w:r>
+        <w:t xml:space="preserve">, v. 46, n. 1, p. 33–50, 1978.</w:t>
+      </w:r>
+    </w:p>
+    <w:bookmarkEnd w:id="107"/>
+    <w:bookmarkStart w:id="108" w:name="ref-lundberg2017"/>
+    <w:p>
+      <w:pPr>
+        <w:pStyle w:val="Bibliography"/>
+      </w:pPr>
+      <w:r>
+        <w:t xml:space="preserve">LUNDBERG, Scott M.; LEE, Su-In. A Unified Approach to Interpreting Model Predictions.</w:t>
+      </w:r>
+      <w:r>
+        <w:t xml:space="preserve"> </w:t>
+      </w:r>
+      <w:r>
+        <w:rPr>
+          <w:b/>
+          <w:bCs/>
+        </w:rPr>
+        <w:t xml:space="preserve">Advances in Neural Information Processing Systems</w:t>
+      </w:r>
+      <w:r>
+        <w:t xml:space="preserve">, v. 30, 2017.</w:t>
+      </w:r>
+    </w:p>
+    <w:bookmarkEnd w:id="108"/>
+    <w:bookmarkStart w:id="109" w:name="ref-manski1993"/>
+    <w:p>
+      <w:pPr>
+        <w:pStyle w:val="Bibliography"/>
+      </w:pPr>
+      <w:r>
+        <w:t xml:space="preserve">MANSKI, Charles F. Identification of Endogenous Social Effects: The Reflection Problem.</w:t>
+      </w:r>
+      <w:r>
+        <w:t xml:space="preserve"> </w:t>
+      </w:r>
+      <w:r>
+        <w:rPr>
+          <w:b/>
+          <w:bCs/>
+        </w:rPr>
+        <w:t xml:space="preserve">Review of Economic Studies</w:t>
+      </w:r>
+      <w:r>
+        <w:t xml:space="preserve">, v. 60, n. 3, p. 531–542, 1993.</w:t>
+      </w:r>
+    </w:p>
+    <w:bookmarkEnd w:id="109"/>
+    <w:bookmarkStart w:id="110" w:name="ref-marques2010"/>
+    <w:p>
+      <w:pPr>
+        <w:pStyle w:val="Bibliography"/>
+      </w:pPr>
+      <w:r>
+        <w:t xml:space="preserve">MARQUES, Eduardo. Redes Sociais, Segregação e Pobreza em São Paulo.</w:t>
+      </w:r>
+      <w:r>
+        <w:t xml:space="preserve"> </w:t>
+      </w:r>
+      <w:r>
+        <w:rPr>
+          <w:b/>
+          <w:bCs/>
+        </w:rPr>
+        <w:t xml:space="preserve">Dados: Revista de Ciências Sociais</w:t>
+      </w:r>
+      <w:r>
+        <w:t xml:space="preserve">, v. 53, n. 1, p. 5–50, 2010.</w:t>
+      </w:r>
+    </w:p>
+    <w:bookmarkEnd w:id="110"/>
+    <w:bookmarkStart w:id="111" w:name="ref-oaxaca1973"/>
+    <w:p>
+      <w:pPr>
+        <w:pStyle w:val="Bibliography"/>
+      </w:pPr>
+      <w:r>
+        <w:t xml:space="preserve">OAXACA, Ronald. Male-Female Wage Differentials in Urban Labor Markets.</w:t>
+      </w:r>
+      <w:r>
+        <w:t xml:space="preserve"> </w:t>
+      </w:r>
+      <w:r>
+        <w:rPr>
+          <w:b/>
+          <w:bCs/>
+        </w:rPr>
+        <w:t xml:space="preserve">International Economic Review</w:t>
+      </w:r>
+      <w:r>
+        <w:t xml:space="preserve">, v. 14, n. 3, p. 693–709, 1973.</w:t>
+      </w:r>
+    </w:p>
+    <w:bookmarkEnd w:id="111"/>
+    <w:bookmarkStart w:id="112" w:name="ref-oaxaca_ransom1999"/>
+    <w:p>
+      <w:pPr>
+        <w:pStyle w:val="Bibliography"/>
+      </w:pPr>
+      <w:r>
+        <w:t xml:space="preserve">OAXACA, Ronald L.; RANSOM, Michael R. Identification in Detailed Wage Decompositions.</w:t>
+      </w:r>
+      <w:r>
+        <w:t xml:space="preserve"> </w:t>
+      </w:r>
+      <w:r>
+        <w:rPr>
+          <w:b/>
+          <w:bCs/>
+        </w:rPr>
+        <w:t xml:space="preserve">Review of Economics and Statistics</w:t>
+      </w:r>
+      <w:r>
+        <w:t xml:space="preserve">, v. 81, n. 1, p. 154–157, 1999.</w:t>
+      </w:r>
+    </w:p>
+    <w:bookmarkEnd w:id="112"/>
+    <w:bookmarkStart w:id="113" w:name="ref-pager2007"/>
+    <w:p>
+      <w:pPr>
+        <w:pStyle w:val="Bibliography"/>
+      </w:pPr>
+      <w:r>
+        <w:t xml:space="preserve">PAGER, Devah.</w:t>
+      </w:r>
+      <w:r>
+        <w:t xml:space="preserve"> </w:t>
+      </w:r>
+      <w:r>
+        <w:rPr>
+          <w:b/>
+          <w:bCs/>
+        </w:rPr>
+        <w:t xml:space="preserve">Marked: Race, Crime, and Finding Work in an Era of Mass Incarceration</w:t>
+      </w:r>
+      <w:r>
+        <w:t xml:space="preserve">. Chicago: University of Chicago Press, 2007.</w:t>
+      </w:r>
+    </w:p>
+    <w:bookmarkEnd w:id="113"/>
+    <w:bookmarkStart w:id="114" w:name="ref-raudenbush2002"/>
+    <w:p>
+      <w:pPr>
+        <w:pStyle w:val="Bibliography"/>
+      </w:pPr>
+      <w:r>
+        <w:t xml:space="preserve">RAUDENBUSH, Stephen W.; BRYK, Anthony S.</w:t>
+      </w:r>
+      <w:r>
+        <w:t xml:space="preserve"> </w:t>
+      </w:r>
+      <w:r>
+        <w:rPr>
+          <w:b/>
+          <w:bCs/>
+        </w:rPr>
+        <w:t xml:space="preserve">Hierarchical Linear Models: Applications and Data Analysis Methods</w:t>
+      </w:r>
+      <w:r>
+        <w:t xml:space="preserve">. 2. ed. Thousand Oaks, CA: Sage, 2002.</w:t>
+      </w:r>
+    </w:p>
+    <w:bookmarkEnd w:id="114"/>
+    <w:bookmarkStart w:id="115" w:name="ref-sampson1997"/>
+    <w:p>
+      <w:pPr>
+        <w:pStyle w:val="Bibliography"/>
+      </w:pPr>
+      <w:r>
+        <w:t xml:space="preserve">SAMPSON, Robert J.; RAUDENBUSH, Stephen W.; EARLS, Felton. Neighborhoods and Violent Crime: A Multilevel Study of Collective Efficacy.</w:t>
+      </w:r>
+      <w:r>
+        <w:t xml:space="preserve"> </w:t>
+      </w:r>
+      <w:r>
+        <w:rPr>
+          <w:b/>
+          <w:bCs/>
+        </w:rPr>
+        <w:t xml:space="preserve">Science</w:t>
+      </w:r>
+      <w:r>
+        <w:t xml:space="preserve">, v. 277, p. 918–924, 1997.</w:t>
+      </w:r>
+    </w:p>
+    <w:bookmarkEnd w:id="115"/>
+    <w:bookmarkStart w:id="116" w:name="ref-soares2009"/>
+    <w:p>
+      <w:pPr>
+        <w:pStyle w:val="Bibliography"/>
+      </w:pPr>
+      <w:r>
+        <w:t xml:space="preserve">SOARES, Sergei. Desigualdade Racial de Renda no Brasil: 1976–2006.</w:t>
+      </w:r>
+      <w:r>
+        <w:t xml:space="preserve"> </w:t>
+      </w:r>
+      <w:r>
+        <w:rPr>
+          <w:b/>
+          <w:bCs/>
+        </w:rPr>
+        <w:t xml:space="preserve">Estudos Econômicos</w:t>
+      </w:r>
+      <w:r>
+        <w:t xml:space="preserve">, v. 39, n. 4, p. 803–825, 2009.</w:t>
+      </w:r>
+    </w:p>
+    <w:bookmarkEnd w:id="116"/>
+    <w:bookmarkStart w:id="117" w:name="ref-vanderweele2017"/>
+    <w:p>
+      <w:pPr>
+        <w:pStyle w:val="Bibliography"/>
+      </w:pPr>
+      <w:r>
+        <w:t xml:space="preserve">VANDERWEELE, Tyler J.; DING, Peng. Sensitivity Analysis in Observational Research: Introducing the E-Value.</w:t>
+      </w:r>
+      <w:r>
+        <w:t xml:space="preserve"> </w:t>
+      </w:r>
+      <w:r>
+        <w:rPr>
+          <w:b/>
+          <w:bCs/>
+        </w:rPr>
+        <w:t xml:space="preserve">Annals of Internal Medicine</w:t>
+      </w:r>
+      <w:r>
+        <w:t xml:space="preserve">, v. 167, n. 4, p. 268–274, 2017.</w:t>
+      </w:r>
+    </w:p>
+    <w:bookmarkEnd w:id="117"/>
+    <w:bookmarkStart w:id="118" w:name="ref-wilson1987"/>
+    <w:p>
+      <w:pPr>
+        <w:pStyle w:val="Bibliography"/>
+      </w:pPr>
+      <w:r>
+        <w:t xml:space="preserve">WILSON, William J.</w:t>
+      </w:r>
+      <w:r>
+        <w:t xml:space="preserve"> </w:t>
+      </w:r>
+      <w:r>
+        <w:rPr>
+          <w:b/>
+          <w:bCs/>
+        </w:rPr>
         <w:t xml:space="preserve">The Truly Disadvantaged: The Inner City, the Underclass, and Public Policy</w:t>
       </w:r>
       <w:r>
         <w:t xml:space="preserve">. Chicago: University of Chicago Press, 1987.</w:t>
       </w:r>
     </w:p>
-    <w:bookmarkEnd w:id="100"/>
-    <w:bookmarkEnd w:id="101"/>
-    <w:bookmarkEnd w:id="102"/>
-    <w:bookmarkEnd w:id="103"/>
+    <w:bookmarkEnd w:id="118"/>
+    <w:bookmarkEnd w:id="119"/>
+    <w:bookmarkEnd w:id="120"/>
+    <w:bookmarkEnd w:id="121"/>
     <w:sectPr>
       <w:footnotePr>
         <w:numRestart w:val="eachSect"/>

--- a/entregaveis/relatorio_tcc_enxuto.docx
+++ b/entregaveis/relatorio_tcc_enxuto.docx
@@ -28798,7 +28798,32 @@
         <w:t xml:space="preserve"> </w:t>
       </w:r>
       <w:r>
-        <w:t xml:space="preserve">ocupação qualificada (CBO 1–4), renda no top 20% e no top 10%.</w:t>
+        <w:t xml:space="preserve">ocupação qualificada (CBO 1–4), renda no top 20% e no top 10%. A Tabela </w:t>
+      </w:r>
+      <w:hyperlink w:anchor="tab:interseccional">
+        <w:r>
+          <w:rPr>
+            <w:rStyle w:val="Hyperlink"/>
+          </w:rPr>
+          <w:t xml:space="preserve">14</w:t>
+        </w:r>
+      </w:hyperlink>
+      <w:r>
+        <w:t xml:space="preserve"> </w:t>
+      </w:r>
+      <w:r>
+        <w:t xml:space="preserve">traz a decomposição de Oaxaca–Blinder dos quatro grupos contra o homem branco, e a Figura </w:t>
+      </w:r>
+      <w:hyperlink w:anchor="fig:interseccional">
+        <w:r>
+          <w:rPr>
+            <w:rStyle w:val="Hyperlink"/>
+          </w:rPr>
+          <w:t xml:space="preserve">8</w:t>
+        </w:r>
+      </w:hyperlink>
+      <w:r>
+        <w:t xml:space="preserve">, as razões de chance nos três desfechos.</w:t>
       </w:r>
     </w:p>
     <w:bookmarkStart w:id="83" w:name="fig:interseccional"/>

--- a/entregaveis/relatorio_tcc_enxuto.docx
+++ b/entregaveis/relatorio_tcc_enxuto.docx
@@ -8916,6 +8916,175 @@
               <w:jc w:val="left"/>
             </w:pPr>
             <w:r>
+              <w:t xml:space="preserve">Ganho do ML sobre o linear</w:t>
+            </w:r>
+          </w:p>
+        </w:tc>
+        <w:tc>
+          <w:tcPr/>
+          <w:p>
+            <w:pPr>
+              <w:pStyle w:val="Compact"/>
+              <w:jc w:val="left"/>
+            </w:pPr>
+            <m:oMath>
+              <m:sSup>
+                <m:e>
+                  <m:r>
+                    <m:t>R</m:t>
+                  </m:r>
+                </m:e>
+                <m:sup>
+                  <m:r>
+                    <m:t>2</m:t>
+                  </m:r>
+                </m:sup>
+              </m:sSup>
+            </m:oMath>
+            <w:r>
+              <w:t xml:space="preserve"> </w:t>
+            </w:r>
+            <w:r>
+              <w:t xml:space="preserve">de teste: MQO 0</w:t>
+            </w:r>
+            <w:r>
+              <w:t xml:space="preserve">,</w:t>
+            </w:r>
+            <w:r>
+              <w:t xml:space="preserve">587; RF 0</w:t>
+            </w:r>
+            <w:r>
+              <w:t xml:space="preserve">,</w:t>
+            </w:r>
+            <w:r>
+              <w:t xml:space="preserve">589; XGBoost 0</w:t>
+            </w:r>
+            <w:r>
+              <w:t xml:space="preserve">,</w:t>
+            </w:r>
+            <w:r>
+              <w:t xml:space="preserve">644</w:t>
+            </w:r>
+          </w:p>
+        </w:tc>
+        <w:tc>
+          <w:tcPr/>
+          <w:p>
+            <w:pPr>
+              <w:pStyle w:val="Compact"/>
+              <w:jc w:val="left"/>
+            </w:pPr>
+            <w:r>
+              <w:t xml:space="preserve">mesmo treino e teste; o ganho real está no XGBoost</w:t>
+            </w:r>
+          </w:p>
+        </w:tc>
+      </w:tr>
+      <w:tr>
+        <w:tc>
+          <w:tcPr/>
+          <w:p>
+            <w:pPr>
+              <w:pStyle w:val="Compact"/>
+              <w:jc w:val="left"/>
+            </w:pPr>
+            <w:r>
+              <w:t xml:space="preserve">Peso amostral (V1028) no acesso e na decomposição</w:t>
+            </w:r>
+          </w:p>
+        </w:tc>
+        <w:tc>
+          <w:tcPr/>
+          <w:p>
+            <w:pPr>
+              <w:pStyle w:val="Compact"/>
+              <w:jc w:val="left"/>
+            </w:pPr>
+            <w:r>
+              <w:t xml:space="preserve">OR do acesso 0</w:t>
+            </w:r>
+            <w:r>
+              <w:t xml:space="preserve">,</w:t>
+            </w:r>
+            <w:r>
+              <w:t xml:space="preserve">820</w:t>
+            </w:r>
+            <w:r>
+              <w:t xml:space="preserve"> </w:t>
+            </w:r>
+            <m:oMath>
+              <m:r>
+                <m:rPr>
+                  <m:sty m:val="p"/>
+                </m:rPr>
+                <m:t>→</m:t>
+              </m:r>
+            </m:oMath>
+            <w:r>
+              <w:t xml:space="preserve"> </w:t>
+            </w:r>
+            <w:r>
+              <w:t xml:space="preserve">0</w:t>
+            </w:r>
+            <w:r>
+              <w:t xml:space="preserve">,</w:t>
+            </w:r>
+            <w:r>
+              <w:t xml:space="preserve">808; preço da Oaxaca (A) 17</w:t>
+            </w:r>
+            <w:r>
+              <w:t xml:space="preserve">,</w:t>
+            </w:r>
+            <w:r>
+              <w:t xml:space="preserve">9%</w:t>
+            </w:r>
+            <w:r>
+              <w:t xml:space="preserve"> </w:t>
+            </w:r>
+            <m:oMath>
+              <m:r>
+                <m:rPr>
+                  <m:sty m:val="p"/>
+                </m:rPr>
+                <m:t>→</m:t>
+              </m:r>
+            </m:oMath>
+            <w:r>
+              <w:t xml:space="preserve"> </w:t>
+            </w:r>
+            <w:r>
+              <w:t xml:space="preserve">15</w:t>
+            </w:r>
+            <w:r>
+              <w:t xml:space="preserve">,</w:t>
+            </w:r>
+            <w:r>
+              <w:t xml:space="preserve">3%</w:t>
+            </w:r>
+          </w:p>
+        </w:tc>
+        <w:tc>
+          <w:tcPr/>
+          <w:p>
+            <w:pPr>
+              <w:pStyle w:val="Compact"/>
+              <w:jc w:val="left"/>
+            </w:pPr>
+            <w:r>
+              <w:t xml:space="preserve">logit com UF fixo e erro agrupado por UPA; conclusão inalterada</w:t>
+            </w:r>
+          </w:p>
+        </w:tc>
+      </w:tr>
+      <w:tr>
+        <w:tc>
+          <w:tcPr/>
+          <w:p>
+            <w:pPr>
+              <w:pStyle w:val="Compact"/>
+              <w:jc w:val="left"/>
+            </w:pPr>
+            <w:r>
               <w:t xml:space="preserve">Validação cruzada (</w:t>
             </w:r>
             <m:oMath>
@@ -32072,7 +32241,7 @@
         </m:r>
       </m:oMath>
       <w:r>
-        <w:t xml:space="preserve">gênero e cada ponto, a razão de chances contra o homem branco, cuja referência é a linha tracejada em 1; abaixo dela, o grupo tem menos chance que ele. Siga a linha azul da esquerda para a direita: a mulher negra começa acima da referência no acesso à categoria e termina como o grupo mais distante dela no topo da renda.</w:t>
+        <w:t xml:space="preserve">gênero e cada ponto, a razão de chances contra o homem branco, cuja referência é a linha tracejada em 1; abaixo dela, o grupo tem menos chance que ele. À esquerda, siga a linha azul: a mulher negra aparece acima da referência na categoria agregada e termina como o grupo mais distante dela no topo da renda. À direita, a mesma comparação por grande grupo da CBO mostra de onde vem a aparente vantagem: das ocupações feminizadas, não do comando.</w:t>
       </w:r>
     </w:p>
     <w:p>

--- a/entregaveis/relatorio_tcc_enxuto.docx
+++ b/entregaveis/relatorio_tcc_enxuto.docx
@@ -8975,7 +8975,19 @@
               <w:jc w:val="left"/>
             </w:pPr>
             <w:r>
-              <w:t xml:space="preserve">mesmo treino e teste; o ganho real está no XGBoost</w:t>
+              <w:t xml:space="preserve">mesmo treino e teste: o RF empata com o linear (+0</w:t>
+            </w:r>
+            <w:r>
+              <w:t xml:space="preserve">,</w:t>
+            </w:r>
+            <w:r>
+              <w:t xml:space="preserve">002); o XGBoost ganha 0</w:t>
+            </w:r>
+            <w:r>
+              <w:t xml:space="preserve">,</w:t>
+            </w:r>
+            <w:r>
+              <w:t xml:space="preserve">058</w:t>
             </w:r>
           </w:p>
         </w:tc>
@@ -8989,7 +9001,7 @@
               <w:jc w:val="left"/>
             </w:pPr>
             <w:r>
-              <w:t xml:space="preserve">Peso amostral (V1028) no acesso e na decomposição</w:t>
+              <w:t xml:space="preserve">Peso amostral (V1028) no acesso, no topo e na decomposição</w:t>
             </w:r>
           </w:p>
         </w:tc>
@@ -9030,13 +9042,13 @@
               <w:t xml:space="preserve">,</w:t>
             </w:r>
             <w:r>
-              <w:t xml:space="preserve">808; preço da Oaxaca (A) 17</w:t>
+              <w:t xml:space="preserve">808; topo 10% 0</w:t>
             </w:r>
             <w:r>
               <w:t xml:space="preserve">,</w:t>
             </w:r>
             <w:r>
-              <w:t xml:space="preserve">9%</w:t>
+              <w:t xml:space="preserve">758</w:t>
             </w:r>
             <w:r>
               <w:t xml:space="preserve"> </w:t>
@@ -9053,6 +9065,35 @@
               <w:t xml:space="preserve"> </w:t>
             </w:r>
             <w:r>
+              <w:t xml:space="preserve">0</w:t>
+            </w:r>
+            <w:r>
+              <w:t xml:space="preserve">,</w:t>
+            </w:r>
+            <w:r>
+              <w:t xml:space="preserve">777; preço da Oaxaca (A, com peso) 17</w:t>
+            </w:r>
+            <w:r>
+              <w:t xml:space="preserve">,</w:t>
+            </w:r>
+            <w:r>
+              <w:t xml:space="preserve">9%</w:t>
+            </w:r>
+            <w:r>
+              <w:t xml:space="preserve"> </w:t>
+            </w:r>
+            <m:oMath>
+              <m:r>
+                <m:rPr>
+                  <m:sty m:val="p"/>
+                </m:rPr>
+                <m:t>→</m:t>
+              </m:r>
+            </m:oMath>
+            <w:r>
+              <w:t xml:space="preserve"> </w:t>
+            </w:r>
+            <w:r>
               <w:t xml:space="preserve">15</w:t>
             </w:r>
             <w:r>
@@ -9071,7 +9112,7 @@
               <w:jc w:val="left"/>
             </w:pPr>
             <w:r>
-              <w:t xml:space="preserve">logit com UF fixo e erro agrupado por UPA; conclusão inalterada</w:t>
+              <w:t xml:space="preserve">logit com efeito fixo de estado e erro agrupado por UPA; conclusão inalterada</w:t>
             </w:r>
           </w:p>
         </w:tc>
@@ -32152,7 +32193,7 @@
         <w:pStyle w:val="ImageCaption"/>
       </w:pPr>
       <w:r>
-        <w:t xml:space="preserve">A mulher negra entra pelas ocupações feminizadas, mas não chega ao comando nem ao topo: razões de chance dos quatro grupos raça</w:t>
+        <w:t xml:space="preserve">A vantagem aparente da mulher negra no acesso é de composição: razões de chance dos quatro grupos raça</w:t>
       </w:r>
       <m:oMath>
         <m:r>
@@ -32230,7 +32271,7 @@
         <w:t xml:space="preserve"> </w:t>
       </w:r>
       <w:r>
-        <w:t xml:space="preserve">cada linha é um grupo raça</w:t>
+        <w:t xml:space="preserve">cada série é um grupo raça</w:t>
       </w:r>
       <m:oMath>
         <m:r>
@@ -32241,7 +32282,7 @@
         </m:r>
       </m:oMath>
       <w:r>
-        <w:t xml:space="preserve">gênero e cada ponto, a razão de chances contra o homem branco, cuja referência é a linha tracejada em 1; abaixo dela, o grupo tem menos chance que ele. À esquerda, siga a linha azul: a mulher negra aparece acima da referência na categoria agregada e termina como o grupo mais distante dela no topo da renda. À direita, a mesma comparação por grande grupo da CBO mostra de onde vem a aparente vantagem: das ocupações feminizadas, não do comando.</w:t>
+        <w:t xml:space="preserve">gênero e cada ponto, a razão de chances contra o homem branco, cuja referência é a linha tracejada em 1; abaixo dela, o grupo tem menos chance que ele. À esquerda, siga a série azul (mulher negra): ela aparece acima da referência na categoria agregada e termina como o grupo mais distante da referência no topo da renda. À direita, a mesma comparação por grande grupo da CBO mostra de onde vem a aparente vantagem: das ocupações feminizadas, não do comando.</w:t>
       </w:r>
     </w:p>
     <w:p>
@@ -35686,7 +35727,40 @@
         <w:t xml:space="preserve"> </w:t>
       </w:r>
       <w:r>
-        <w:t xml:space="preserve">no de acesso.</w:t>
+        <w:t xml:space="preserve">no de acesso. Fica ainda como agenda relacionar a penalidade estimada em cada estado</w:t>
+      </w:r>
+      <w:r>
+        <w:t xml:space="preserve"> </w:t>
+      </w:r>
+      <w:r>
+        <w:t xml:space="preserve">à presença de pretos e pardos nos cargos eletivos, que a Justiça Eleitoral registra</w:t>
+      </w:r>
+      <w:r>
+        <w:t xml:space="preserve"> </w:t>
+      </w:r>
+      <w:r>
+        <w:t xml:space="preserve">por cor ou raça desde 2014: a sub-representação negra no comando político seria a</w:t>
+      </w:r>
+      <w:r>
+        <w:t xml:space="preserve"> </w:t>
+      </w:r>
+      <w:r>
+        <w:t xml:space="preserve">face institucional do teto de vidro aqui medido</w:t>
+      </w:r>
+      <w:r>
+        <w:t xml:space="preserve"> </w:t>
+      </w:r>
+      <w:r>
+        <w:t xml:space="preserve">(Almeida, 2019)</w:t>
+      </w:r>
+      <w:r>
+        <w:t xml:space="preserve">, mas, com uma</w:t>
+      </w:r>
+      <w:r>
+        <w:t xml:space="preserve"> </w:t>
+      </w:r>
+      <w:r>
+        <w:t xml:space="preserve">observação por estado, a comparação seria apenas ecológica.</w:t>
       </w:r>
     </w:p>
     <w:p>

--- a/entregaveis/relatorio_tcc_enxuto.docx
+++ b/entregaveis/relatorio_tcc_enxuto.docx
@@ -33881,7 +33881,7 @@
           <w:b/>
           <w:bCs/>
         </w:rPr>
-        <w:t xml:space="preserve">A convergência existe, mas é lenta.</w:t>
+        <w:t xml:space="preserve">A convergência veio num degrau, e não num ritmo.</w:t>
       </w:r>
       <w:r>
         <w:t xml:space="preserve"> </w:t>
@@ -33902,7 +33902,66 @@
         <w:footnoteReference w:id="119"/>
       </w:r>
       <w:r>
-        <w:t xml:space="preserve">. Mantido o ritmo, eliminar o diferencial observado em 2016 levaria cerca de 76 anos. Nada disso trivializa os avanços recentes em políticas de cotas e de acesso ao ensino superior. Diz, sim, que reformas no campo educacional, sem intervenção simultânea nos mecanismos de segregação residencial e de acesso às ocupações, são insuficientes — que é precisamente o que a sequência de modelos deste trabalho mostrou.</w:t>
+        <w:t xml:space="preserve">. Uma reta, porém, descreve mal a série. No estudo de evento — a penalidade de cada ano contra a de 2019, com efeito fixo de bairro e erro agrupado por UPA, nível que difere do M3 por comparar só vizinhos —, ela oscilou sem tendência de 2016 a 2019 e caiu em 2020, de 7</w:t>
+      </w:r>
+      <w:r>
+        <w:t xml:space="preserve">,</w:t>
+      </w:r>
+      <w:r>
+        <w:t xml:space="preserve">0% para 5</w:t>
+      </w:r>
+      <w:r>
+        <w:t xml:space="preserve">,</w:t>
+      </w:r>
+      <w:r>
+        <w:t xml:space="preserve">9% (1</w:t>
+      </w:r>
+      <w:r>
+        <w:t xml:space="preserve">,</w:t>
+      </w:r>
+      <w:r>
+        <w:t xml:space="preserve">0 log-ponto acima da tendência anterior,</w:t>
+      </w:r>
+      <w:r>
+        <w:t xml:space="preserve"> </w:t>
+      </w:r>
+      <m:oMath>
+        <m:r>
+          <m:t>p</m:t>
+        </m:r>
+        <m:r>
+          <m:rPr>
+            <m:sty m:val="p"/>
+          </m:rPr>
+          <m:t>=</m:t>
+        </m:r>
+        <m:r>
+          <m:t>0</m:t>
+        </m:r>
+        <m:r>
+          <m:rPr>
+            <m:sty m:val="p"/>
+          </m:rPr>
+          <m:t>,</m:t>
+        </m:r>
+        <m:r>
+          <m:t>004</m:t>
+        </m:r>
+      </m:oMath>
+      <w:r>
+        <w:t xml:space="preserve">), sem voltar depois: em 2025 era de 5</w:t>
+      </w:r>
+      <w:r>
+        <w:t xml:space="preserve">,</w:t>
+      </w:r>
+      <w:r>
+        <w:t xml:space="preserve">2%. A queda não reflete a saída dos negros de menor renda do emprego: a ocupação deles caiu só 0</w:t>
+      </w:r>
+      <w:r>
+        <w:t xml:space="preserve">,</w:t>
+      </w:r>
+      <w:r>
+        <w:t xml:space="preserve">26 ponto percentual a mais que a dos brancos em 2020, dentro da tendência anterior, e passou a crescer mais que a deles a partir de 2022, quando a penalidade seguia menor. Também não reflete a entrevista por telefone, adotada pelo IBGE em 2020 e 2021: a penalidade menor persistiu depois da volta da coleta presencial. Sem grupo de controle, a série não identifica a causa do degrau; ela mostra que a década não teve um ritmo de convergência a extrapolar, e que os resultados agrupados de 2016–2025 são uma média dos dois patamares. Nada disso trivializa os avanços recentes em políticas de cotas e de acesso ao ensino superior. Diz, sim, que reformas no campo educacional, sem intervenção simultânea nos mecanismos de segregação residencial e de acesso às ocupações, são insuficientes — que é precisamente o que a sequência de modelos deste trabalho mostrou.</w:t>
       </w:r>
     </w:p>
     <w:p>
@@ -34342,33 +34401,19 @@
         <w:pStyle w:val="BodyText"/>
       </w:pPr>
       <w:r>
-        <w:t xml:space="preserve">O ritmo observado na última década reforça a urgência: há convergência estatisticamente distinguível de zero (</w:t>
-      </w:r>
-      <m:oMath>
-        <m:r>
-          <m:t>p</m:t>
-        </m:r>
-        <m:r>
-          <m:rPr>
-            <m:sty m:val="p"/>
-          </m:rPr>
-          <m:t>=</m:t>
-        </m:r>
-        <m:r>
-          <m:t>0</m:t>
-        </m:r>
-        <m:r>
-          <m:rPr>
-            <m:sty m:val="p"/>
-          </m:rPr>
-          <m:t>,</m:t>
-        </m:r>
-        <m:r>
-          <m:t>027</m:t>
-        </m:r>
-      </m:oMath>
-      <w:r>
-        <w:t xml:space="preserve">), mas lenta — mantido o ritmo, eliminar o diferencial levaria cerca de 76 anos.</w:t>
+        <w:t xml:space="preserve">A última década não autoriza esperar: a penalidade caiu sobretudo em 2020, de 7</w:t>
+      </w:r>
+      <w:r>
+        <w:t xml:space="preserve">,</w:t>
+      </w:r>
+      <w:r>
+        <w:t xml:space="preserve">0% para 5</w:t>
+      </w:r>
+      <w:r>
+        <w:t xml:space="preserve">,</w:t>
+      </w:r>
+      <w:r>
+        <w:t xml:space="preserve">9%, e não mostrou um ritmo de convergência a extrapolar.</w:t>
       </w:r>
       <w:r>
         <w:t xml:space="preserve"> </w:t>

--- a/entregaveis/relatorio_tcc_enxuto.docx
+++ b/entregaveis/relatorio_tcc_enxuto.docx
@@ -17385,13 +17385,13 @@
         <w:pStyle w:val="TableCaption"/>
       </w:pPr>
       <w:r>
-        <w:t xml:space="preserve">Escolha de hiperparâmetros e validação cruzada do XGBoost (Alencar, 2024)</w:t>
-      </w:r>
-      <w:r>
-        <w:t xml:space="preserve"> </w:t>
-      </w:r>
-      <w:r>
-        <w:t xml:space="preserve">(Géron, 2021)</w:t>
+        <w:t xml:space="preserve">Escolha de hiperparâmetros e validação cruzada do XGBoost</w:t>
+      </w:r>
+      <w:r>
+        <w:t xml:space="preserve"> </w:t>
+      </w:r>
+      <w:r>
+        <w:t xml:space="preserve">(Alencar, 2026a, 2026b, 2026c; Géron, 2021)</w:t>
       </w:r>
       <w:r>
         <w:t xml:space="preserve">. Painel A: seis configurações comparadas numa partição de validação</w:t>
@@ -17490,7 +17490,7 @@
         <w:tblStyle w:val="Table"/>
         <w:tblW w:type="auto" w:w="0"/>
         <w:tblLook w:firstRow="1" w:lastRow="0" w:firstColumn="0" w:lastColumn="0" w:noHBand="0" w:noVBand="0" w:val="0020"/>
-        <w:tblCaption w:val="Escolha de hiperparâmetros e validação cruzada do XGBoost (Alencar, 2024) (Géron, 2021). Painel A: seis configurações comparadas numa partição de validação dentro do treino — o conjunto de teste permanece intocado. Painel B: validação cruzada k-fold (k=5) no treino completo, com média e desvio-padrão entre folds. População completa: 6.159.418 observações de treino e 1.539.855 de teste; nenhuma amostragem."/>
+        <w:tblCaption w:val="Escolha de hiperparâmetros e validação cruzada do XGBoost (Alencar, 2026a, 2026b, 2026c; Géron, 2021). Painel A: seis configurações comparadas numa partição de validação dentro do treino — o conjunto de teste permanece intocado. Painel B: validação cruzada k-fold (k=5) no treino completo, com média e desvio-padrão entre folds. População completa: 6.159.418 observações de treino e 1.539.855 de teste; nenhuma amostragem."/>
       </w:tblPr>
       <w:tblGrid>
         <w:gridCol w:w="1320"/>
@@ -18064,13 +18064,13 @@
         <w:pStyle w:val="TableCaption"/>
       </w:pPr>
       <w:r>
-        <w:t xml:space="preserve">Escolha de hiperparâmetros e validação cruzada do XGBoost (Alencar, 2024)</w:t>
-      </w:r>
-      <w:r>
-        <w:t xml:space="preserve"> </w:t>
-      </w:r>
-      <w:r>
-        <w:t xml:space="preserve">(Géron, 2021)</w:t>
+        <w:t xml:space="preserve">Escolha de hiperparâmetros e validação cruzada do XGBoost</w:t>
+      </w:r>
+      <w:r>
+        <w:t xml:space="preserve"> </w:t>
+      </w:r>
+      <w:r>
+        <w:t xml:space="preserve">(Alencar, 2026a, 2026b, 2026c; Géron, 2021)</w:t>
       </w:r>
       <w:r>
         <w:t xml:space="preserve">. Painel A: seis configurações comparadas numa partição de validação</w:t>
@@ -18169,7 +18169,7 @@
         <w:tblStyle w:val="Table"/>
         <w:tblW w:type="auto" w:w="0"/>
         <w:tblLook w:firstRow="1" w:lastRow="0" w:firstColumn="0" w:lastColumn="0" w:noHBand="0" w:noVBand="0" w:val="0020"/>
-        <w:tblCaption w:val="Escolha de hiperparâmetros e validação cruzada do XGBoost (Alencar, 2024) (Géron, 2021). Painel A: seis configurações comparadas numa partição de validação dentro do treino — o conjunto de teste permanece intocado. Painel B: validação cruzada k-fold (k=5) no treino completo, com média e desvio-padrão entre folds. População completa: 6.159.418 observações de treino e 1.539.855 de teste; nenhuma amostragem."/>
+        <w:tblCaption w:val="Escolha de hiperparâmetros e validação cruzada do XGBoost (Alencar, 2026a, 2026b, 2026c; Géron, 2021). Painel A: seis configurações comparadas numa partição de validação dentro do treino — o conjunto de teste permanece intocado. Painel B: validação cruzada k-fold (k=5) no treino completo, com média e desvio-padrão entre folds. População completa: 6.159.418 observações de treino e 1.539.855 de teste; nenhuma amostragem."/>
       </w:tblPr>
       <w:tblGrid>
         <w:gridCol w:w="1980"/>
@@ -34262,7 +34262,7 @@
       </w:r>
     </w:p>
     <w:bookmarkEnd w:id="120"/>
-    <w:bookmarkStart w:id="159" w:name="sec:conclusao"/>
+    <w:bookmarkStart w:id="162" w:name="sec:conclusao"/>
     <w:p>
       <w:pPr>
         <w:pStyle w:val="Heading1"/>
@@ -34864,7 +34864,7 @@
         <w:t xml:space="preserve">segregação residencial e penalidade salarial dentro da ocupação, em sistema combinado.</w:t>
       </w:r>
     </w:p>
-    <w:bookmarkStart w:id="158" w:name="limitações-e-escopo-de-validade"/>
+    <w:bookmarkStart w:id="161" w:name="limitações-e-escopo-de-validade"/>
     <w:p>
       <w:pPr>
         <w:pStyle w:val="Heading2"/>
@@ -35856,14 +35856,14 @@
         <w:t xml:space="preserve">por todo o conteúdo.</w:t>
       </w:r>
     </w:p>
-    <w:bookmarkStart w:id="157" w:name="refs"/>
-    <w:bookmarkStart w:id="121" w:name="ref-almeida2019"/>
+    <w:bookmarkStart w:id="160" w:name="refs"/>
+    <w:bookmarkStart w:id="121" w:name="ref-alencar2026a"/>
     <w:p>
       <w:pPr>
         <w:pStyle w:val="Bibliography"/>
       </w:pPr>
       <w:r>
-        <w:t xml:space="preserve">ALMEIDA, Silvio Luiz de.</w:t>
+        <w:t xml:space="preserve">ALENCAR, Valquíria.</w:t>
       </w:r>
       <w:r>
         <w:t xml:space="preserve"> </w:t>
@@ -35873,32 +35873,43 @@
           <w:b/>
           <w:bCs/>
         </w:rPr>
-        <w:t xml:space="preserve">Racismo Estrutural</w:t>
-      </w:r>
-      <w:r>
-        <w:t xml:space="preserve">. S</w:t>
-      </w:r>
-      <w:r>
-        <w:t xml:space="preserve">ã</w:t>
-      </w:r>
-      <w:r>
-        <w:t xml:space="preserve">o Paulo: Janda</w:t>
-      </w:r>
-      <w:r>
-        <w:t xml:space="preserve">í</w:t>
-      </w:r>
-      <w:r>
-        <w:t xml:space="preserve">ra, 2019.</w:t>
+        <w:t xml:space="preserve">Árvores, Redes e Ensembles</w:t>
+      </w:r>
+      <w:r>
+        <w:rPr>
+          <w:b/>
+          <w:bCs/>
+        </w:rPr>
+        <w:t xml:space="preserve"> </w:t>
+      </w:r>
+      <w:r>
+        <w:rPr>
+          <w:b/>
+          <w:bCs/>
+        </w:rPr>
+        <w:t xml:space="preserve">I</w:t>
+      </w:r>
+      <w:r>
+        <w:t xml:space="preserve">. Apostila do MBA em Data Science e Analytics. Piracicaba: Escola Superior de Agricultura</w:t>
+      </w:r>
+      <w:r>
+        <w:t xml:space="preserve"> </w:t>
+      </w:r>
+      <w:r>
+        <w:t xml:space="preserve">“Luiz de Queiroz”</w:t>
+      </w:r>
+      <w:r>
+        <w:t xml:space="preserve">, Universidade de São Paulo, a2026.</w:t>
       </w:r>
     </w:p>
     <w:bookmarkEnd w:id="121"/>
-    <w:bookmarkStart w:id="122" w:name="ref-angrist2009"/>
+    <w:bookmarkStart w:id="122" w:name="ref-alencar2026b"/>
     <w:p>
       <w:pPr>
         <w:pStyle w:val="Bibliography"/>
       </w:pPr>
       <w:r>
-        <w:t xml:space="preserve">ANGRIST, Joshua D.; PISCHKE, Jörn-Steffen.</w:t>
+        <w:t xml:space="preserve">ALENCAR, Valquíria.</w:t>
       </w:r>
       <w:r>
         <w:t xml:space="preserve"> </w:t>
@@ -35908,33 +35919,43 @@
           <w:b/>
           <w:bCs/>
         </w:rPr>
-        <w:t xml:space="preserve">Mostly Harmless Econometrics: An Empiricist’s Companion</w:t>
-      </w:r>
-      <w:r>
-        <w:t xml:space="preserve">. Princeton: Princeton University Press, 2009.</w:t>
+        <w:t xml:space="preserve">Árvores, Redes e Ensembles</w:t>
+      </w:r>
+      <w:r>
+        <w:rPr>
+          <w:b/>
+          <w:bCs/>
+        </w:rPr>
+        <w:t xml:space="preserve"> </w:t>
+      </w:r>
+      <w:r>
+        <w:rPr>
+          <w:b/>
+          <w:bCs/>
+        </w:rPr>
+        <w:t xml:space="preserve">II</w:t>
+      </w:r>
+      <w:r>
+        <w:t xml:space="preserve">. Apostila do MBA em Data Science e Analytics. Piracicaba: Escola Superior de Agricultura</w:t>
+      </w:r>
+      <w:r>
+        <w:t xml:space="preserve"> </w:t>
+      </w:r>
+      <w:r>
+        <w:t xml:space="preserve">“Luiz de Queiroz”</w:t>
+      </w:r>
+      <w:r>
+        <w:t xml:space="preserve">, Universidade de São Paulo, b2026.</w:t>
       </w:r>
     </w:p>
     <w:bookmarkEnd w:id="122"/>
-    <w:bookmarkStart w:id="123" w:name="ref-arrow1973"/>
+    <w:bookmarkStart w:id="123" w:name="ref-alencar2026c"/>
     <w:p>
       <w:pPr>
         <w:pStyle w:val="Bibliography"/>
       </w:pPr>
       <w:r>
-        <w:t xml:space="preserve">ARROW, Kenneth J. The Theory of Discrimination.</w:t>
-      </w:r>
-      <w:r>
-        <w:t xml:space="preserve"> </w:t>
-      </w:r>
-      <w:r>
-        <w:rPr>
-          <w:i/>
-          <w:iCs/>
-        </w:rPr>
-        <w:t xml:space="preserve">In</w:t>
-      </w:r>
-      <w:r>
-        <w:t xml:space="preserve">: ASHENFELTER, Orley; REES, Albert (Orgs.).</w:t>
+        <w:t xml:space="preserve">ALENCAR, Valquíria.</w:t>
       </w:r>
       <w:r>
         <w:t xml:space="preserve"> </w:t>
@@ -35944,20 +35965,43 @@
           <w:b/>
           <w:bCs/>
         </w:rPr>
-        <w:t xml:space="preserve">Discrimination in Labor Markets</w:t>
-      </w:r>
-      <w:r>
-        <w:t xml:space="preserve">. Princeton, NJ: Princeton University Press, 1973. p. 3–33.</w:t>
+        <w:t xml:space="preserve">Árvores, Redes e Ensembles</w:t>
+      </w:r>
+      <w:r>
+        <w:rPr>
+          <w:b/>
+          <w:bCs/>
+        </w:rPr>
+        <w:t xml:space="preserve"> </w:t>
+      </w:r>
+      <w:r>
+        <w:rPr>
+          <w:b/>
+          <w:bCs/>
+        </w:rPr>
+        <w:t xml:space="preserve">III</w:t>
+      </w:r>
+      <w:r>
+        <w:t xml:space="preserve">. Apostila do MBA em Data Science e Analytics. Piracicaba: Escola Superior de Agricultura</w:t>
+      </w:r>
+      <w:r>
+        <w:t xml:space="preserve"> </w:t>
+      </w:r>
+      <w:r>
+        <w:t xml:space="preserve">“Luiz de Queiroz”</w:t>
+      </w:r>
+      <w:r>
+        <w:t xml:space="preserve">, Universidade de São Paulo, c2026.</w:t>
       </w:r>
     </w:p>
     <w:bookmarkEnd w:id="123"/>
-    <w:bookmarkStart w:id="124" w:name="ref-becker1957"/>
+    <w:bookmarkStart w:id="124" w:name="ref-almeida2019"/>
     <w:p>
       <w:pPr>
         <w:pStyle w:val="Bibliography"/>
       </w:pPr>
       <w:r>
-        <w:t xml:space="preserve">BECKER, Gary S.</w:t>
+        <w:t xml:space="preserve">ALMEIDA, Silvio Luiz de.</w:t>
       </w:r>
       <w:r>
         <w:t xml:space="preserve"> </w:t>
@@ -35967,62 +36011,32 @@
           <w:b/>
           <w:bCs/>
         </w:rPr>
-        <w:t xml:space="preserve">The Economics of Discrimination</w:t>
-      </w:r>
-      <w:r>
-        <w:t xml:space="preserve">. Chicago: University of Chicago Press, 1957.</w:t>
+        <w:t xml:space="preserve">Racismo Estrutural</w:t>
+      </w:r>
+      <w:r>
+        <w:t xml:space="preserve">. S</w:t>
+      </w:r>
+      <w:r>
+        <w:t xml:space="preserve">ã</w:t>
+      </w:r>
+      <w:r>
+        <w:t xml:space="preserve">o Paulo: Janda</w:t>
+      </w:r>
+      <w:r>
+        <w:t xml:space="preserve">í</w:t>
+      </w:r>
+      <w:r>
+        <w:t xml:space="preserve">ra, 2019.</w:t>
       </w:r>
     </w:p>
     <w:bookmarkEnd w:id="124"/>
-    <w:bookmarkStart w:id="125" w:name="ref-bickel2008"/>
+    <w:bookmarkStart w:id="125" w:name="ref-angrist2009"/>
     <w:p>
       <w:pPr>
         <w:pStyle w:val="Bibliography"/>
       </w:pPr>
       <w:r>
-        <w:t xml:space="preserve">BICKEL, Peter J.; SAKOV, Anat. On the Choice of</w:t>
-      </w:r>
-      <w:r>
-        <w:t xml:space="preserve"> </w:t>
-      </w:r>
-      <m:oMath>
-        <m:r>
-          <m:t>m</m:t>
-        </m:r>
-      </m:oMath>
-      <w:r>
-        <w:t xml:space="preserve"> </w:t>
-      </w:r>
-      <w:r>
-        <w:t xml:space="preserve">in the</w:t>
-      </w:r>
-      <w:r>
-        <w:t xml:space="preserve"> </w:t>
-      </w:r>
-      <m:oMath>
-        <m:r>
-          <m:t>m</m:t>
-        </m:r>
-      </m:oMath>
-      <w:r>
-        <w:t xml:space="preserve"> </w:t>
-      </w:r>
-      <w:r>
-        <w:t xml:space="preserve">out of</w:t>
-      </w:r>
-      <w:r>
-        <w:t xml:space="preserve"> </w:t>
-      </w:r>
-      <m:oMath>
-        <m:r>
-          <m:t>n</m:t>
-        </m:r>
-      </m:oMath>
-      <w:r>
-        <w:t xml:space="preserve"> </w:t>
-      </w:r>
-      <w:r>
-        <w:t xml:space="preserve">Bootstrap and Confidence Bounds for Extrema.</w:t>
+        <w:t xml:space="preserve">ANGRIST, Joshua D.; PISCHKE, Jörn-Steffen.</w:t>
       </w:r>
       <w:r>
         <w:t xml:space="preserve"> </w:t>
@@ -36032,20 +36046,33 @@
           <w:b/>
           <w:bCs/>
         </w:rPr>
-        <w:t xml:space="preserve">Statistica Sinica</w:t>
-      </w:r>
-      <w:r>
-        <w:t xml:space="preserve">, v. 18, n. 3, p. 967–985, 2008.</w:t>
+        <w:t xml:space="preserve">Mostly Harmless Econometrics: An Empiricist’s Companion</w:t>
+      </w:r>
+      <w:r>
+        <w:t xml:space="preserve">. Princeton: Princeton University Press, 2009.</w:t>
       </w:r>
     </w:p>
     <w:bookmarkEnd w:id="125"/>
-    <w:bookmarkStart w:id="126" w:name="ref-blinder1973"/>
+    <w:bookmarkStart w:id="126" w:name="ref-arrow1973"/>
     <w:p>
       <w:pPr>
         <w:pStyle w:val="Bibliography"/>
       </w:pPr>
       <w:r>
-        <w:t xml:space="preserve">BLINDER, Alan S. Wage Discrimination: Reduced Form and Structural Estimates.</w:t>
+        <w:t xml:space="preserve">ARROW, Kenneth J. The Theory of Discrimination.</w:t>
+      </w:r>
+      <w:r>
+        <w:t xml:space="preserve"> </w:t>
+      </w:r>
+      <w:r>
+        <w:rPr>
+          <w:i/>
+          <w:iCs/>
+        </w:rPr>
+        <w:t xml:space="preserve">In</w:t>
+      </w:r>
+      <w:r>
+        <w:t xml:space="preserve">: ASHENFELTER, Orley; REES, Albert (Orgs.).</w:t>
       </w:r>
       <w:r>
         <w:t xml:space="preserve"> </w:t>
@@ -36055,20 +36082,20 @@
           <w:b/>
           <w:bCs/>
         </w:rPr>
-        <w:t xml:space="preserve">Journal of Human Resources</w:t>
-      </w:r>
-      <w:r>
-        <w:t xml:space="preserve">, v. 8, n. 4, p. 436–455, 1973.</w:t>
+        <w:t xml:space="preserve">Discrimination in Labor Markets</w:t>
+      </w:r>
+      <w:r>
+        <w:t xml:space="preserve">. Princeton, NJ: Princeton University Press, 1973. p. 3–33.</w:t>
       </w:r>
     </w:p>
     <w:bookmarkEnd w:id="126"/>
-    <w:bookmarkStart w:id="127" w:name="ref-breiman2001"/>
+    <w:bookmarkStart w:id="127" w:name="ref-becker1957"/>
     <w:p>
       <w:pPr>
         <w:pStyle w:val="Bibliography"/>
       </w:pPr>
       <w:r>
-        <w:t xml:space="preserve">BREIMAN, Leo. Random Forests.</w:t>
+        <w:t xml:space="preserve">BECKER, Gary S.</w:t>
       </w:r>
       <w:r>
         <w:t xml:space="preserve"> </w:t>
@@ -36078,20 +36105,62 @@
           <w:b/>
           <w:bCs/>
         </w:rPr>
-        <w:t xml:space="preserve">Machine Learning</w:t>
-      </w:r>
-      <w:r>
-        <w:t xml:space="preserve">, v. 45, n. 1, p. 5–32, 2001.</w:t>
+        <w:t xml:space="preserve">The Economics of Discrimination</w:t>
+      </w:r>
+      <w:r>
+        <w:t xml:space="preserve">. Chicago: University of Chicago Press, 1957.</w:t>
       </w:r>
     </w:p>
     <w:bookmarkEnd w:id="127"/>
-    <w:bookmarkStart w:id="128" w:name="ref-cameron2008"/>
+    <w:bookmarkStart w:id="128" w:name="ref-bickel2008"/>
     <w:p>
       <w:pPr>
         <w:pStyle w:val="Bibliography"/>
       </w:pPr>
       <w:r>
-        <w:t xml:space="preserve">CAMERON, A. Colin; GELBACH, Jonah B.; MILLER, Douglas L. Bootstrap-Based Improvements for Inference with Clustered Errors.</w:t>
+        <w:t xml:space="preserve">BICKEL, Peter J.; SAKOV, Anat. On the Choice of</w:t>
+      </w:r>
+      <w:r>
+        <w:t xml:space="preserve"> </w:t>
+      </w:r>
+      <m:oMath>
+        <m:r>
+          <m:t>m</m:t>
+        </m:r>
+      </m:oMath>
+      <w:r>
+        <w:t xml:space="preserve"> </w:t>
+      </w:r>
+      <w:r>
+        <w:t xml:space="preserve">in the</w:t>
+      </w:r>
+      <w:r>
+        <w:t xml:space="preserve"> </w:t>
+      </w:r>
+      <m:oMath>
+        <m:r>
+          <m:t>m</m:t>
+        </m:r>
+      </m:oMath>
+      <w:r>
+        <w:t xml:space="preserve"> </w:t>
+      </w:r>
+      <w:r>
+        <w:t xml:space="preserve">out of</w:t>
+      </w:r>
+      <w:r>
+        <w:t xml:space="preserve"> </w:t>
+      </w:r>
+      <m:oMath>
+        <m:r>
+          <m:t>n</m:t>
+        </m:r>
+      </m:oMath>
+      <w:r>
+        <w:t xml:space="preserve"> </w:t>
+      </w:r>
+      <w:r>
+        <w:t xml:space="preserve">Bootstrap and Confidence Bounds for Extrema.</w:t>
       </w:r>
       <w:r>
         <w:t xml:space="preserve"> </w:t>
@@ -36101,25 +36170,94 @@
           <w:b/>
           <w:bCs/>
         </w:rPr>
-        <w:t xml:space="preserve">The Review of Economics and Statistics</w:t>
-      </w:r>
-      <w:r>
-        <w:t xml:space="preserve">, v. 90, n. 3, p. 414–427, 2008.</w:t>
+        <w:t xml:space="preserve">Statistica Sinica</w:t>
+      </w:r>
+      <w:r>
+        <w:t xml:space="preserve">, v. 18, n. 3, p. 967–985, 2008.</w:t>
       </w:r>
     </w:p>
     <w:bookmarkEnd w:id="128"/>
-    <w:bookmarkStart w:id="130" w:name="ref-chen2016"/>
+    <w:bookmarkStart w:id="129" w:name="ref-blinder1973"/>
     <w:p>
       <w:pPr>
         <w:pStyle w:val="Bibliography"/>
       </w:pPr>
       <w:r>
+        <w:t xml:space="preserve">BLINDER, Alan S. Wage Discrimination: Reduced Form and Structural Estimates.</w:t>
+      </w:r>
+      <w:r>
+        <w:t xml:space="preserve"> </w:t>
+      </w:r>
+      <w:r>
+        <w:rPr>
+          <w:b/>
+          <w:bCs/>
+        </w:rPr>
+        <w:t xml:space="preserve">Journal of Human Resources</w:t>
+      </w:r>
+      <w:r>
+        <w:t xml:space="preserve">, v. 8, n. 4, p. 436–455, 1973.</w:t>
+      </w:r>
+    </w:p>
+    <w:bookmarkEnd w:id="129"/>
+    <w:bookmarkStart w:id="130" w:name="ref-breiman2001"/>
+    <w:p>
+      <w:pPr>
+        <w:pStyle w:val="Bibliography"/>
+      </w:pPr>
+      <w:r>
+        <w:t xml:space="preserve">BREIMAN, Leo. Random Forests.</w:t>
+      </w:r>
+      <w:r>
+        <w:t xml:space="preserve"> </w:t>
+      </w:r>
+      <w:r>
+        <w:rPr>
+          <w:b/>
+          <w:bCs/>
+        </w:rPr>
+        <w:t xml:space="preserve">Machine Learning</w:t>
+      </w:r>
+      <w:r>
+        <w:t xml:space="preserve">, v. 45, n. 1, p. 5–32, 2001.</w:t>
+      </w:r>
+    </w:p>
+    <w:bookmarkEnd w:id="130"/>
+    <w:bookmarkStart w:id="131" w:name="ref-cameron2008"/>
+    <w:p>
+      <w:pPr>
+        <w:pStyle w:val="Bibliography"/>
+      </w:pPr>
+      <w:r>
+        <w:t xml:space="preserve">CAMERON, A. Colin; GELBACH, Jonah B.; MILLER, Douglas L. Bootstrap-Based Improvements for Inference with Clustered Errors.</w:t>
+      </w:r>
+      <w:r>
+        <w:t xml:space="preserve"> </w:t>
+      </w:r>
+      <w:r>
+        <w:rPr>
+          <w:b/>
+          <w:bCs/>
+        </w:rPr>
+        <w:t xml:space="preserve">The Review of Economics and Statistics</w:t>
+      </w:r>
+      <w:r>
+        <w:t xml:space="preserve">, v. 90, n. 3, p. 414–427, 2008.</w:t>
+      </w:r>
+    </w:p>
+    <w:bookmarkEnd w:id="131"/>
+    <w:bookmarkStart w:id="133" w:name="ref-chen2016"/>
+    <w:p>
+      <w:pPr>
+        <w:pStyle w:val="Bibliography"/>
+      </w:pPr>
+      <w:r>
         <w:t xml:space="preserve">CHEN, Tianqi; GUESTRIN, Carlos.</w:t>
       </w:r>
       <w:r>
         <w:t xml:space="preserve"> </w:t>
       </w:r>
-      <w:hyperlink r:id="rId129">
+      <w:hyperlink r:id="rId132">
         <w:r>
           <w:rPr>
             <w:rStyle w:val="Hyperlink"/>
@@ -36163,8 +36301,8 @@
         <w:t xml:space="preserve">. San Francisco: ACM, 2016. p. 785–794.</w:t>
       </w:r>
     </w:p>
-    <w:bookmarkEnd w:id="130"/>
-    <w:bookmarkStart w:id="131" w:name="ref-crenshaw1989"/>
+    <w:bookmarkEnd w:id="133"/>
+    <w:bookmarkStart w:id="134" w:name="ref-crenshaw1989"/>
     <w:p>
       <w:pPr>
         <w:pStyle w:val="Bibliography"/>
@@ -36186,8 +36324,8 @@
         <w:t xml:space="preserve">, v. 1989, n. 1, p. 139–167, 1989.</w:t>
       </w:r>
     </w:p>
-    <w:bookmarkEnd w:id="131"/>
-    <w:bookmarkStart w:id="132" w:name="ref-duan1983"/>
+    <w:bookmarkEnd w:id="134"/>
+    <w:bookmarkStart w:id="135" w:name="ref-duan1983"/>
     <w:p>
       <w:pPr>
         <w:pStyle w:val="Bibliography"/>
@@ -36209,8 +36347,8 @@
         <w:t xml:space="preserve">, v. 78, n. 383, p. 605–610, 1983.</w:t>
       </w:r>
     </w:p>
-    <w:bookmarkEnd w:id="132"/>
-    <w:bookmarkStart w:id="133" w:name="ref-favero2024"/>
+    <w:bookmarkEnd w:id="135"/>
+    <w:bookmarkStart w:id="136" w:name="ref-favero2024"/>
     <w:p>
       <w:pPr>
         <w:pStyle w:val="Bibliography"/>
@@ -36232,8 +36370,8 @@
         <w:t xml:space="preserve">. 2. ed. Rio de Janeiro: GEN LTC, 2024.</w:t>
       </w:r>
     </w:p>
-    <w:bookmarkEnd w:id="133"/>
-    <w:bookmarkStart w:id="134" w:name="ref-firpo2018"/>
+    <w:bookmarkEnd w:id="136"/>
+    <w:bookmarkStart w:id="137" w:name="ref-firpo2018"/>
     <w:p>
       <w:pPr>
         <w:pStyle w:val="Bibliography"/>
@@ -36255,8 +36393,8 @@
         <w:t xml:space="preserve">, v. 6, n. 2, p. 28, 2018.</w:t>
       </w:r>
     </w:p>
-    <w:bookmarkEnd w:id="134"/>
-    <w:bookmarkStart w:id="135" w:name="ref-frank2013"/>
+    <w:bookmarkEnd w:id="137"/>
+    <w:bookmarkStart w:id="138" w:name="ref-frank2013"/>
     <w:p>
       <w:pPr>
         <w:pStyle w:val="Bibliography"/>
@@ -36291,8 +36429,8 @@
         <w:t xml:space="preserve">, v. 35, n. 4, p. 437–460, 2013.</w:t>
       </w:r>
     </w:p>
-    <w:bookmarkEnd w:id="135"/>
-    <w:bookmarkStart w:id="136" w:name="ref-geron2021"/>
+    <w:bookmarkEnd w:id="138"/>
+    <w:bookmarkStart w:id="139" w:name="ref-geron2021"/>
     <w:p>
       <w:pPr>
         <w:pStyle w:val="Bibliography"/>
@@ -36314,8 +36452,8 @@
         <w:t xml:space="preserve">. Tradução: Cibelle Ravaglia. 2. ed. Rio de Janeiro: Alta Books, 2021.</w:t>
       </w:r>
     </w:p>
-    <w:bookmarkEnd w:id="136"/>
-    <w:bookmarkStart w:id="137" w:name="ref-granovetter1973"/>
+    <w:bookmarkEnd w:id="139"/>
+    <w:bookmarkStart w:id="140" w:name="ref-granovetter1973"/>
     <w:p>
       <w:pPr>
         <w:pStyle w:val="Bibliography"/>
@@ -36337,8 +36475,8 @@
         <w:t xml:space="preserve">, v. 78, n. 6, p. 1360–1380, 1973.</w:t>
       </w:r>
     </w:p>
-    <w:bookmarkEnd w:id="137"/>
-    <w:bookmarkStart w:id="138" w:name="ref-hasenbalg1979"/>
+    <w:bookmarkEnd w:id="140"/>
+    <w:bookmarkStart w:id="141" w:name="ref-hasenbalg1979"/>
     <w:p>
       <w:pPr>
         <w:pStyle w:val="Bibliography"/>
@@ -36360,8 +36498,8 @@
         <w:t xml:space="preserve">. Rio de Janeiro: Graal, 1979.</w:t>
       </w:r>
     </w:p>
-    <w:bookmarkEnd w:id="138"/>
-    <w:bookmarkStart w:id="139" w:name="ref-henriques2001"/>
+    <w:bookmarkEnd w:id="141"/>
+    <w:bookmarkStart w:id="142" w:name="ref-henriques2001"/>
     <w:p>
       <w:pPr>
         <w:pStyle w:val="Bibliography"/>
@@ -36383,8 +36521,8 @@
         <w:t xml:space="preserve">, n. 807, 2001.</w:t>
       </w:r>
     </w:p>
-    <w:bookmarkEnd w:id="139"/>
-    <w:bookmarkStart w:id="140" w:name="ref-ibge_pof_2019"/>
+    <w:bookmarkEnd w:id="142"/>
+    <w:bookmarkStart w:id="143" w:name="ref-ibge_pof_2019"/>
     <w:p>
       <w:pPr>
         <w:pStyle w:val="Bibliography"/>
@@ -36406,8 +36544,8 @@
         <w:t xml:space="preserve">. Rio de Janeiro: Instituto Brasileiro de Geografia e Estatística, 2019.</w:t>
       </w:r>
     </w:p>
-    <w:bookmarkEnd w:id="140"/>
-    <w:bookmarkStart w:id="141" w:name="ref-ibge_pnad_2023"/>
+    <w:bookmarkEnd w:id="143"/>
+    <w:bookmarkStart w:id="144" w:name="ref-ibge_pnad_2023"/>
     <w:p>
       <w:pPr>
         <w:pStyle w:val="Bibliography"/>
@@ -36429,8 +36567,8 @@
         <w:t xml:space="preserve">. Rio de Janeiro: Instituto Brasileiro de Geografia e Estatística, 2023.</w:t>
       </w:r>
     </w:p>
-    <w:bookmarkEnd w:id="141"/>
-    <w:bookmarkStart w:id="142" w:name="ref-ibge_rendimentos_2025"/>
+    <w:bookmarkEnd w:id="144"/>
+    <w:bookmarkStart w:id="145" w:name="ref-ibge_rendimentos_2025"/>
     <w:p>
       <w:pPr>
         <w:pStyle w:val="Bibliography"/>
@@ -36452,8 +36590,8 @@
         <w:t xml:space="preserve">. Rio de Janeiro: Instituto Brasileiro de Geografia e Estatística, 2025.</w:t>
       </w:r>
     </w:p>
-    <w:bookmarkEnd w:id="142"/>
-    <w:bookmarkStart w:id="143" w:name="ref-koenker1978"/>
+    <w:bookmarkEnd w:id="145"/>
+    <w:bookmarkStart w:id="146" w:name="ref-koenker1978"/>
     <w:p>
       <w:pPr>
         <w:pStyle w:val="Bibliography"/>
@@ -36475,8 +36613,8 @@
         <w:t xml:space="preserve">, v. 46, n. 1, p. 33–50, 1978.</w:t>
       </w:r>
     </w:p>
-    <w:bookmarkEnd w:id="143"/>
-    <w:bookmarkStart w:id="144" w:name="ref-lundberg2017"/>
+    <w:bookmarkEnd w:id="146"/>
+    <w:bookmarkStart w:id="147" w:name="ref-lundberg2017"/>
     <w:p>
       <w:pPr>
         <w:pStyle w:val="Bibliography"/>
@@ -36498,8 +36636,8 @@
         <w:t xml:space="preserve">, v. 30, 2017.</w:t>
       </w:r>
     </w:p>
-    <w:bookmarkEnd w:id="144"/>
-    <w:bookmarkStart w:id="145" w:name="ref-manski1993"/>
+    <w:bookmarkEnd w:id="147"/>
+    <w:bookmarkStart w:id="148" w:name="ref-manski1993"/>
     <w:p>
       <w:pPr>
         <w:pStyle w:val="Bibliography"/>
@@ -36521,8 +36659,8 @@
         <w:t xml:space="preserve">, v. 60, n. 3, p. 531–542, 1993.</w:t>
       </w:r>
     </w:p>
-    <w:bookmarkEnd w:id="145"/>
-    <w:bookmarkStart w:id="146" w:name="ref-marques2010"/>
+    <w:bookmarkEnd w:id="148"/>
+    <w:bookmarkStart w:id="149" w:name="ref-marques2010"/>
     <w:p>
       <w:pPr>
         <w:pStyle w:val="Bibliography"/>
@@ -36544,8 +36682,8 @@
         <w:t xml:space="preserve">, v. 53, n. 1, p. 5–50, 2010.</w:t>
       </w:r>
     </w:p>
-    <w:bookmarkEnd w:id="146"/>
-    <w:bookmarkStart w:id="147" w:name="ref-oaxaca1973"/>
+    <w:bookmarkEnd w:id="149"/>
+    <w:bookmarkStart w:id="150" w:name="ref-oaxaca1973"/>
     <w:p>
       <w:pPr>
         <w:pStyle w:val="Bibliography"/>
@@ -36567,8 +36705,8 @@
         <w:t xml:space="preserve">, v. 14, n. 3, p. 693–709, 1973.</w:t>
       </w:r>
     </w:p>
-    <w:bookmarkEnd w:id="147"/>
-    <w:bookmarkStart w:id="148" w:name="ref-oaxaca_ransom1999"/>
+    <w:bookmarkEnd w:id="150"/>
+    <w:bookmarkStart w:id="151" w:name="ref-oaxaca_ransom1999"/>
     <w:p>
       <w:pPr>
         <w:pStyle w:val="Bibliography"/>
@@ -36590,8 +36728,8 @@
         <w:t xml:space="preserve">, v. 81, n. 1, p. 154–157, 1999.</w:t>
       </w:r>
     </w:p>
-    <w:bookmarkEnd w:id="148"/>
-    <w:bookmarkStart w:id="149" w:name="ref-pager2007"/>
+    <w:bookmarkEnd w:id="151"/>
+    <w:bookmarkStart w:id="152" w:name="ref-pager2007"/>
     <w:p>
       <w:pPr>
         <w:pStyle w:val="Bibliography"/>
@@ -36613,8 +36751,8 @@
         <w:t xml:space="preserve">. Chicago: University of Chicago Press, 2007.</w:t>
       </w:r>
     </w:p>
-    <w:bookmarkEnd w:id="149"/>
-    <w:bookmarkStart w:id="150" w:name="ref-raudenbush2002"/>
+    <w:bookmarkEnd w:id="152"/>
+    <w:bookmarkStart w:id="153" w:name="ref-raudenbush2002"/>
     <w:p>
       <w:pPr>
         <w:pStyle w:val="Bibliography"/>
@@ -36636,8 +36774,8 @@
         <w:t xml:space="preserve">. 2. ed. Thousand Oaks, CA: Sage, 2002.</w:t>
       </w:r>
     </w:p>
-    <w:bookmarkEnd w:id="150"/>
-    <w:bookmarkStart w:id="151" w:name="ref-sampson1997"/>
+    <w:bookmarkEnd w:id="153"/>
+    <w:bookmarkStart w:id="154" w:name="ref-sampson1997"/>
     <w:p>
       <w:pPr>
         <w:pStyle w:val="Bibliography"/>
@@ -36659,8 +36797,8 @@
         <w:t xml:space="preserve">, v. 277, p. 918–924, 1997.</w:t>
       </w:r>
     </w:p>
-    <w:bookmarkEnd w:id="151"/>
-    <w:bookmarkStart w:id="152" w:name="ref-soares2009"/>
+    <w:bookmarkEnd w:id="154"/>
+    <w:bookmarkStart w:id="155" w:name="ref-soares2009"/>
     <w:p>
       <w:pPr>
         <w:pStyle w:val="Bibliography"/>
@@ -36682,8 +36820,8 @@
         <w:t xml:space="preserve">, v. 39, n. 4, p. 803–825, 2009.</w:t>
       </w:r>
     </w:p>
-    <w:bookmarkEnd w:id="152"/>
-    <w:bookmarkStart w:id="153" w:name="ref-vanderweele2017"/>
+    <w:bookmarkEnd w:id="155"/>
+    <w:bookmarkStart w:id="156" w:name="ref-vanderweele2017"/>
     <w:p>
       <w:pPr>
         <w:pStyle w:val="Bibliography"/>
@@ -36705,8 +36843,8 @@
         <w:t xml:space="preserve">, v. 167, n. 4, p. 268–274, 2017.</w:t>
       </w:r>
     </w:p>
-    <w:bookmarkEnd w:id="153"/>
-    <w:bookmarkStart w:id="155" w:name="ref-wilm2026"/>
+    <w:bookmarkEnd w:id="156"/>
+    <w:bookmarkStart w:id="158" w:name="ref-wilm2026"/>
     <w:p>
       <w:pPr>
         <w:pStyle w:val="Bibliography"/>
@@ -36737,7 +36875,7 @@
       <w:r>
         <w:t xml:space="preserve">. Belém: Imazon, 2026. Disponível em: &lt;</w:t>
       </w:r>
-      <w:hyperlink r:id="rId154">
+      <w:hyperlink r:id="rId157">
         <w:r>
           <w:rPr>
             <w:rStyle w:val="Hyperlink"/>
@@ -36749,8 +36887,8 @@
         <w:t xml:space="preserve">&gt;.</w:t>
       </w:r>
     </w:p>
-    <w:bookmarkEnd w:id="155"/>
-    <w:bookmarkStart w:id="156" w:name="ref-wilson1987"/>
+    <w:bookmarkEnd w:id="158"/>
+    <w:bookmarkStart w:id="159" w:name="ref-wilson1987"/>
     <w:p>
       <w:pPr>
         <w:pStyle w:val="Bibliography"/>
@@ -36772,10 +36910,10 @@
         <w:t xml:space="preserve">. Chicago: University of Chicago Press, 1987.</w:t>
       </w:r>
     </w:p>
-    <w:bookmarkEnd w:id="156"/>
-    <w:bookmarkEnd w:id="157"/>
-    <w:bookmarkEnd w:id="158"/>
     <w:bookmarkEnd w:id="159"/>
+    <w:bookmarkEnd w:id="160"/>
+    <w:bookmarkEnd w:id="161"/>
+    <w:bookmarkEnd w:id="162"/>
     <w:sectPr>
       <w:footnotePr>
         <w:numRestart w:val="eachSect"/>

--- a/entregaveis/relatorio_tcc_enxuto.docx
+++ b/entregaveis/relatorio_tcc_enxuto.docx
@@ -18994,7 +18994,7 @@
         <w:t xml:space="preserve"> </w:t>
       </w:r>
       <w:r>
-        <w:t xml:space="preserve">médio. Destaque em negrito: variáveis raciais/contextuais.</w:t>
+        <w:t xml:space="preserve">médio.</w:t>
       </w:r>
     </w:p>
     <w:tbl>
@@ -19002,7 +19002,7 @@
         <w:tblStyle w:val="Table"/>
         <w:tblW w:type="auto" w:w="0"/>
         <w:tblLook w:firstRow="1" w:lastRow="0" w:firstColumn="0" w:lastColumn="0" w:noHBand="0" w:noVBand="0" w:val="0020"/>
-        <w:tblCaption w:val="Importância SHAP Comparada — Random Forest e XGBoost. Predição de log-rendimento, PNAD 2016–2025 (N_{\text{SHAP}}=50.000). Valores: |\text{SHAP}| médio. Destaque em negrito: variáveis raciais/contextuais."/>
+        <w:tblCaption w:val="Importância SHAP Comparada — Random Forest e XGBoost. Predição de log-rendimento, PNAD 2016–2025 (N_{\text{SHAP}}=50.000). Valores: |\text{SHAP}| médio."/>
       </w:tblPr>
       <w:tblGrid>
         <w:gridCol w:w="1584"/>

--- a/entregaveis/relatorio_tcc_enxuto.docx
+++ b/entregaveis/relatorio_tcc_enxuto.docx
@@ -5271,7 +5271,7 @@
         <w:t xml:space="preserve"> </w:t>
       </w:r>
       <w:r>
-        <w:t xml:space="preserve">contexto estadual sem hipóteses distribucionais. O modelo de dois níveis é:</w:t>
+        <w:t xml:space="preserve">contexto estadual sem hipóteses distribucionais. O modelo de dois níveis é dado pelas eq. (1) e (2):</w:t>
       </w:r>
     </w:p>
     <w:p>
@@ -5328,7 +5328,7 @@
           <w:b/>
           <w:bCs/>
         </w:rPr>
-        <w:t xml:space="preserve">:</w:t>
+        <w:t xml:space="preserve">, eq. (1):</w:t>
       </w:r>
     </w:p>
     <w:p>
@@ -5826,7 +5826,7 @@
           <w:b/>
           <w:bCs/>
         </w:rPr>
-        <w:t xml:space="preserve">(UPA):</w:t>
+        <w:t xml:space="preserve">(UPA), eq. (2):</w:t>
       </w:r>
     </w:p>
     <w:p>
@@ -6534,16 +6534,16 @@
         <w:t xml:space="preserve">bad controls</w:t>
       </w:r>
       <w:r>
-        <w:t xml:space="preserve">,</w:t>
-      </w:r>
-      <w:r>
-        <w:t xml:space="preserve"> </w:t>
-      </w:r>
-      <w:r>
-        <w:t xml:space="preserve">Angrist; Pischke (2009)</w:t>
-      </w:r>
-      <w:r>
-        <w:t xml:space="preserve">).</w:t>
+        <w:t xml:space="preserve">)</w:t>
+      </w:r>
+      <w:r>
+        <w:t xml:space="preserve"> </w:t>
+      </w:r>
+      <w:r>
+        <w:t xml:space="preserve">(Angrist; Pischke, 2009)</w:t>
+      </w:r>
+      <w:r>
+        <w:t xml:space="preserve">.</w:t>
       </w:r>
       <w:r>
         <w:t xml:space="preserve"> </w:t>
@@ -6837,7 +6837,25 @@
         <w:t xml:space="preserve"> </w:t>
       </w:r>
       <w:r>
-        <w:t xml:space="preserve">(Blinder, 1973; Oaxaca, 1973)</w:t>
+        <w:t xml:space="preserve">de</w:t>
+      </w:r>
+      <w:r>
+        <w:t xml:space="preserve"> </w:t>
+      </w:r>
+      <w:r>
+        <w:t xml:space="preserve">Blinder (1973)</w:t>
+      </w:r>
+      <w:r>
+        <w:t xml:space="preserve"> </w:t>
+      </w:r>
+      <w:r>
+        <w:t xml:space="preserve">e</w:t>
+      </w:r>
+      <w:r>
+        <w:t xml:space="preserve"> </w:t>
+      </w:r>
+      <w:r>
+        <w:t xml:space="preserve">Oaxaca (1973)</w:t>
       </w:r>
       <w:r>
         <w:t xml:space="preserve">, tomando a estrutura de preços dos brancos como</w:t>
@@ -9561,7 +9579,7 @@
           <w:rPr>
             <w:rStyle w:val="Hyperlink"/>
           </w:rPr>
-          <w:t xml:space="preserve">8</w:t>
+          <w:t xml:space="preserve">7</w:t>
         </w:r>
       </w:hyperlink>
       <w:r>
@@ -9654,7 +9672,7 @@
     </w:p>
     <w:bookmarkEnd w:id="31"/>
     <w:bookmarkEnd w:id="32"/>
-    <w:bookmarkStart w:id="116" w:name="sec:resultados"/>
+    <w:bookmarkStart w:id="113" w:name="sec:resultados"/>
     <w:p>
       <w:pPr>
         <w:pStyle w:val="Heading1"/>
@@ -11389,7 +11407,24 @@
         <w:t xml:space="preserve"> </w:t>
       </w:r>
       <w:r>
-        <w:t xml:space="preserve">variável em relação ao desfecho daquele modelo, e não a semelhança das listas:</w:t>
+        <w:t xml:space="preserve">variável em relação ao desfecho daquele modelo, e não a semelhança das listas</w:t>
+      </w:r>
+      <w:r>
+        <w:t xml:space="preserve"> </w:t>
+      </w:r>
+      <w:r>
+        <w:t xml:space="preserve">(Tabela </w:t>
+      </w:r>
+      <w:hyperlink w:anchor="tab:simetria">
+        <w:r>
+          <w:rPr>
+            <w:rStyle w:val="Hyperlink"/>
+          </w:rPr>
+          <w:t xml:space="preserve">4</w:t>
+        </w:r>
+      </w:hyperlink>
+      <w:r>
+        <w:t xml:space="preserve">):</w:t>
       </w:r>
     </w:p>
     <w:bookmarkStart w:id="39" w:name="tab:simetria"/>
@@ -11852,7 +11887,7 @@
       <w:r>
         <w:drawing>
           <wp:inline>
-            <wp:extent cx="5334000" cy="2385948"/>
+            <wp:extent cx="5334000" cy="2341099"/>
             <wp:effectExtent b="0" l="0" r="0" t="0"/>
             <wp:docPr descr="" title="" id="42" name="Picture"/>
             <a:graphic>
@@ -11873,7 +11908,7 @@
                   <pic:spPr bwMode="auto">
                     <a:xfrm>
                       <a:off x="0" y="0"/>
-                      <a:ext cx="5334000" cy="2385948"/>
+                      <a:ext cx="5334000" cy="2341099"/>
                     </a:xfrm>
                     <a:prstGeom prst="rect">
                       <a:avLst/>
@@ -12301,7 +12336,7 @@
       <w:r>
         <w:drawing>
           <wp:inline>
-            <wp:extent cx="4800600" cy="3369340"/>
+            <wp:extent cx="4800600" cy="2813865"/>
             <wp:effectExtent b="0" l="0" r="0" t="0"/>
             <wp:docPr descr="" title="" id="50" name="Picture"/>
             <a:graphic>
@@ -12322,7 +12357,7 @@
                   <pic:spPr bwMode="auto">
                     <a:xfrm>
                       <a:off x="0" y="0"/>
-                      <a:ext cx="4800600" cy="3369340"/>
+                      <a:ext cx="4800600" cy="2813865"/>
                     </a:xfrm>
                     <a:prstGeom prst="rect">
                       <a:avLst/>
@@ -12576,16 +12611,16 @@
         <w:t xml:space="preserve"> </w:t>
       </w:r>
       <w:r>
-        <w:t xml:space="preserve">preciso um viés de 98,4% do coeficiente (Konfound,</w:t>
-      </w:r>
-      <w:r>
-        <w:t xml:space="preserve"> </w:t>
-      </w:r>
-      <w:r>
-        <w:t xml:space="preserve">Frank et al. (2013)</w:t>
-      </w:r>
-      <w:r>
-        <w:t xml:space="preserve">), e o</w:t>
+        <w:t xml:space="preserve">preciso um viés de 98,4% do coeficiente, pelo Konfound</w:t>
+      </w:r>
+      <w:r>
+        <w:t xml:space="preserve"> </w:t>
+      </w:r>
+      <w:r>
+        <w:t xml:space="preserve">(Frank et al., 2013)</w:t>
+      </w:r>
+      <w:r>
+        <w:t xml:space="preserve">, e o</w:t>
       </w:r>
       <w:r>
         <w:t xml:space="preserve"> </w:t>
@@ -16614,7 +16649,7 @@
       </w:r>
     </w:p>
     <w:bookmarkEnd w:id="54"/>
-    <w:bookmarkStart w:id="74" w:name="subsec:ml"/>
+    <w:bookmarkStart w:id="71" w:name="subsec:ml"/>
     <w:p>
       <w:pPr>
         <w:pStyle w:val="Heading2"/>
@@ -17285,9 +17320,23 @@
         <w:t xml:space="preserve"> </w:t>
       </w:r>
       <w:r>
-        <w:t xml:space="preserve">(Tabela </w:t>
+        <w:t xml:space="preserve">(Tabelas </w:t>
       </w:r>
       <w:hyperlink w:anchor="tab:ml_cv">
+        <w:r>
+          <w:rPr>
+            <w:rStyle w:val="Hyperlink"/>
+          </w:rPr>
+          <w:t xml:space="preserve">7</w:t>
+        </w:r>
+      </w:hyperlink>
+      <w:r>
+        <w:t xml:space="preserve"> </w:t>
+      </w:r>
+      <w:r>
+        <w:t xml:space="preserve">e </w:t>
+      </w:r>
+      <w:hyperlink w:anchor="tab:ml_cv_b">
         <w:r>
           <w:rPr>
             <w:rStyle w:val="Hyperlink"/>
@@ -17331,9 +17380,23 @@
         <w:t xml:space="preserve"> </w:t>
       </w:r>
       <w:r>
-        <w:t xml:space="preserve">(Tabela </w:t>
+        <w:t xml:space="preserve">(Tabelas </w:t>
       </w:r>
       <w:hyperlink w:anchor="tab:ml_cv">
+        <w:r>
+          <w:rPr>
+            <w:rStyle w:val="Hyperlink"/>
+          </w:rPr>
+          <w:t xml:space="preserve">7</w:t>
+        </w:r>
+      </w:hyperlink>
+      <w:r>
+        <w:t xml:space="preserve"> </w:t>
+      </w:r>
+      <w:r>
+        <w:t xml:space="preserve">e </w:t>
+      </w:r>
+      <w:hyperlink w:anchor="tab:ml_cv_b">
         <w:r>
           <w:rPr>
             <w:rStyle w:val="Hyperlink"/>
@@ -17385,7 +17448,7 @@
         <w:pStyle w:val="TableCaption"/>
       </w:pPr>
       <w:r>
-        <w:t xml:space="preserve">Escolha de hiperparâmetros e validação cruzada do XGBoost</w:t>
+        <w:t xml:space="preserve">Escolha de hiperparâmetros do XGBoost na partição de validação</w:t>
       </w:r>
       <w:r>
         <w:t xml:space="preserve"> </w:t>
@@ -17394,7 +17457,7 @@
         <w:t xml:space="preserve">(Alencar, 2026a, 2026b, 2026c; Géron, 2021)</w:t>
       </w:r>
       <w:r>
-        <w:t xml:space="preserve">. Painel A: seis configurações comparadas numa partição de validação</w:t>
+        <w:t xml:space="preserve">. Seis configurações comparadas</w:t>
       </w:r>
       <w:r>
         <w:t xml:space="preserve"> </w:t>
@@ -17410,79 +17473,13 @@
         <w:t xml:space="preserve"> </w:t>
       </w:r>
       <w:r>
-        <w:t xml:space="preserve">do treino — o conjunto de teste permanece intocado. Painel B: validação</w:t>
-      </w:r>
-      <w:r>
-        <w:t xml:space="preserve"> </w:t>
-      </w:r>
-      <w:r>
-        <w:t xml:space="preserve">cruzada</w:t>
-      </w:r>
-      <w:r>
-        <w:t xml:space="preserve"> </w:t>
-      </w:r>
-      <m:oMath>
-        <m:r>
-          <m:t>k</m:t>
-        </m:r>
-      </m:oMath>
-      <w:r>
-        <w:t xml:space="preserve">-</w:t>
-      </w:r>
-      <w:r>
-        <w:rPr>
-          <w:i/>
-          <w:iCs/>
-        </w:rPr>
-        <w:t xml:space="preserve">fold</w:t>
-      </w:r>
-      <w:r>
-        <w:t xml:space="preserve"> </w:t>
-      </w:r>
-      <w:r>
-        <w:t xml:space="preserve">(</w:t>
-      </w:r>
-      <m:oMath>
-        <m:r>
-          <m:t>k</m:t>
-        </m:r>
-        <m:r>
-          <m:rPr>
-            <m:sty m:val="p"/>
-          </m:rPr>
-          <m:t>=</m:t>
-        </m:r>
-        <m:r>
-          <m:t>5</m:t>
-        </m:r>
-      </m:oMath>
-      <w:r>
-        <w:t xml:space="preserve">) no treino completo, com média e</w:t>
-      </w:r>
-      <w:r>
-        <w:t xml:space="preserve"> </w:t>
-      </w:r>
-      <w:r>
-        <w:t xml:space="preserve">desvio-padrão entre</w:t>
-      </w:r>
-      <w:r>
-        <w:t xml:space="preserve"> </w:t>
-      </w:r>
-      <w:r>
-        <w:rPr>
-          <w:i/>
-          <w:iCs/>
-        </w:rPr>
-        <w:t xml:space="preserve">folds</w:t>
-      </w:r>
-      <w:r>
-        <w:t xml:space="preserve">. População completa: 6.159.418 observações de</w:t>
-      </w:r>
-      <w:r>
-        <w:t xml:space="preserve"> </w:t>
-      </w:r>
-      <w:r>
-        <w:t xml:space="preserve">treino e 1.539.855 de teste; nenhuma amostragem.</w:t>
+        <w:t xml:space="preserve">do treino — o conjunto de teste permanece intocado. População completa:</w:t>
+      </w:r>
+      <w:r>
+        <w:t xml:space="preserve"> </w:t>
+      </w:r>
+      <w:r>
+        <w:t xml:space="preserve">6.159.418 observações de treino e 1.539.855 de teste; nenhuma amostragem.</w:t>
       </w:r>
     </w:p>
     <w:tbl>
@@ -17490,7 +17487,7 @@
         <w:tblStyle w:val="Table"/>
         <w:tblW w:type="auto" w:w="0"/>
         <w:tblLook w:firstRow="1" w:lastRow="0" w:firstColumn="0" w:lastColumn="0" w:noHBand="0" w:noVBand="0" w:val="0020"/>
-        <w:tblCaption w:val="Escolha de hiperparâmetros e validação cruzada do XGBoost (Alencar, 2026a, 2026b, 2026c; Géron, 2021). Painel A: seis configurações comparadas numa partição de validação dentro do treino — o conjunto de teste permanece intocado. Painel B: validação cruzada k-fold (k=5) no treino completo, com média e desvio-padrão entre folds. População completa: 6.159.418 observações de treino e 1.539.855 de teste; nenhuma amostragem."/>
+        <w:tblCaption w:val="Escolha de hiperparâmetros do XGBoost na partição de validação (Alencar, 2026a, 2026b, 2026c; Géron, 2021). Seis configurações comparadas dentro do treino — o conjunto de teste permanece intocado. População completa: 6.159.418 observações de treino e 1.539.855 de teste; nenhuma amostragem."/>
       </w:tblPr>
       <w:tblGrid>
         <w:gridCol w:w="1320"/>
@@ -17504,26 +17501,6 @@
         <w:trPr>
           <w:tblHeader w:val="on"/>
         </w:trPr>
-        <w:tc>
-          <w:tcPr>
-            <w:gridSpan w:val="6"/>
-          </w:tcPr>
-          <w:p>
-            <w:pPr>
-              <w:pStyle w:val="Compact"/>
-              <w:jc w:val="left"/>
-            </w:pPr>
-            <w:r>
-              <w:rPr>
-                <w:b/>
-                <w:bCs/>
-              </w:rPr>
-              <w:t xml:space="preserve">A. Busca na partição de validação</w:t>
-            </w:r>
-          </w:p>
-        </w:tc>
-      </w:tr>
-      <w:tr>
         <w:tc>
           <w:tcPr/>
           <w:p>
@@ -17617,10 +17594,6 @@
               <w:jc w:val="left"/>
             </w:pPr>
             <w:r>
-              <w:rPr>
-                <w:b/>
-                <w:bCs/>
-              </w:rPr>
               <w:t xml:space="preserve">10</w:t>
             </w:r>
           </w:p>
@@ -18058,44 +18031,72 @@
       </w:tr>
     </w:tbl>
     <w:bookmarkEnd w:id="57"/>
-    <w:bookmarkStart w:id="58" w:name="tab:ml_cv"/>
+    <w:p>
+      <w:pPr>
+        <w:pStyle w:val="BodyText"/>
+      </w:pPr>
+      <w:r>
+        <w:rPr>
+          <w:i/>
+          <w:iCs/>
+        </w:rPr>
+        <w:t xml:space="preserve">Como ler:</w:t>
+      </w:r>
+      <w:r>
+        <w:t xml:space="preserve"> </w:t>
+      </w:r>
+      <w:r>
+        <w:t xml:space="preserve">“Sobreajuste”</w:t>
+      </w:r>
+      <w:r>
+        <w:t xml:space="preserve"> </w:t>
+      </w:r>
+      <w:r>
+        <w:t xml:space="preserve">é a diferença entre o</w:t>
+      </w:r>
+      <w:r>
+        <w:t xml:space="preserve"> </w:t>
+      </w:r>
+      <m:oMath>
+        <m:sSup>
+          <m:e>
+            <m:r>
+              <m:t>R</m:t>
+            </m:r>
+          </m:e>
+          <m:sup>
+            <m:r>
+              <m:t>2</m:t>
+            </m:r>
+          </m:sup>
+        </m:sSup>
+      </m:oMath>
+      <w:r>
+        <w:t xml:space="preserve"> </w:t>
+      </w:r>
+      <w:r>
+        <w:t xml:space="preserve">de treino e o de</w:t>
+      </w:r>
+      <w:r>
+        <w:t xml:space="preserve"> </w:t>
+      </w:r>
+      <w:r>
+        <w:t xml:space="preserve">validação — valores próximos de zero indicam que o modelo não decorou os dados. A</w:t>
+      </w:r>
+      <w:r>
+        <w:t xml:space="preserve"> </w:t>
+      </w:r>
+      <w:r>
+        <w:t xml:space="preserve">primeira linha é a configuração escolhida.</w:t>
+      </w:r>
+    </w:p>
+    <w:bookmarkStart w:id="58" w:name="tab:ml_cv_b"/>
     <w:p>
       <w:pPr>
         <w:pStyle w:val="TableCaption"/>
       </w:pPr>
       <w:r>
-        <w:t xml:space="preserve">Escolha de hiperparâmetros e validação cruzada do XGBoost</w:t>
-      </w:r>
-      <w:r>
-        <w:t xml:space="preserve"> </w:t>
-      </w:r>
-      <w:r>
-        <w:t xml:space="preserve">(Alencar, 2026a, 2026b, 2026c; Géron, 2021)</w:t>
-      </w:r>
-      <w:r>
-        <w:t xml:space="preserve">. Painel A: seis configurações comparadas numa partição de validação</w:t>
-      </w:r>
-      <w:r>
-        <w:t xml:space="preserve"> </w:t>
-      </w:r>
-      <w:r>
-        <w:rPr>
-          <w:i/>
-          <w:iCs/>
-        </w:rPr>
-        <w:t xml:space="preserve">dentro</w:t>
-      </w:r>
-      <w:r>
-        <w:t xml:space="preserve"> </w:t>
-      </w:r>
-      <w:r>
-        <w:t xml:space="preserve">do treino — o conjunto de teste permanece intocado. Painel B: validação</w:t>
-      </w:r>
-      <w:r>
-        <w:t xml:space="preserve"> </w:t>
-      </w:r>
-      <w:r>
-        <w:t xml:space="preserve">cruzada</w:t>
+        <w:t xml:space="preserve">Validação cruzada</w:t>
       </w:r>
       <w:r>
         <w:t xml:space="preserve"> </w:t>
@@ -18136,13 +18137,13 @@
         </m:r>
       </m:oMath>
       <w:r>
-        <w:t xml:space="preserve">) no treino completo, com média e</w:t>
-      </w:r>
-      <w:r>
-        <w:t xml:space="preserve"> </w:t>
-      </w:r>
-      <w:r>
-        <w:t xml:space="preserve">desvio-padrão entre</w:t>
+        <w:t xml:space="preserve">) do XGBoost no treino completo,</w:t>
+      </w:r>
+      <w:r>
+        <w:t xml:space="preserve"> </w:t>
+      </w:r>
+      <w:r>
+        <w:t xml:space="preserve">com média e desvio-padrão entre</w:t>
       </w:r>
       <w:r>
         <w:t xml:space="preserve"> </w:t>
@@ -18155,13 +18156,7 @@
         <w:t xml:space="preserve">folds</w:t>
       </w:r>
       <w:r>
-        <w:t xml:space="preserve">. População completa: 6.159.418 observações de</w:t>
-      </w:r>
-      <w:r>
-        <w:t xml:space="preserve"> </w:t>
-      </w:r>
-      <w:r>
-        <w:t xml:space="preserve">treino e 1.539.855 de teste; nenhuma amostragem.</w:t>
+        <w:t xml:space="preserve">.</w:t>
       </w:r>
     </w:p>
     <w:tbl>
@@ -18169,7 +18164,7 @@
         <w:tblStyle w:val="Table"/>
         <w:tblW w:type="auto" w:w="0"/>
         <w:tblLook w:firstRow="1" w:lastRow="0" w:firstColumn="0" w:lastColumn="0" w:noHBand="0" w:noVBand="0" w:val="0020"/>
-        <w:tblCaption w:val="Escolha de hiperparâmetros e validação cruzada do XGBoost (Alencar, 2026a, 2026b, 2026c; Géron, 2021). Painel A: seis configurações comparadas numa partição de validação dentro do treino — o conjunto de teste permanece intocado. Painel B: validação cruzada k-fold (k=5) no treino completo, com média e desvio-padrão entre folds. População completa: 6.159.418 observações de treino e 1.539.855 de teste; nenhuma amostragem."/>
+        <w:tblCaption w:val="Validação cruzada k-fold (k=5) do XGBoost no treino completo, com média e desvio-padrão entre folds."/>
       </w:tblPr>
       <w:tblGrid>
         <w:gridCol w:w="1980"/>
@@ -18181,49 +18176,6 @@
         <w:trPr>
           <w:tblHeader w:val="on"/>
         </w:trPr>
-        <w:tc>
-          <w:tcPr>
-            <w:gridSpan w:val="4"/>
-          </w:tcPr>
-          <w:p>
-            <w:pPr>
-              <w:pStyle w:val="Compact"/>
-              <w:jc w:val="left"/>
-            </w:pPr>
-            <w:r>
-              <w:rPr>
-                <w:b/>
-                <w:bCs/>
-              </w:rPr>
-              <w:t xml:space="preserve">B. Validação cruzada no treino (5</w:t>
-            </w:r>
-            <w:r>
-              <w:rPr>
-                <w:b/>
-                <w:bCs/>
-              </w:rPr>
-              <w:t xml:space="preserve"> </w:t>
-            </w:r>
-            <w:r>
-              <w:rPr>
-                <w:b/>
-                <w:bCs/>
-                <w:i/>
-                <w:iCs/>
-              </w:rPr>
-              <w:t xml:space="preserve">folds</w:t>
-            </w:r>
-            <w:r>
-              <w:rPr>
-                <w:b/>
-                <w:bCs/>
-              </w:rPr>
-              <w:t xml:space="preserve">)</w:t>
-            </w:r>
-          </w:p>
-        </w:tc>
-      </w:tr>
-      <w:tr>
         <w:tc>
           <w:tcPr/>
           <w:p>
@@ -18526,13 +18478,13 @@
         <w:t xml:space="preserve"> </w:t>
       </w:r>
       <w:r>
-        <w:t xml:space="preserve">“Sobreajuste”</w:t>
-      </w:r>
-      <w:r>
-        <w:t xml:space="preserve"> </w:t>
-      </w:r>
-      <w:r>
-        <w:t xml:space="preserve">é a diferença entre o</w:t>
+        <w:t xml:space="preserve">a configuração escolhida ganha 1,4 ponto percentual</w:t>
+      </w:r>
+      <w:r>
+        <w:t xml:space="preserve"> </w:t>
+      </w:r>
+      <w:r>
+        <w:t xml:space="preserve">de</w:t>
       </w:r>
       <w:r>
         <w:t xml:space="preserve"> </w:t>
@@ -18555,19 +18507,24 @@
         <w:t xml:space="preserve"> </w:t>
       </w:r>
       <w:r>
-        <w:t xml:space="preserve">de treino e o de</w:t>
-      </w:r>
-      <w:r>
-        <w:t xml:space="preserve"> </w:t>
-      </w:r>
-      <w:r>
-        <w:t xml:space="preserve">validação — valores próximos de zero indicam que o modelo não decorou os dados. A</w:t>
-      </w:r>
-      <w:r>
-        <w:t xml:space="preserve"> </w:t>
-      </w:r>
-      <w:r>
-        <w:t xml:space="preserve">configuração escolhida ganha 1,4 ponto percentual de</w:t>
+        <w:t xml:space="preserve">ao custo de um sobreajuste maior, mas ainda pequeno (Tabela </w:t>
+      </w:r>
+      <w:hyperlink w:anchor="tab:ml_cv">
+        <w:r>
+          <w:rPr>
+            <w:rStyle w:val="Hyperlink"/>
+          </w:rPr>
+          <w:t xml:space="preserve">7</w:t>
+        </w:r>
+      </w:hyperlink>
+      <w:r>
+        <w:t xml:space="preserve">). No</w:t>
+      </w:r>
+      <w:r>
+        <w:t xml:space="preserve"> </w:t>
+      </w:r>
+      <w:r>
+        <w:t xml:space="preserve">conjunto de teste (intocado durante a escolha),</w:t>
       </w:r>
       <w:r>
         <w:t xml:space="preserve"> </w:t>
@@ -18585,41 +18542,6 @@
             </m:r>
           </m:sup>
         </m:sSup>
-      </m:oMath>
-      <w:r>
-        <w:t xml:space="preserve"> </w:t>
-      </w:r>
-      <w:r>
-        <w:t xml:space="preserve">ao custo de um</w:t>
-      </w:r>
-      <w:r>
-        <w:t xml:space="preserve"> </w:t>
-      </w:r>
-      <w:r>
-        <w:t xml:space="preserve">sobreajuste maior, mas ainda pequeno (Painel A). No conjunto de teste (intocado durante a</w:t>
-      </w:r>
-      <w:r>
-        <w:t xml:space="preserve"> </w:t>
-      </w:r>
-      <w:r>
-        <w:t xml:space="preserve">escolha),</w:t>
-      </w:r>
-      <w:r>
-        <w:t xml:space="preserve"> </w:t>
-      </w:r>
-      <m:oMath>
-        <m:sSup>
-          <m:e>
-            <m:r>
-              <m:t>R</m:t>
-            </m:r>
-          </m:e>
-          <m:sup>
-            <m:r>
-              <m:t>2</m:t>
-            </m:r>
-          </m:sup>
-        </m:sSup>
         <m:r>
           <m:rPr>
             <m:sty m:val="p"/>
@@ -18640,29 +18562,7 @@
         </m:r>
       </m:oMath>
       <w:r>
-        <w:t xml:space="preserve">; a estabilidade entre</w:t>
-      </w:r>
-      <w:r>
-        <w:t xml:space="preserve"> </w:t>
-      </w:r>
-      <w:r>
-        <w:rPr>
-          <w:i/>
-          <w:iCs/>
-        </w:rPr>
-        <w:t xml:space="preserve">folds</w:t>
-      </w:r>
-      <w:r>
-        <w:t xml:space="preserve"> </w:t>
-      </w:r>
-      <w:r>
-        <w:t xml:space="preserve">e o erro em reais são</w:t>
-      </w:r>
-      <w:r>
-        <w:t xml:space="preserve"> </w:t>
-      </w:r>
-      <w:r>
-        <w:t xml:space="preserve">discutidos no texto.</w:t>
+        <w:t xml:space="preserve">.</w:t>
       </w:r>
     </w:p>
     <w:p>
@@ -21671,115 +21571,54 @@
         <w:t xml:space="preserve">do modelo à forma como o erro é decomposto.</w:t>
       </w:r>
     </w:p>
-    <w:bookmarkStart w:id="73" w:name="fig:shap_wf"/>
-    <w:tbl>
-      <w:tblPr>
-        <w:tblStyle w:val="FigureTable"/>
-        <w:tblW w:type="auto" w:w="0"/>
-        <w:jc w:val="center"/>
-        <w:tblLook w:firstRow="0" w:lastRow="0" w:firstColumn="0" w:lastColumn="0"/>
-      </w:tblPr>
-      <w:tblGrid>
-        <w:gridCol w:w="7920"/>
-      </w:tblGrid>
-      <w:tr>
-        <w:tc>
-          <w:tcPr/>
-          <w:p>
-            <w:pPr>
-              <w:jc w:val="center"/>
-            </w:pPr>
-            <w:r>
-              <w:drawing>
-                <wp:inline>
-                  <wp:extent cx="5334000" cy="4850218"/>
-                  <wp:effectExtent b="0" l="0" r="0" t="0"/>
-                  <wp:docPr descr="image" title="" id="68" name="Picture"/>
-                  <a:graphic>
-                    <a:graphicData uri="http://schemas.openxmlformats.org/drawingml/2006/picture">
-                      <pic:pic>
-                        <pic:nvPicPr>
-                          <pic:cNvPr descr="outputs/figures/shap_waterfall_A_branco_alta_renda_xgb.png" id="69" name="Picture"/>
-                          <pic:cNvPicPr>
-                            <a:picLocks noChangeArrowheads="1" noChangeAspect="1"/>
-                          </pic:cNvPicPr>
-                        </pic:nvPicPr>
-                        <pic:blipFill>
-                          <a:blip r:embed="rId67"/>
-                          <a:stretch>
-                            <a:fillRect/>
-                          </a:stretch>
-                        </pic:blipFill>
-                        <pic:spPr bwMode="auto">
-                          <a:xfrm>
-                            <a:off x="0" y="0"/>
-                            <a:ext cx="5334000" cy="4850218"/>
-                          </a:xfrm>
-                          <a:prstGeom prst="rect">
-                            <a:avLst/>
-                          </a:prstGeom>
-                          <a:noFill/>
-                          <a:ln w="9525">
-                            <a:noFill/>
-                            <a:headEnd/>
-                            <a:tailEnd/>
-                          </a:ln>
-                        </pic:spPr>
-                      </pic:pic>
-                    </a:graphicData>
-                  </a:graphic>
-                </wp:inline>
-              </w:drawing>
-            </w:r>
-            <w:r>
-              <w:t xml:space="preserve"> </w:t>
-            </w:r>
-            <w:r>
-              <w:drawing>
-                <wp:inline>
-                  <wp:extent cx="5334000" cy="4809209"/>
-                  <wp:effectExtent b="0" l="0" r="0" t="0"/>
-                  <wp:docPr descr="image" title="" id="71" name="Picture"/>
-                  <a:graphic>
-                    <a:graphicData uri="http://schemas.openxmlformats.org/drawingml/2006/picture">
-                      <pic:pic>
-                        <pic:nvPicPr>
-                          <pic:cNvPr descr="outputs/figures/shap_waterfall_B_negro_alta_renda_xgb.png" id="72" name="Picture"/>
-                          <pic:cNvPicPr>
-                            <a:picLocks noChangeArrowheads="1" noChangeAspect="1"/>
-                          </pic:cNvPicPr>
-                        </pic:nvPicPr>
-                        <pic:blipFill>
-                          <a:blip r:embed="rId70"/>
-                          <a:stretch>
-                            <a:fillRect/>
-                          </a:stretch>
-                        </pic:blipFill>
-                        <pic:spPr bwMode="auto">
-                          <a:xfrm>
-                            <a:off x="0" y="0"/>
-                            <a:ext cx="5334000" cy="4809209"/>
-                          </a:xfrm>
-                          <a:prstGeom prst="rect">
-                            <a:avLst/>
-                          </a:prstGeom>
-                          <a:noFill/>
-                          <a:ln w="9525">
-                            <a:noFill/>
-                            <a:headEnd/>
-                            <a:tailEnd/>
-                          </a:ln>
-                        </pic:spPr>
-                      </pic:pic>
-                    </a:graphicData>
-                  </a:graphic>
-                </wp:inline>
-              </w:drawing>
-            </w:r>
-          </w:p>
-        </w:tc>
-      </w:tr>
-    </w:tbl>
+    <w:bookmarkStart w:id="70" w:name="fig:shap_wf"/>
+    <w:p>
+      <w:pPr>
+        <w:pStyle w:val="CaptionedFigure"/>
+      </w:pPr>
+      <w:r>
+        <w:drawing>
+          <wp:inline>
+            <wp:extent cx="3307080" cy="6062556"/>
+            <wp:effectExtent b="0" l="0" r="0" t="0"/>
+            <wp:docPr descr="" title="" id="68" name="Picture"/>
+            <a:graphic>
+              <a:graphicData uri="http://schemas.openxmlformats.org/drawingml/2006/picture">
+                <pic:pic>
+                  <pic:nvPicPr>
+                    <pic:cNvPr descr="outputs/figures/shap_waterfall_AB_xgb.png" id="69" name="Picture"/>
+                    <pic:cNvPicPr>
+                      <a:picLocks noChangeArrowheads="1" noChangeAspect="1"/>
+                    </pic:cNvPicPr>
+                  </pic:nvPicPr>
+                  <pic:blipFill>
+                    <a:blip r:embed="rId67"/>
+                    <a:stretch>
+                      <a:fillRect/>
+                    </a:stretch>
+                  </pic:blipFill>
+                  <pic:spPr bwMode="auto">
+                    <a:xfrm>
+                      <a:off x="0" y="0"/>
+                      <a:ext cx="3307080" cy="6062556"/>
+                    </a:xfrm>
+                    <a:prstGeom prst="rect">
+                      <a:avLst/>
+                    </a:prstGeom>
+                    <a:noFill/>
+                    <a:ln w="9525">
+                      <a:noFill/>
+                      <a:headEnd/>
+                      <a:tailEnd/>
+                    </a:ln>
+                  </pic:spPr>
+                </pic:pic>
+              </a:graphicData>
+            </a:graphic>
+          </wp:inline>
+        </w:drawing>
+      </w:r>
+    </w:p>
     <w:p>
       <w:pPr>
         <w:pStyle w:val="ImageCaption"/>
@@ -21825,7 +21664,13 @@
         <w:t xml:space="preserve"> </w:t>
       </w:r>
       <w:r>
-        <w:t xml:space="preserve">peso estão agrupadas na linha das demais. Os painéis mostram como o modelo compõe</w:t>
+        <w:t xml:space="preserve">peso estão agrupadas na linha das demais. O painel A é o trabalhador branco, e o B, o</w:t>
+      </w:r>
+      <w:r>
+        <w:t xml:space="preserve"> </w:t>
+      </w:r>
+      <w:r>
+        <w:t xml:space="preserve">negro. Os painéis mostram como o modelo compõe</w:t>
       </w:r>
       <w:r>
         <w:t xml:space="preserve"> </w:t>
@@ -21840,7 +21685,7 @@
         <w:t xml:space="preserve">que os modelos aplicam.</w:t>
       </w:r>
     </w:p>
-    <w:bookmarkEnd w:id="73"/>
+    <w:bookmarkEnd w:id="70"/>
     <w:p>
       <w:pPr>
         <w:pStyle w:val="BodyText"/>
@@ -21943,8 +21788,8 @@
         <w:t xml:space="preserve">Para quem supera a porta de entrada, qual é o custo de ser negro?</w:t>
       </w:r>
     </w:p>
-    <w:bookmarkEnd w:id="74"/>
-    <w:bookmarkStart w:id="80" w:name="X03c9c993697b2951d32c364cc1a724101cab21e"/>
+    <w:bookmarkEnd w:id="71"/>
+    <w:bookmarkStart w:id="77" w:name="X03c9c993697b2951d32c364cc1a724101cab21e"/>
     <w:p>
       <w:pPr>
         <w:pStyle w:val="Heading2"/>
@@ -22002,7 +21847,7 @@
         <w:t xml:space="preserve">no M4 é a penalidade que nenhum atributo observável explica.</w:t>
       </w:r>
     </w:p>
-    <w:bookmarkStart w:id="75" w:name="tab:mediacao"/>
+    <w:bookmarkStart w:id="72" w:name="tab:mediacao"/>
     <w:p>
       <w:pPr>
         <w:pStyle w:val="TableCaption"/>
@@ -22367,7 +22212,7 @@
         </w:tc>
       </w:tr>
     </w:tbl>
-    <w:bookmarkEnd w:id="75"/>
+    <w:bookmarkEnd w:id="72"/>
     <w:p>
       <w:pPr>
         <w:pStyle w:val="BodyText"/>
@@ -22537,7 +22382,7 @@
         <w:t xml:space="preserve">e uma mediação pelo bairro de 41,6% (contra 39,5% na tabela): com o estado mantido no modelo, a mediação pelo bairro é ainda maior — a leitura da tabela é conservadora. Sem os efeitos fixos de UF, o gap agregado seria de 20,1% — a diferença entre estados é, ela própria, parte do diferencial.</w:t>
       </w:r>
     </w:p>
-    <w:bookmarkStart w:id="79" w:name="fig:hlm_gap"/>
+    <w:bookmarkStart w:id="76" w:name="fig:hlm_gap"/>
     <w:p>
       <w:pPr>
         <w:pStyle w:val="CaptionedFigure"/>
@@ -22545,20 +22390,20 @@
       <w:r>
         <w:drawing>
           <wp:inline>
-            <wp:extent cx="4907280" cy="2384425"/>
+            <wp:extent cx="4907280" cy="1937084"/>
             <wp:effectExtent b="0" l="0" r="0" t="0"/>
-            <wp:docPr descr="" title="" id="77" name="Picture"/>
+            <wp:docPr descr="" title="" id="74" name="Picture"/>
             <a:graphic>
               <a:graphicData uri="http://schemas.openxmlformats.org/drawingml/2006/picture">
                 <pic:pic>
                   <pic:nvPicPr>
-                    <pic:cNvPr descr="outputs/figures/fig_hlm_gap.png" id="78" name="Picture"/>
+                    <pic:cNvPr descr="outputs/figures/fig_hlm_gap.png" id="75" name="Picture"/>
                     <pic:cNvPicPr>
                       <a:picLocks noChangeArrowheads="1" noChangeAspect="1"/>
                     </pic:cNvPicPr>
                   </pic:nvPicPr>
                   <pic:blipFill>
-                    <a:blip r:embed="rId76"/>
+                    <a:blip r:embed="rId73"/>
                     <a:stretch>
                       <a:fillRect/>
                     </a:stretch>
@@ -22566,7 +22411,7 @@
                   <pic:spPr bwMode="auto">
                     <a:xfrm>
                       <a:off x="0" y="0"/>
-                      <a:ext cx="4907280" cy="2384425"/>
+                      <a:ext cx="4907280" cy="1937084"/>
                     </a:xfrm>
                     <a:prstGeom prst="rect">
                       <a:avLst/>
@@ -22653,7 +22498,7 @@
         <w:t xml:space="preserve">rótulo: gap em % de renda. Em azul, o M3 (gap líquido).</w:t>
       </w:r>
     </w:p>
-    <w:bookmarkEnd w:id="79"/>
+    <w:bookmarkEnd w:id="76"/>
     <w:p>
       <w:pPr>
         <w:pStyle w:val="BodyText"/>
@@ -22689,8 +22534,8 @@
         <w:t xml:space="preserve">cada barra é um modelo da sequência e, de cima para baixo, acrescenta-se um bloco de controles ao anterior. O comprimento da barra é a penalidade racial em log-rendimento e o rótulo dentro dela, a mesma penalidade em % de renda; o traço fino é o intervalo de confiança de 95% com erro-padrão agrupado por UPA. Em azul, o M3 — o gap líquido.</w:t>
       </w:r>
     </w:p>
-    <w:bookmarkEnd w:id="80"/>
-    <w:bookmarkStart w:id="86" w:name="X0e69078f56ff2fc58d4b5157c72cc4a5dec12bc"/>
+    <w:bookmarkEnd w:id="77"/>
+    <w:bookmarkStart w:id="83" w:name="X0e69078f56ff2fc58d4b5157c72cc4a5dec12bc"/>
     <w:p>
       <w:pPr>
         <w:pStyle w:val="Heading2"/>
@@ -23076,7 +22921,7 @@
         <w:t xml:space="preserve">.</w:t>
       </w:r>
     </w:p>
-    <w:bookmarkStart w:id="81" w:name="tab:oaxaca_blinder"/>
+    <w:bookmarkStart w:id="78" w:name="tab:oaxaca_blinder"/>
     <w:p>
       <w:pPr>
         <w:pStyle w:val="TableCaption"/>
@@ -23557,7 +23402,7 @@
         </w:tc>
       </w:tr>
     </w:tbl>
-    <w:bookmarkEnd w:id="81"/>
+    <w:bookmarkEnd w:id="78"/>
     <w:p>
       <w:pPr>
         <w:pStyle w:val="BodyText"/>
@@ -23659,7 +23504,7 @@
         <w:t xml:space="preserve">, e não pelo salário.</w:t>
       </w:r>
     </w:p>
-    <w:bookmarkStart w:id="85" w:name="fig:ob_cascata"/>
+    <w:bookmarkStart w:id="82" w:name="fig:ob_cascata"/>
     <w:p>
       <w:pPr>
         <w:pStyle w:val="CaptionedFigure"/>
@@ -23667,20 +23512,20 @@
       <w:r>
         <w:drawing>
           <wp:inline>
-            <wp:extent cx="5067300" cy="2036189"/>
+            <wp:extent cx="5067300" cy="1588350"/>
             <wp:effectExtent b="0" l="0" r="0" t="0"/>
-            <wp:docPr descr="" title="" id="83" name="Picture"/>
+            <wp:docPr descr="" title="" id="80" name="Picture"/>
             <a:graphic>
               <a:graphicData uri="http://schemas.openxmlformats.org/drawingml/2006/picture">
                 <pic:pic>
                   <pic:nvPicPr>
-                    <pic:cNvPr descr="outputs/figures/fig_ob_cascata.png" id="84" name="Picture"/>
+                    <pic:cNvPr descr="outputs/figures/fig_ob_cascata.png" id="81" name="Picture"/>
                     <pic:cNvPicPr>
                       <a:picLocks noChangeArrowheads="1" noChangeAspect="1"/>
                     </pic:cNvPicPr>
                   </pic:nvPicPr>
                   <pic:blipFill>
-                    <a:blip r:embed="rId82"/>
+                    <a:blip r:embed="rId79"/>
                     <a:stretch>
                       <a:fillRect/>
                     </a:stretch>
@@ -23688,7 +23533,7 @@
                   <pic:spPr bwMode="auto">
                     <a:xfrm>
                       <a:off x="0" y="0"/>
-                      <a:ext cx="5067300" cy="2036189"/>
+                      <a:ext cx="5067300" cy="1588350"/>
                     </a:xfrm>
                     <a:prstGeom prst="rect">
                       <a:avLst/>
@@ -23739,7 +23584,7 @@
         <w:t xml:space="preserve">opera na porta de entrada das ocupações — medida diretamente pelo modelo de acesso.</w:t>
       </w:r>
     </w:p>
-    <w:bookmarkEnd w:id="85"/>
+    <w:bookmarkEnd w:id="82"/>
     <w:p>
       <w:pPr>
         <w:pStyle w:val="BodyText"/>
@@ -23775,8 +23620,8 @@
         <w:t xml:space="preserve">cada painel é uma cascata lida da esquerda para a direita. A primeira barra é o gap total em log-rendimento; a segunda desconta a parcela atribuída a diferenças de características (dotações); a terceira, em azul, é o que sobra sem explicação. A única diferença entre os painéis é se a ocupação entra ou não como característica.</w:t>
       </w:r>
     </w:p>
-    <w:bookmarkEnd w:id="86"/>
-    <w:bookmarkStart w:id="93" w:name="subsec:qr_rif"/>
+    <w:bookmarkEnd w:id="83"/>
+    <w:bookmarkStart w:id="90" w:name="subsec:qr_rif"/>
     <w:p>
       <w:pPr>
         <w:pStyle w:val="Heading2"/>
@@ -24635,7 +24480,7 @@
         <w:t xml:space="preserve">de características.</w:t>
       </w:r>
     </w:p>
-    <w:bookmarkStart w:id="87" w:name="tab:qr_melhorias"/>
+    <w:bookmarkStart w:id="84" w:name="tab:qr_melhorias"/>
     <w:p>
       <w:pPr>
         <w:pStyle w:val="TableCaption"/>
@@ -26633,8 +26478,8 @@
         </w:tc>
       </w:tr>
     </w:tbl>
-    <w:bookmarkEnd w:id="87"/>
-    <w:bookmarkStart w:id="88" w:name="tab:rif_ob"/>
+    <w:bookmarkEnd w:id="84"/>
+    <w:bookmarkStart w:id="85" w:name="tab:rif_ob"/>
     <w:p>
       <w:pPr>
         <w:pStyle w:val="TableCaption"/>
@@ -27255,8 +27100,8 @@
         </w:tc>
       </w:tr>
     </w:tbl>
-    <w:bookmarkEnd w:id="88"/>
-    <w:bookmarkStart w:id="92" w:name="fig:qr_rif"/>
+    <w:bookmarkEnd w:id="85"/>
+    <w:bookmarkStart w:id="89" w:name="fig:qr_rif"/>
     <w:p>
       <w:pPr>
         <w:pStyle w:val="CaptionedFigure"/>
@@ -27264,20 +27109,20 @@
       <w:r>
         <w:drawing>
           <wp:inline>
-            <wp:extent cx="5227320" cy="1889760"/>
+            <wp:extent cx="5227320" cy="1514056"/>
             <wp:effectExtent b="0" l="0" r="0" t="0"/>
-            <wp:docPr descr="" title="" id="90" name="Picture"/>
+            <wp:docPr descr="" title="" id="87" name="Picture"/>
             <a:graphic>
               <a:graphicData uri="http://schemas.openxmlformats.org/drawingml/2006/picture">
                 <pic:pic>
                   <pic:nvPicPr>
-                    <pic:cNvPr descr="outputs/figures/fig_qr_rif.png" id="91" name="Picture"/>
+                    <pic:cNvPr descr="outputs/figures/fig_qr_rif.png" id="88" name="Picture"/>
                     <pic:cNvPicPr>
                       <a:picLocks noChangeArrowheads="1" noChangeAspect="1"/>
                     </pic:cNvPicPr>
                   </pic:nvPicPr>
                   <pic:blipFill>
-                    <a:blip r:embed="rId89"/>
+                    <a:blip r:embed="rId86"/>
                     <a:stretch>
                       <a:fillRect/>
                     </a:stretch>
@@ -27285,7 +27130,7 @@
                   <pic:spPr bwMode="auto">
                     <a:xfrm>
                       <a:off x="0" y="0"/>
-                      <a:ext cx="5227320" cy="1889760"/>
+                      <a:ext cx="5227320" cy="1514056"/>
                     </a:xfrm>
                     <a:prstGeom prst="rect">
                       <a:avLst/>
@@ -27362,7 +27207,7 @@
         <w:t xml:space="preserve">da renda é maior na base.</w:t>
       </w:r>
     </w:p>
-    <w:bookmarkEnd w:id="92"/>
+    <w:bookmarkEnd w:id="89"/>
     <w:p>
       <w:pPr>
         <w:pStyle w:val="BodyText"/>
@@ -27455,8 +27300,8 @@
         <w:t xml:space="preserve">da renda e soma 100%: a parte azul é a parcela não explicada, com o valor escrito dentro.</w:t>
       </w:r>
     </w:p>
-    <w:bookmarkEnd w:id="93"/>
-    <w:bookmarkStart w:id="104" w:name="subsec:glmm_resultados"/>
+    <w:bookmarkEnd w:id="90"/>
+    <w:bookmarkStart w:id="101" w:name="subsec:glmm_resultados"/>
     <w:p>
       <w:pPr>
         <w:pStyle w:val="Heading2"/>
@@ -27555,7 +27400,7 @@
         <w:rPr>
           <w:rStyle w:val="FootnoteReference"/>
         </w:rPr>
-        <w:footnoteReference w:id="94"/>
+        <w:footnoteReference w:id="91"/>
       </w:r>
     </w:p>
     <w:p>
@@ -27630,7 +27475,7 @@
         <w:rPr>
           <w:rStyle w:val="FootnoteReference"/>
         </w:rPr>
-        <w:footnoteReference w:id="95"/>
+        <w:footnoteReference w:id="92"/>
       </w:r>
       <w:r>
         <w:t xml:space="preserve"> </w:t>
@@ -27701,7 +27546,7 @@
         <w:rPr>
           <w:rStyle w:val="FootnoteReference"/>
         </w:rPr>
-        <w:footnoteReference w:id="96"/>
+        <w:footnoteReference w:id="93"/>
       </w:r>
       <w:r>
         <w:t xml:space="preserve"> </w:t>
@@ -27956,7 +27801,7 @@
         <w:rPr>
           <w:rStyle w:val="FootnoteReference"/>
         </w:rPr>
-        <w:footnoteReference w:id="97"/>
+        <w:footnoteReference w:id="94"/>
       </w:r>
       <w:r>
         <w:t xml:space="preserve">, mas a</w:t>
@@ -28052,7 +27897,7 @@
         <w:t xml:space="preserve">) reproduz os OR a partir do A2 (cargo qualificado: 0,796 contra 0,814); no A1, sem o contexto do bairro, dá 0,728 contra 0,805, porque sem o intercepto de UPA o contexto omitido é absorvido pelo coeficiente racial. Com o contexto do bairro no modelo, a conclusão não depende da hipótese de efeitos aleatórios.</w:t>
       </w:r>
     </w:p>
-    <w:bookmarkStart w:id="101" w:name="fig:glmm_or"/>
+    <w:bookmarkStart w:id="98" w:name="fig:glmm_or"/>
     <w:p>
       <w:pPr>
         <w:pStyle w:val="CaptionedFigure"/>
@@ -28060,20 +27905,20 @@
       <w:r>
         <w:drawing>
           <wp:inline>
-            <wp:extent cx="5067300" cy="2351398"/>
+            <wp:extent cx="5067300" cy="1847904"/>
             <wp:effectExtent b="0" l="0" r="0" t="0"/>
-            <wp:docPr descr="" title="" id="99" name="Picture"/>
+            <wp:docPr descr="" title="" id="96" name="Picture"/>
             <a:graphic>
               <a:graphicData uri="http://schemas.openxmlformats.org/drawingml/2006/picture">
                 <pic:pic>
                   <pic:nvPicPr>
-                    <pic:cNvPr descr="outputs/figures/fig_glmm_or.png" id="100" name="Picture"/>
+                    <pic:cNvPr descr="outputs/figures/fig_glmm_or.png" id="97" name="Picture"/>
                     <pic:cNvPicPr>
                       <a:picLocks noChangeArrowheads="1" noChangeAspect="1"/>
                     </pic:cNvPicPr>
                   </pic:nvPicPr>
                   <pic:blipFill>
-                    <a:blip r:embed="rId98"/>
+                    <a:blip r:embed="rId95"/>
                     <a:stretch>
                       <a:fillRect/>
                     </a:stretch>
@@ -28081,7 +27926,7 @@
                   <pic:spPr bwMode="auto">
                     <a:xfrm>
                       <a:off x="0" y="0"/>
-                      <a:ext cx="5067300" cy="2351398"/>
+                      <a:ext cx="5067300" cy="1847904"/>
                     </a:xfrm>
                     <a:prstGeom prst="rect">
                       <a:avLst/>
@@ -28133,7 +27978,7 @@
         <w:t xml:space="preserve">IC 95%, por desfecho e degrau; em azul, o modelo com contexto de bairro (A2).</w:t>
       </w:r>
     </w:p>
-    <w:bookmarkEnd w:id="101"/>
+    <w:bookmarkEnd w:id="98"/>
     <w:p>
       <w:pPr>
         <w:pStyle w:val="BodyText"/>
@@ -28169,7 +28014,7 @@
         <w:t xml:space="preserve">cada ponto é uma razão de chances e a linha horizontal, seu intervalo de confiança de 95%; a linha tracejada em 1 marca a paridade, de modo que quanto mais à esquerda, maior a desvantagem. Os blocos são os três desfechos e, dentro de cada um, os modelos; em azul, o A2, que compara pessoas do mesmo bairro.</w:t>
       </w:r>
     </w:p>
-    <w:bookmarkStart w:id="102" w:name="tab:glmm_glassceil"/>
+    <w:bookmarkStart w:id="99" w:name="tab:glmm_glassceil"/>
     <w:p>
       <w:pPr>
         <w:pStyle w:val="TableCaption"/>
@@ -29686,7 +29531,7 @@
         </w:tc>
       </w:tr>
     </w:tbl>
-    <w:bookmarkEnd w:id="102"/>
+    <w:bookmarkEnd w:id="99"/>
     <w:p>
       <w:pPr>
         <w:pStyle w:val="BodyText"/>
@@ -29754,7 +29599,7 @@
         <w:t xml:space="preserve">com o desfecho para anular o OR; o E-value (IC) faz o mesmo para o limite do intervalo. A coluna logit-FE mostra que a conclusão não depende da hipótese de efeitos aleatórios.</w:t>
       </w:r>
     </w:p>
-    <w:bookmarkStart w:id="103" w:name="tab:glmm_ajuste"/>
+    <w:bookmarkStart w:id="100" w:name="tab:glmm_ajuste"/>
     <w:p>
       <w:pPr>
         <w:pStyle w:val="TableCaption"/>
@@ -31495,9 +31340,9 @@
         </w:tc>
       </w:tr>
     </w:tbl>
-    <w:bookmarkEnd w:id="103"/>
-    <w:bookmarkEnd w:id="104"/>
-    <w:bookmarkStart w:id="113" w:name="X1df7cc4eb0c7cc9fb7ddad12c1316189c49cc50"/>
+    <w:bookmarkEnd w:id="100"/>
+    <w:bookmarkEnd w:id="101"/>
+    <w:bookmarkStart w:id="110" w:name="X1df7cc4eb0c7cc9fb7ddad12c1316189c49cc50"/>
     <w:p>
       <w:pPr>
         <w:pStyle w:val="Heading2"/>
@@ -31515,7 +31360,7 @@
         <w:t xml:space="preserve">Interseccionalidade: raça e gênero no acesso e no topo</w:t>
       </w:r>
     </w:p>
-    <w:bookmarkStart w:id="105" w:name="tab:interseccional"/>
+    <w:bookmarkStart w:id="102" w:name="tab:interseccional"/>
     <w:p>
       <w:pPr>
         <w:pStyle w:val="TableCaption"/>
@@ -31921,7 +31766,7 @@
         </w:tc>
       </w:tr>
     </w:tbl>
-    <w:bookmarkEnd w:id="105"/>
+    <w:bookmarkEnd w:id="102"/>
     <w:p>
       <w:pPr>
         <w:pStyle w:val="BodyText"/>
@@ -32040,8 +31885,8 @@
       <w:pPr>
         <w:pStyle w:val="BodyText"/>
       </w:pPr>
-      <w:bookmarkStart w:id="106" w:name="subsec:interseccional"/>
-      <w:bookmarkEnd w:id="106"/>
+      <w:bookmarkStart w:id="103" w:name="subsec:interseccional"/>
+      <w:bookmarkEnd w:id="103"/>
     </w:p>
     <w:p>
       <w:pPr>
@@ -32106,7 +31951,7 @@
         <w:rPr>
           <w:rStyle w:val="FootnoteReference"/>
         </w:rPr>
-        <w:footnoteReference w:id="107"/>
+        <w:footnoteReference w:id="104"/>
       </w:r>
       <w:r>
         <w:t xml:space="preserve"> </w:t>
@@ -32140,7 +31985,7 @@
         <w:t xml:space="preserve">, as razões de chance nos três desfechos.</w:t>
       </w:r>
     </w:p>
-    <w:bookmarkStart w:id="111" w:name="fig:interseccional"/>
+    <w:bookmarkStart w:id="108" w:name="fig:interseccional"/>
     <w:p>
       <w:pPr>
         <w:pStyle w:val="CaptionedFigure"/>
@@ -32150,18 +31995,18 @@
           <wp:inline>
             <wp:extent cx="4373880" cy="1682261"/>
             <wp:effectExtent b="0" l="0" r="0" t="0"/>
-            <wp:docPr descr="" title="" id="109" name="Picture"/>
+            <wp:docPr descr="" title="" id="106" name="Picture"/>
             <a:graphic>
               <a:graphicData uri="http://schemas.openxmlformats.org/drawingml/2006/picture">
                 <pic:pic>
                   <pic:nvPicPr>
-                    <pic:cNvPr descr="outputs/figures/grupo_rg_interseccional.png" id="110" name="Picture"/>
+                    <pic:cNvPr descr="outputs/figures/grupo_rg_interseccional.png" id="107" name="Picture"/>
                     <pic:cNvPicPr>
                       <a:picLocks noChangeArrowheads="1" noChangeAspect="1"/>
                     </pic:cNvPicPr>
                   </pic:nvPicPr>
                   <pic:blipFill>
-                    <a:blip r:embed="rId108"/>
+                    <a:blip r:embed="rId105"/>
                     <a:stretch>
                       <a:fillRect/>
                     </a:stretch>
@@ -32238,7 +32083,7 @@
         <w:t xml:space="preserve">branco entre os dirigentes e no topo da renda.</w:t>
       </w:r>
     </w:p>
-    <w:bookmarkEnd w:id="111"/>
+    <w:bookmarkEnd w:id="108"/>
     <w:p>
       <w:pPr>
         <w:pStyle w:val="BodyText"/>
@@ -32519,7 +32364,7 @@
         <w:rPr>
           <w:rStyle w:val="FootnoteReference"/>
         </w:rPr>
-        <w:footnoteReference w:id="112"/>
+        <w:footnoteReference w:id="109"/>
       </w:r>
     </w:p>
     <w:p>
@@ -32588,8 +32433,8 @@
         <w:t xml:space="preserve">da remuneração.</w:t>
       </w:r>
     </w:p>
-    <w:bookmarkEnd w:id="113"/>
-    <w:bookmarkStart w:id="115" w:name="subsec:vif"/>
+    <w:bookmarkEnd w:id="110"/>
+    <w:bookmarkStart w:id="112" w:name="subsec:vif"/>
     <w:p>
       <w:pPr>
         <w:pStyle w:val="Heading2"/>
@@ -32634,7 +32479,7 @@
         <w:rPr>
           <w:rStyle w:val="FootnoteReference"/>
         </w:rPr>
-        <w:footnoteReference w:id="114"/>
+        <w:footnoteReference w:id="111"/>
       </w:r>
       <w:r>
         <w:t xml:space="preserve"> </w:t>
@@ -32762,9 +32607,9 @@
         <w:t xml:space="preserve">).</w:t>
       </w:r>
     </w:p>
-    <w:bookmarkEnd w:id="115"/>
-    <w:bookmarkEnd w:id="116"/>
-    <w:bookmarkStart w:id="120" w:name="sec:discussao"/>
+    <w:bookmarkEnd w:id="112"/>
+    <w:bookmarkEnd w:id="113"/>
+    <w:bookmarkStart w:id="117" w:name="sec:discussao"/>
     <w:p>
       <w:pPr>
         <w:pStyle w:val="Heading1"/>
@@ -33285,7 +33130,7 @@
         <w:rPr>
           <w:rStyle w:val="FootnoteReference"/>
         </w:rPr>
-        <w:footnoteReference w:id="117"/>
+        <w:footnoteReference w:id="114"/>
       </w:r>
       <w:r>
         <w:t xml:space="preserve"> </w:t>
@@ -33297,7 +33142,7 @@
         <w:rPr>
           <w:rStyle w:val="FootnoteReference"/>
         </w:rPr>
-        <w:footnoteReference w:id="118"/>
+        <w:footnoteReference w:id="115"/>
       </w:r>
       <w:r>
         <w:t xml:space="preserve"> </w:t>
@@ -33899,7 +33744,7 @@
         <w:rPr>
           <w:rStyle w:val="FootnoteReference"/>
         </w:rPr>
-        <w:footnoteReference w:id="119"/>
+        <w:footnoteReference w:id="116"/>
       </w:r>
       <w:r>
         <w:t xml:space="preserve">. Uma reta, porém, descreve mal a série. No estudo de evento — a penalidade de cada ano contra a de 2019, com efeito fixo de bairro e erro agrupado por UPA, nível que difere do M3 por comparar só vizinhos —, ela oscilou sem tendência de 2016 a 2019 e caiu em 2020, de 7</w:t>
@@ -34261,8 +34106,8 @@
         <w:t xml:space="preserve">justifica reforçar.</w:t>
       </w:r>
     </w:p>
-    <w:bookmarkEnd w:id="120"/>
-    <w:bookmarkStart w:id="162" w:name="sec:conclusao"/>
+    <w:bookmarkEnd w:id="117"/>
+    <w:bookmarkStart w:id="159" w:name="sec:conclusao"/>
     <w:p>
       <w:pPr>
         <w:pStyle w:val="Heading1"/>
@@ -34864,7 +34709,7 @@
         <w:t xml:space="preserve">segregação residencial e penalidade salarial dentro da ocupação, em sistema combinado.</w:t>
       </w:r>
     </w:p>
-    <w:bookmarkStart w:id="161" w:name="limitações-e-escopo-de-validade"/>
+    <w:bookmarkStart w:id="158" w:name="limitações-e-escopo-de-validade"/>
     <w:p>
       <w:pPr>
         <w:pStyle w:val="Heading2"/>
@@ -35856,8 +35701,8 @@
         <w:t xml:space="preserve">por todo o conteúdo.</w:t>
       </w:r>
     </w:p>
-    <w:bookmarkStart w:id="160" w:name="refs"/>
-    <w:bookmarkStart w:id="121" w:name="ref-alencar2026a"/>
+    <w:bookmarkStart w:id="157" w:name="refs"/>
+    <w:bookmarkStart w:id="118" w:name="ref-alencar2026a"/>
     <w:p>
       <w:pPr>
         <w:pStyle w:val="Bibliography"/>
@@ -35902,8 +35747,8 @@
         <w:t xml:space="preserve">, Universidade de São Paulo, a2026.</w:t>
       </w:r>
     </w:p>
-    <w:bookmarkEnd w:id="121"/>
-    <w:bookmarkStart w:id="122" w:name="ref-alencar2026b"/>
+    <w:bookmarkEnd w:id="118"/>
+    <w:bookmarkStart w:id="119" w:name="ref-alencar2026b"/>
     <w:p>
       <w:pPr>
         <w:pStyle w:val="Bibliography"/>
@@ -35948,8 +35793,8 @@
         <w:t xml:space="preserve">, Universidade de São Paulo, b2026.</w:t>
       </w:r>
     </w:p>
-    <w:bookmarkEnd w:id="122"/>
-    <w:bookmarkStart w:id="123" w:name="ref-alencar2026c"/>
+    <w:bookmarkEnd w:id="119"/>
+    <w:bookmarkStart w:id="120" w:name="ref-alencar2026c"/>
     <w:p>
       <w:pPr>
         <w:pStyle w:val="Bibliography"/>
@@ -35994,8 +35839,8 @@
         <w:t xml:space="preserve">, Universidade de São Paulo, c2026.</w:t>
       </w:r>
     </w:p>
-    <w:bookmarkEnd w:id="123"/>
-    <w:bookmarkStart w:id="124" w:name="ref-almeida2019"/>
+    <w:bookmarkEnd w:id="120"/>
+    <w:bookmarkStart w:id="121" w:name="ref-almeida2019"/>
     <w:p>
       <w:pPr>
         <w:pStyle w:val="Bibliography"/>
@@ -36029,8 +35874,8 @@
         <w:t xml:space="preserve">ra, 2019.</w:t>
       </w:r>
     </w:p>
-    <w:bookmarkEnd w:id="124"/>
-    <w:bookmarkStart w:id="125" w:name="ref-angrist2009"/>
+    <w:bookmarkEnd w:id="121"/>
+    <w:bookmarkStart w:id="122" w:name="ref-angrist2009"/>
     <w:p>
       <w:pPr>
         <w:pStyle w:val="Bibliography"/>
@@ -36052,8 +35897,8 @@
         <w:t xml:space="preserve">. Princeton: Princeton University Press, 2009.</w:t>
       </w:r>
     </w:p>
-    <w:bookmarkEnd w:id="125"/>
-    <w:bookmarkStart w:id="126" w:name="ref-arrow1973"/>
+    <w:bookmarkEnd w:id="122"/>
+    <w:bookmarkStart w:id="123" w:name="ref-arrow1973"/>
     <w:p>
       <w:pPr>
         <w:pStyle w:val="Bibliography"/>
@@ -36088,8 +35933,8 @@
         <w:t xml:space="preserve">. Princeton, NJ: Princeton University Press, 1973. p. 3–33.</w:t>
       </w:r>
     </w:p>
-    <w:bookmarkEnd w:id="126"/>
-    <w:bookmarkStart w:id="127" w:name="ref-becker1957"/>
+    <w:bookmarkEnd w:id="123"/>
+    <w:bookmarkStart w:id="124" w:name="ref-becker1957"/>
     <w:p>
       <w:pPr>
         <w:pStyle w:val="Bibliography"/>
@@ -36111,8 +35956,8 @@
         <w:t xml:space="preserve">. Chicago: University of Chicago Press, 1957.</w:t>
       </w:r>
     </w:p>
-    <w:bookmarkEnd w:id="127"/>
-    <w:bookmarkStart w:id="128" w:name="ref-bickel2008"/>
+    <w:bookmarkEnd w:id="124"/>
+    <w:bookmarkStart w:id="125" w:name="ref-bickel2008"/>
     <w:p>
       <w:pPr>
         <w:pStyle w:val="Bibliography"/>
@@ -36176,8 +36021,8 @@
         <w:t xml:space="preserve">, v. 18, n. 3, p. 967–985, 2008.</w:t>
       </w:r>
     </w:p>
-    <w:bookmarkEnd w:id="128"/>
-    <w:bookmarkStart w:id="129" w:name="ref-blinder1973"/>
+    <w:bookmarkEnd w:id="125"/>
+    <w:bookmarkStart w:id="126" w:name="ref-blinder1973"/>
     <w:p>
       <w:pPr>
         <w:pStyle w:val="Bibliography"/>
@@ -36199,8 +36044,8 @@
         <w:t xml:space="preserve">, v. 8, n. 4, p. 436–455, 1973.</w:t>
       </w:r>
     </w:p>
-    <w:bookmarkEnd w:id="129"/>
-    <w:bookmarkStart w:id="130" w:name="ref-breiman2001"/>
+    <w:bookmarkEnd w:id="126"/>
+    <w:bookmarkStart w:id="127" w:name="ref-breiman2001"/>
     <w:p>
       <w:pPr>
         <w:pStyle w:val="Bibliography"/>
@@ -36222,8 +36067,8 @@
         <w:t xml:space="preserve">, v. 45, n. 1, p. 5–32, 2001.</w:t>
       </w:r>
     </w:p>
-    <w:bookmarkEnd w:id="130"/>
-    <w:bookmarkStart w:id="131" w:name="ref-cameron2008"/>
+    <w:bookmarkEnd w:id="127"/>
+    <w:bookmarkStart w:id="128" w:name="ref-cameron2008"/>
     <w:p>
       <w:pPr>
         <w:pStyle w:val="Bibliography"/>
@@ -36245,8 +36090,8 @@
         <w:t xml:space="preserve">, v. 90, n. 3, p. 414–427, 2008.</w:t>
       </w:r>
     </w:p>
-    <w:bookmarkEnd w:id="131"/>
-    <w:bookmarkStart w:id="133" w:name="ref-chen2016"/>
+    <w:bookmarkEnd w:id="128"/>
+    <w:bookmarkStart w:id="130" w:name="ref-chen2016"/>
     <w:p>
       <w:pPr>
         <w:pStyle w:val="Bibliography"/>
@@ -36257,7 +36102,7 @@
       <w:r>
         <w:t xml:space="preserve"> </w:t>
       </w:r>
-      <w:hyperlink r:id="rId132">
+      <w:hyperlink r:id="rId129">
         <w:r>
           <w:rPr>
             <w:rStyle w:val="Hyperlink"/>
@@ -36301,8 +36146,8 @@
         <w:t xml:space="preserve">. San Francisco: ACM, 2016. p. 785–794.</w:t>
       </w:r>
     </w:p>
-    <w:bookmarkEnd w:id="133"/>
-    <w:bookmarkStart w:id="134" w:name="ref-crenshaw1989"/>
+    <w:bookmarkEnd w:id="130"/>
+    <w:bookmarkStart w:id="131" w:name="ref-crenshaw1989"/>
     <w:p>
       <w:pPr>
         <w:pStyle w:val="Bibliography"/>
@@ -36324,8 +36169,8 @@
         <w:t xml:space="preserve">, v. 1989, n. 1, p. 139–167, 1989.</w:t>
       </w:r>
     </w:p>
-    <w:bookmarkEnd w:id="134"/>
-    <w:bookmarkStart w:id="135" w:name="ref-duan1983"/>
+    <w:bookmarkEnd w:id="131"/>
+    <w:bookmarkStart w:id="132" w:name="ref-duan1983"/>
     <w:p>
       <w:pPr>
         <w:pStyle w:val="Bibliography"/>
@@ -36347,8 +36192,8 @@
         <w:t xml:space="preserve">, v. 78, n. 383, p. 605–610, 1983.</w:t>
       </w:r>
     </w:p>
-    <w:bookmarkEnd w:id="135"/>
-    <w:bookmarkStart w:id="136" w:name="ref-favero2024"/>
+    <w:bookmarkEnd w:id="132"/>
+    <w:bookmarkStart w:id="133" w:name="ref-favero2024"/>
     <w:p>
       <w:pPr>
         <w:pStyle w:val="Bibliography"/>
@@ -36370,8 +36215,8 @@
         <w:t xml:space="preserve">. 2. ed. Rio de Janeiro: GEN LTC, 2024.</w:t>
       </w:r>
     </w:p>
-    <w:bookmarkEnd w:id="136"/>
-    <w:bookmarkStart w:id="137" w:name="ref-firpo2018"/>
+    <w:bookmarkEnd w:id="133"/>
+    <w:bookmarkStart w:id="134" w:name="ref-firpo2018"/>
     <w:p>
       <w:pPr>
         <w:pStyle w:val="Bibliography"/>
@@ -36393,8 +36238,8 @@
         <w:t xml:space="preserve">, v. 6, n. 2, p. 28, 2018.</w:t>
       </w:r>
     </w:p>
-    <w:bookmarkEnd w:id="137"/>
-    <w:bookmarkStart w:id="138" w:name="ref-frank2013"/>
+    <w:bookmarkEnd w:id="134"/>
+    <w:bookmarkStart w:id="135" w:name="ref-frank2013"/>
     <w:p>
       <w:pPr>
         <w:pStyle w:val="Bibliography"/>
@@ -36429,8 +36274,8 @@
         <w:t xml:space="preserve">, v. 35, n. 4, p. 437–460, 2013.</w:t>
       </w:r>
     </w:p>
-    <w:bookmarkEnd w:id="138"/>
-    <w:bookmarkStart w:id="139" w:name="ref-geron2021"/>
+    <w:bookmarkEnd w:id="135"/>
+    <w:bookmarkStart w:id="136" w:name="ref-geron2021"/>
     <w:p>
       <w:pPr>
         <w:pStyle w:val="Bibliography"/>
@@ -36452,8 +36297,8 @@
         <w:t xml:space="preserve">. Tradução: Cibelle Ravaglia. 2. ed. Rio de Janeiro: Alta Books, 2021.</w:t>
       </w:r>
     </w:p>
-    <w:bookmarkEnd w:id="139"/>
-    <w:bookmarkStart w:id="140" w:name="ref-granovetter1973"/>
+    <w:bookmarkEnd w:id="136"/>
+    <w:bookmarkStart w:id="137" w:name="ref-granovetter1973"/>
     <w:p>
       <w:pPr>
         <w:pStyle w:val="Bibliography"/>
@@ -36475,8 +36320,8 @@
         <w:t xml:space="preserve">, v. 78, n. 6, p. 1360–1380, 1973.</w:t>
       </w:r>
     </w:p>
-    <w:bookmarkEnd w:id="140"/>
-    <w:bookmarkStart w:id="141" w:name="ref-hasenbalg1979"/>
+    <w:bookmarkEnd w:id="137"/>
+    <w:bookmarkStart w:id="138" w:name="ref-hasenbalg1979"/>
     <w:p>
       <w:pPr>
         <w:pStyle w:val="Bibliography"/>
@@ -36498,8 +36343,8 @@
         <w:t xml:space="preserve">. Rio de Janeiro: Graal, 1979.</w:t>
       </w:r>
     </w:p>
-    <w:bookmarkEnd w:id="141"/>
-    <w:bookmarkStart w:id="142" w:name="ref-henriques2001"/>
+    <w:bookmarkEnd w:id="138"/>
+    <w:bookmarkStart w:id="139" w:name="ref-henriques2001"/>
     <w:p>
       <w:pPr>
         <w:pStyle w:val="Bibliography"/>
@@ -36521,8 +36366,8 @@
         <w:t xml:space="preserve">, n. 807, 2001.</w:t>
       </w:r>
     </w:p>
-    <w:bookmarkEnd w:id="142"/>
-    <w:bookmarkStart w:id="143" w:name="ref-ibge_pof_2019"/>
+    <w:bookmarkEnd w:id="139"/>
+    <w:bookmarkStart w:id="140" w:name="ref-ibge_pof_2019"/>
     <w:p>
       <w:pPr>
         <w:pStyle w:val="Bibliography"/>
@@ -36544,8 +36389,8 @@
         <w:t xml:space="preserve">. Rio de Janeiro: Instituto Brasileiro de Geografia e Estatística, 2019.</w:t>
       </w:r>
     </w:p>
-    <w:bookmarkEnd w:id="143"/>
-    <w:bookmarkStart w:id="144" w:name="ref-ibge_pnad_2023"/>
+    <w:bookmarkEnd w:id="140"/>
+    <w:bookmarkStart w:id="141" w:name="ref-ibge_pnad_2023"/>
     <w:p>
       <w:pPr>
         <w:pStyle w:val="Bibliography"/>
@@ -36567,8 +36412,8 @@
         <w:t xml:space="preserve">. Rio de Janeiro: Instituto Brasileiro de Geografia e Estatística, 2023.</w:t>
       </w:r>
     </w:p>
-    <w:bookmarkEnd w:id="144"/>
-    <w:bookmarkStart w:id="145" w:name="ref-ibge_rendimentos_2025"/>
+    <w:bookmarkEnd w:id="141"/>
+    <w:bookmarkStart w:id="142" w:name="ref-ibge_rendimentos_2025"/>
     <w:p>
       <w:pPr>
         <w:pStyle w:val="Bibliography"/>
@@ -36590,8 +36435,8 @@
         <w:t xml:space="preserve">. Rio de Janeiro: Instituto Brasileiro de Geografia e Estatística, 2025.</w:t>
       </w:r>
     </w:p>
-    <w:bookmarkEnd w:id="145"/>
-    <w:bookmarkStart w:id="146" w:name="ref-koenker1978"/>
+    <w:bookmarkEnd w:id="142"/>
+    <w:bookmarkStart w:id="143" w:name="ref-koenker1978"/>
     <w:p>
       <w:pPr>
         <w:pStyle w:val="Bibliography"/>
@@ -36613,8 +36458,8 @@
         <w:t xml:space="preserve">, v. 46, n. 1, p. 33–50, 1978.</w:t>
       </w:r>
     </w:p>
-    <w:bookmarkEnd w:id="146"/>
-    <w:bookmarkStart w:id="147" w:name="ref-lundberg2017"/>
+    <w:bookmarkEnd w:id="143"/>
+    <w:bookmarkStart w:id="144" w:name="ref-lundberg2017"/>
     <w:p>
       <w:pPr>
         <w:pStyle w:val="Bibliography"/>
@@ -36636,8 +36481,8 @@
         <w:t xml:space="preserve">, v. 30, 2017.</w:t>
       </w:r>
     </w:p>
-    <w:bookmarkEnd w:id="147"/>
-    <w:bookmarkStart w:id="148" w:name="ref-manski1993"/>
+    <w:bookmarkEnd w:id="144"/>
+    <w:bookmarkStart w:id="145" w:name="ref-manski1993"/>
     <w:p>
       <w:pPr>
         <w:pStyle w:val="Bibliography"/>
@@ -36659,8 +36504,8 @@
         <w:t xml:space="preserve">, v. 60, n. 3, p. 531–542, 1993.</w:t>
       </w:r>
     </w:p>
-    <w:bookmarkEnd w:id="148"/>
-    <w:bookmarkStart w:id="149" w:name="ref-marques2010"/>
+    <w:bookmarkEnd w:id="145"/>
+    <w:bookmarkStart w:id="146" w:name="ref-marques2010"/>
     <w:p>
       <w:pPr>
         <w:pStyle w:val="Bibliography"/>
@@ -36682,8 +36527,8 @@
         <w:t xml:space="preserve">, v. 53, n. 1, p. 5–50, 2010.</w:t>
       </w:r>
     </w:p>
-    <w:bookmarkEnd w:id="149"/>
-    <w:bookmarkStart w:id="150" w:name="ref-oaxaca1973"/>
+    <w:bookmarkEnd w:id="146"/>
+    <w:bookmarkStart w:id="147" w:name="ref-oaxaca1973"/>
     <w:p>
       <w:pPr>
         <w:pStyle w:val="Bibliography"/>
@@ -36705,8 +36550,8 @@
         <w:t xml:space="preserve">, v. 14, n. 3, p. 693–709, 1973.</w:t>
       </w:r>
     </w:p>
-    <w:bookmarkEnd w:id="150"/>
-    <w:bookmarkStart w:id="151" w:name="ref-oaxaca_ransom1999"/>
+    <w:bookmarkEnd w:id="147"/>
+    <w:bookmarkStart w:id="148" w:name="ref-oaxaca_ransom1999"/>
     <w:p>
       <w:pPr>
         <w:pStyle w:val="Bibliography"/>
@@ -36728,8 +36573,8 @@
         <w:t xml:space="preserve">, v. 81, n. 1, p. 154–157, 1999.</w:t>
       </w:r>
     </w:p>
-    <w:bookmarkEnd w:id="151"/>
-    <w:bookmarkStart w:id="152" w:name="ref-pager2007"/>
+    <w:bookmarkEnd w:id="148"/>
+    <w:bookmarkStart w:id="149" w:name="ref-pager2007"/>
     <w:p>
       <w:pPr>
         <w:pStyle w:val="Bibliography"/>
@@ -36751,8 +36596,8 @@
         <w:t xml:space="preserve">. Chicago: University of Chicago Press, 2007.</w:t>
       </w:r>
     </w:p>
-    <w:bookmarkEnd w:id="152"/>
-    <w:bookmarkStart w:id="153" w:name="ref-raudenbush2002"/>
+    <w:bookmarkEnd w:id="149"/>
+    <w:bookmarkStart w:id="150" w:name="ref-raudenbush2002"/>
     <w:p>
       <w:pPr>
         <w:pStyle w:val="Bibliography"/>
@@ -36774,8 +36619,8 @@
         <w:t xml:space="preserve">. 2. ed. Thousand Oaks, CA: Sage, 2002.</w:t>
       </w:r>
     </w:p>
-    <w:bookmarkEnd w:id="153"/>
-    <w:bookmarkStart w:id="154" w:name="ref-sampson1997"/>
+    <w:bookmarkEnd w:id="150"/>
+    <w:bookmarkStart w:id="151" w:name="ref-sampson1997"/>
     <w:p>
       <w:pPr>
         <w:pStyle w:val="Bibliography"/>
@@ -36797,8 +36642,8 @@
         <w:t xml:space="preserve">, v. 277, p. 918–924, 1997.</w:t>
       </w:r>
     </w:p>
-    <w:bookmarkEnd w:id="154"/>
-    <w:bookmarkStart w:id="155" w:name="ref-soares2009"/>
+    <w:bookmarkEnd w:id="151"/>
+    <w:bookmarkStart w:id="152" w:name="ref-soares2009"/>
     <w:p>
       <w:pPr>
         <w:pStyle w:val="Bibliography"/>
@@ -36820,8 +36665,8 @@
         <w:t xml:space="preserve">, v. 39, n. 4, p. 803–825, 2009.</w:t>
       </w:r>
     </w:p>
-    <w:bookmarkEnd w:id="155"/>
-    <w:bookmarkStart w:id="156" w:name="ref-vanderweele2017"/>
+    <w:bookmarkEnd w:id="152"/>
+    <w:bookmarkStart w:id="153" w:name="ref-vanderweele2017"/>
     <w:p>
       <w:pPr>
         <w:pStyle w:val="Bibliography"/>
@@ -36843,8 +36688,8 @@
         <w:t xml:space="preserve">, v. 167, n. 4, p. 268–274, 2017.</w:t>
       </w:r>
     </w:p>
-    <w:bookmarkEnd w:id="156"/>
-    <w:bookmarkStart w:id="158" w:name="ref-wilm2026"/>
+    <w:bookmarkEnd w:id="153"/>
+    <w:bookmarkStart w:id="155" w:name="ref-wilm2026"/>
     <w:p>
       <w:pPr>
         <w:pStyle w:val="Bibliography"/>
@@ -36875,7 +36720,7 @@
       <w:r>
         <w:t xml:space="preserve">. Belém: Imazon, 2026. Disponível em: &lt;</w:t>
       </w:r>
-      <w:hyperlink r:id="rId157">
+      <w:hyperlink r:id="rId154">
         <w:r>
           <w:rPr>
             <w:rStyle w:val="Hyperlink"/>
@@ -36887,8 +36732,8 @@
         <w:t xml:space="preserve">&gt;.</w:t>
       </w:r>
     </w:p>
-    <w:bookmarkEnd w:id="158"/>
-    <w:bookmarkStart w:id="159" w:name="ref-wilson1987"/>
+    <w:bookmarkEnd w:id="155"/>
+    <w:bookmarkStart w:id="156" w:name="ref-wilson1987"/>
     <w:p>
       <w:pPr>
         <w:pStyle w:val="Bibliography"/>
@@ -36910,10 +36755,10 @@
         <w:t xml:space="preserve">. Chicago: University of Chicago Press, 1987.</w:t>
       </w:r>
     </w:p>
+    <w:bookmarkEnd w:id="156"/>
+    <w:bookmarkEnd w:id="157"/>
+    <w:bookmarkEnd w:id="158"/>
     <w:bookmarkEnd w:id="159"/>
-    <w:bookmarkEnd w:id="160"/>
-    <w:bookmarkEnd w:id="161"/>
-    <w:bookmarkEnd w:id="162"/>
     <w:sectPr>
       <w:footnotePr>
         <w:numRestart w:val="eachSect"/>
@@ -37905,7 +37750,7 @@
       </w:r>
     </w:p>
   </w:footnote>
-  <w:footnote w:id="94">
+  <w:footnote w:id="91">
     <w:p>
       <w:pPr>
         <w:pStyle w:val="FootnoteText"/>
@@ -38107,7 +37952,7 @@
       </w:r>
     </w:p>
   </w:footnote>
-  <w:footnote w:id="95">
+  <w:footnote w:id="92">
     <w:p>
       <w:pPr>
         <w:pStyle w:val="FootnoteText"/>
@@ -38279,7 +38124,7 @@
       </w:r>
     </w:p>
   </w:footnote>
-  <w:footnote w:id="96">
+  <w:footnote w:id="93">
     <w:p>
       <w:pPr>
         <w:pStyle w:val="FootnoteText"/>
@@ -38320,7 +38165,7 @@
       </w:r>
     </w:p>
   </w:footnote>
-  <w:footnote w:id="97">
+  <w:footnote w:id="94">
     <w:p>
       <w:pPr>
         <w:pStyle w:val="FootnoteText"/>
@@ -38411,7 +38256,7 @@
       </w:r>
     </w:p>
   </w:footnote>
-  <w:footnote w:id="107">
+  <w:footnote w:id="104">
     <w:p>
       <w:pPr>
         <w:pStyle w:val="FootnoteText"/>
@@ -38483,7 +38328,7 @@
       </w:r>
     </w:p>
   </w:footnote>
-  <w:footnote w:id="112">
+  <w:footnote w:id="109">
     <w:p>
       <w:pPr>
         <w:pStyle w:val="FootnoteText"/>
@@ -38605,6 +38450,143 @@
       </w:r>
       <w:r>
         <w:t xml:space="preserve">mulheres do que entre homens, o que atenua a soma sem desfazê-la.</w:t>
+      </w:r>
+    </w:p>
+  </w:footnote>
+  <w:footnote w:id="111">
+    <w:p>
+      <w:pPr>
+        <w:pStyle w:val="FootnoteText"/>
+      </w:pPr>
+      <w:r>
+        <w:rPr>
+          <w:rStyle w:val="FootnoteReference"/>
+        </w:rPr>
+        <w:footnoteRef/>
+      </w:r>
+      <w:r>
+        <w:t xml:space="preserve"> </w:t>
+      </w:r>
+      <w:r>
+        <w:t xml:space="preserve">Calculado sobre a população completa da PEA com renda positiva. Dos</w:t>
+      </w:r>
+      <w:r>
+        <w:t xml:space="preserve"> </w:t>
+      </w:r>
+      <m:oMath>
+        <m:r>
+          <m:t>23</m:t>
+        </m:r>
+      </m:oMath>
+      <w:r>
+        <w:t xml:space="preserve"> </w:t>
+      </w:r>
+      <w:r>
+        <w:t xml:space="preserve">preditores analisados, VIF máximo </w:t>
+      </w:r>
+      <m:oMath>
+        <m:r>
+          <m:rPr>
+            <m:sty m:val="p"/>
+          </m:rPr>
+          <m:t>=</m:t>
+        </m:r>
+        <m:r>
+          <m:t>2</m:t>
+        </m:r>
+        <m:r>
+          <m:rPr>
+            <m:sty m:val="p"/>
+          </m:rPr>
+          <m:t>,</m:t>
+        </m:r>
+        <m:r>
+          <m:t>66</m:t>
+        </m:r>
+      </m:oMath>
+      <w:r>
+        <w:t xml:space="preserve"> </w:t>
+      </w:r>
+      <w:r>
+        <w:t xml:space="preserve">(CBO: Profissionais); 0 variáveis críticas</w:t>
+      </w:r>
+      <w:r>
+        <w:t xml:space="preserve"> </w:t>
+      </w:r>
+      <w:r>
+        <w:t xml:space="preserve">(VIF </w:t>
+      </w:r>
+      <m:oMath>
+        <m:r>
+          <m:rPr>
+            <m:sty m:val="p"/>
+          </m:rPr>
+          <m:t>&gt;</m:t>
+        </m:r>
+        <m:r>
+          <m:t>10</m:t>
+        </m:r>
+      </m:oMath>
+      <w:r>
+        <w:t xml:space="preserve">); 0 variáveis altas (</w:t>
+      </w:r>
+      <m:oMath>
+        <m:r>
+          <m:t>5</m:t>
+        </m:r>
+      </m:oMath>
+      <w:r>
+        <w:t xml:space="preserve">–</w:t>
+      </w:r>
+      <m:oMath>
+        <m:r>
+          <m:t>10</m:t>
+        </m:r>
+      </m:oMath>
+      <w:r>
+        <w:t xml:space="preserve">);</w:t>
+      </w:r>
+      <w:r>
+        <w:t xml:space="preserve"> </w:t>
+      </w:r>
+      <w:r>
+        <w:t xml:space="preserve">6 variáveis moderadas (</w:t>
+      </w:r>
+      <m:oMath>
+        <m:r>
+          <m:t>2</m:t>
+        </m:r>
+      </m:oMath>
+      <w:r>
+        <w:t xml:space="preserve">–</w:t>
+      </w:r>
+      <m:oMath>
+        <m:r>
+          <m:t>5</m:t>
+        </m:r>
+      </m:oMath>
+      <w:r>
+        <w:t xml:space="preserve">);</w:t>
+      </w:r>
+      <w:r>
+        <w:t xml:space="preserve"> </w:t>
+      </w:r>
+      <w:r>
+        <w:t xml:space="preserve">17 variáveis baixas (</w:t>
+      </w:r>
+      <m:oMath>
+        <m:r>
+          <m:rPr>
+            <m:sty m:val="p"/>
+          </m:rPr>
+          <m:t>&lt;</m:t>
+        </m:r>
+        <m:r>
+          <m:t>2</m:t>
+        </m:r>
+      </m:oMath>
+      <w:r>
+        <w:t xml:space="preserve">).</w:t>
       </w:r>
     </w:p>
   </w:footnote>
@@ -38623,129 +38605,54 @@
         <w:t xml:space="preserve"> </w:t>
       </w:r>
       <w:r>
-        <w:t xml:space="preserve">Calculado sobre a população completa da PEA com renda positiva. Dos</w:t>
-      </w:r>
-      <w:r>
-        <w:t xml:space="preserve"> </w:t>
-      </w:r>
-      <m:oMath>
-        <m:r>
-          <m:t>23</m:t>
-        </m:r>
-      </m:oMath>
-      <w:r>
-        <w:t xml:space="preserve"> </w:t>
-      </w:r>
-      <w:r>
-        <w:t xml:space="preserve">preditores analisados, VIF máximo </w:t>
-      </w:r>
-      <m:oMath>
-        <m:r>
-          <m:rPr>
-            <m:sty m:val="p"/>
-          </m:rPr>
-          <m:t>=</m:t>
-        </m:r>
-        <m:r>
-          <m:t>2</m:t>
-        </m:r>
-        <m:r>
-          <m:rPr>
-            <m:sty m:val="p"/>
-          </m:rPr>
-          <m:t>,</m:t>
-        </m:r>
-        <m:r>
-          <m:t>66</m:t>
-        </m:r>
-      </m:oMath>
-      <w:r>
-        <w:t xml:space="preserve"> </w:t>
-      </w:r>
-      <w:r>
-        <w:t xml:space="preserve">(CBO: Profissionais); 0 variáveis críticas</w:t>
-      </w:r>
-      <w:r>
-        <w:t xml:space="preserve"> </w:t>
-      </w:r>
-      <w:r>
-        <w:t xml:space="preserve">(VIF </w:t>
-      </w:r>
-      <m:oMath>
-        <m:r>
-          <m:rPr>
-            <m:sty m:val="p"/>
-          </m:rPr>
-          <m:t>&gt;</m:t>
-        </m:r>
-        <m:r>
-          <m:t>10</m:t>
-        </m:r>
-      </m:oMath>
-      <w:r>
-        <w:t xml:space="preserve">); 0 variáveis altas (</w:t>
-      </w:r>
-      <m:oMath>
-        <m:r>
-          <m:t>5</m:t>
-        </m:r>
-      </m:oMath>
-      <w:r>
-        <w:t xml:space="preserve">–</w:t>
-      </w:r>
-      <m:oMath>
-        <m:r>
-          <m:t>10</m:t>
-        </m:r>
-      </m:oMath>
-      <w:r>
-        <w:t xml:space="preserve">);</w:t>
-      </w:r>
-      <w:r>
-        <w:t xml:space="preserve"> </w:t>
-      </w:r>
-      <w:r>
-        <w:t xml:space="preserve">6 variáveis moderadas (</w:t>
-      </w:r>
-      <m:oMath>
-        <m:r>
-          <m:t>2</m:t>
-        </m:r>
-      </m:oMath>
-      <w:r>
-        <w:t xml:space="preserve">–</w:t>
-      </w:r>
-      <m:oMath>
-        <m:r>
-          <m:t>5</m:t>
-        </m:r>
-      </m:oMath>
-      <w:r>
-        <w:t xml:space="preserve">);</w:t>
-      </w:r>
-      <w:r>
-        <w:t xml:space="preserve"> </w:t>
-      </w:r>
-      <w:r>
-        <w:t xml:space="preserve">17 variáveis baixas (</w:t>
-      </w:r>
-      <m:oMath>
-        <m:r>
-          <m:rPr>
-            <m:sty m:val="p"/>
-          </m:rPr>
-          <m:t>&lt;</m:t>
-        </m:r>
-        <m:r>
-          <m:t>2</m:t>
-        </m:r>
-      </m:oMath>
-      <w:r>
-        <w:t xml:space="preserve">).</w:t>
+        <w:t xml:space="preserve">Índice de Perda de Qualidade de Vida (IPQV; quanto maior, pior) de 0</w:t>
+      </w:r>
+      <w:r>
+        <w:t xml:space="preserve">,</w:t>
+      </w:r>
+      <w:r>
+        <w:t xml:space="preserve">183 para chefes pretos ou pardos, contra 0</w:t>
+      </w:r>
+      <w:r>
+        <w:t xml:space="preserve">,</w:t>
+      </w:r>
+      <w:r>
+        <w:t xml:space="preserve">122 para brancos; Gini do rendimento domiciliar</w:t>
+      </w:r>
+      <w:r>
+        <w:t xml:space="preserve"> </w:t>
+      </w:r>
+      <w:r>
+        <w:rPr>
+          <w:i/>
+          <w:iCs/>
+        </w:rPr>
+        <w:t xml:space="preserve">per capita</w:t>
+      </w:r>
+      <w:r>
+        <w:t xml:space="preserve"> </w:t>
+      </w:r>
+      <w:r>
+        <w:t xml:space="preserve">de 0</w:t>
+      </w:r>
+      <w:r>
+        <w:t xml:space="preserve">,</w:t>
+      </w:r>
+      <w:r>
+        <w:t xml:space="preserve">491 em 2025</w:t>
+      </w:r>
+      <w:r>
+        <w:t xml:space="preserve"> </w:t>
+      </w:r>
+      <w:r>
+        <w:t xml:space="preserve">(IBGE, 2019, 2025)</w:t>
+      </w:r>
+      <w:r>
+        <w:t xml:space="preserve">.</w:t>
       </w:r>
     </w:p>
   </w:footnote>
-  <w:footnote w:id="117">
+  <w:footnote w:id="115">
     <w:p>
       <w:pPr>
         <w:pStyle w:val="FootnoteText"/>
@@ -38760,19 +38667,13 @@
         <w:t xml:space="preserve"> </w:t>
       </w:r>
       <w:r>
-        <w:t xml:space="preserve">Índice de Perda de Qualidade de Vida (IPQV; quanto maior, pior) de 0</w:t>
+        <w:t xml:space="preserve">O Gini estimado neste trabalho refere-se ao rendimento do trabalho entre ocupados (em torno de 0</w:t>
       </w:r>
       <w:r>
         <w:t xml:space="preserve">,</w:t>
       </w:r>
       <w:r>
-        <w:t xml:space="preserve">183 para chefes pretos ou pardos, contra 0</w:t>
-      </w:r>
-      <w:r>
-        <w:t xml:space="preserve">,</w:t>
-      </w:r>
-      <w:r>
-        <w:t xml:space="preserve">122 para brancos; Gini do rendimento domiciliar</w:t>
+        <w:t xml:space="preserve">47), ao passo que o do IBGE é domiciliar</w:t>
       </w:r>
       <w:r>
         <w:t xml:space="preserve"> </w:t>
@@ -38788,67 +38689,11 @@
         <w:t xml:space="preserve"> </w:t>
       </w:r>
       <w:r>
-        <w:t xml:space="preserve">de 0</w:t>
-      </w:r>
-      <w:r>
-        <w:t xml:space="preserve">,</w:t>
-      </w:r>
-      <w:r>
-        <w:t xml:space="preserve">491 em 2025</w:t>
-      </w:r>
-      <w:r>
-        <w:t xml:space="preserve"> </w:t>
-      </w:r>
-      <w:r>
-        <w:t xml:space="preserve">(IBGE, 2019, 2025)</w:t>
-      </w:r>
-      <w:r>
-        <w:t xml:space="preserve">.</w:t>
+        <w:t xml:space="preserve">e de todas as fontes. Os níveis são próximos, mas as medidas podem divergir em tendência: a alta de 2025 é puxada por renda não-trabalho do topo, que não transita pelo rendimento dos ocupados.</w:t>
       </w:r>
     </w:p>
   </w:footnote>
-  <w:footnote w:id="118">
-    <w:p>
-      <w:pPr>
-        <w:pStyle w:val="FootnoteText"/>
-      </w:pPr>
-      <w:r>
-        <w:rPr>
-          <w:rStyle w:val="FootnoteReference"/>
-        </w:rPr>
-        <w:footnoteRef/>
-      </w:r>
-      <w:r>
-        <w:t xml:space="preserve"> </w:t>
-      </w:r>
-      <w:r>
-        <w:t xml:space="preserve">O Gini estimado neste trabalho refere-se ao rendimento do trabalho entre ocupados (em torno de 0</w:t>
-      </w:r>
-      <w:r>
-        <w:t xml:space="preserve">,</w:t>
-      </w:r>
-      <w:r>
-        <w:t xml:space="preserve">47), ao passo que o do IBGE é domiciliar</w:t>
-      </w:r>
-      <w:r>
-        <w:t xml:space="preserve"> </w:t>
-      </w:r>
-      <w:r>
-        <w:rPr>
-          <w:i/>
-          <w:iCs/>
-        </w:rPr>
-        <w:t xml:space="preserve">per capita</w:t>
-      </w:r>
-      <w:r>
-        <w:t xml:space="preserve"> </w:t>
-      </w:r>
-      <w:r>
-        <w:t xml:space="preserve">e de todas as fontes. Os níveis são próximos, mas as medidas podem divergir em tendência: a alta de 2025 é puxada por renda não-trabalho do topo, que não transita pelo rendimento dos ocupados.</w:t>
-      </w:r>
-    </w:p>
-  </w:footnote>
-  <w:footnote w:id="119">
+  <w:footnote w:id="116">
     <w:p>
       <w:pPr>
         <w:pStyle w:val="FootnoteText"/>

--- a/entregaveis/relatorio_tcc_enxuto.docx
+++ b/entregaveis/relatorio_tcc_enxuto.docx
@@ -5492,9 +5492,6 @@
               </m:r>
             </m:sub>
           </m:sSub>
-          <m:r>
-            <m:t> </m:t>
-          </m:r>
           <m:sSub>
             <m:e>
               <m:r>
@@ -5528,9 +5525,6 @@
               </m:r>
             </m:sub>
           </m:sSub>
-          <m:r>
-            <m:t> </m:t>
-          </m:r>
           <m:sSubSup>
             <m:e>
               <m:r>
@@ -5557,61 +5551,39 @@
             </m:rPr>
             <m:t>+</m:t>
           </m:r>
-          <m:nary>
-            <m:naryPr>
-              <m:chr m:val="∑"/>
-              <m:limLoc m:val="undOvr"/>
-              <m:subHide m:val="off"/>
-              <m:supHide m:val="on"/>
-            </m:naryPr>
+          <m:sSubSup>
+            <m:e>
+              <m:r>
+                <m:rPr>
+                  <m:sty m:val="bi"/>
+                </m:rPr>
+                <m:t>β</m:t>
+              </m:r>
+            </m:e>
             <m:sub>
               <m:r>
-                <m:t>e</m:t>
+                <m:t>E</m:t>
               </m:r>
             </m:sub>
             <m:sup>
               <m:r>
-                <m:t>​</m:t>
+                <m:rPr>
+                  <m:sty m:val="p"/>
+                </m:rPr>
+                <m:t>′</m:t>
               </m:r>
             </m:sup>
-            <m:e>
-              <m:sSub>
-                <m:e>
-                  <m:r>
-                    <m:t>β</m:t>
-                  </m:r>
-                </m:e>
-                <m:sub>
-                  <m:r>
-                    <m:t>e</m:t>
-                  </m:r>
-                </m:sub>
-              </m:sSub>
-            </m:e>
-          </m:nary>
-          <m:r>
-            <m:t> </m:t>
-          </m:r>
+          </m:sSubSup>
           <m:sSub>
             <m:e>
               <m:r>
                 <m:rPr>
-                  <m:nor/>
-                  <m:sty m:val="p"/>
+                  <m:sty m:val="bi"/>
                 </m:rPr>
-                <m:t>Educ</m:t>
+                <m:t>E</m:t>
               </m:r>
             </m:e>
             <m:sub>
-              <m:r>
-                <m:t>e</m:t>
-              </m:r>
-              <m:r>
-                <m:rPr>
-                  <m:sty m:val="p"/>
-                </m:rPr>
-                <m:t>,</m:t>
-              </m:r>
               <m:r>
                 <m:t>i</m:t>
               </m:r>
@@ -5706,6 +5678,23 @@
           <m:rPr>
             <m:sty m:val="bi"/>
           </m:rPr>
+          <m:t>E</m:t>
+        </m:r>
+      </m:oMath>
+      <w:r>
+        <w:t xml:space="preserve"> </w:t>
+      </w:r>
+      <w:r>
+        <w:t xml:space="preserve">reúne as variáveis indicadoras cumulativas de escolaridade,</w:t>
+      </w:r>
+      <w:r>
+        <w:t xml:space="preserve"> </w:t>
+      </w:r>
+      <m:oMath>
+        <m:r>
+          <m:rPr>
+            <m:sty m:val="bi"/>
+          </m:rPr>
           <m:t>Z</m:t>
         </m:r>
       </m:oMath>
@@ -5713,13 +5702,7 @@
         <w:t xml:space="preserve"> </w:t>
       </w:r>
       <w:r>
-        <w:t xml:space="preserve">reúne horas, situação urbana e ano (e, no M4, vínculo e</w:t>
-      </w:r>
-      <w:r>
-        <w:t xml:space="preserve"> </w:t>
-      </w:r>
-      <w:r>
-        <w:t xml:space="preserve">grupo CBO), e o termo de erro é</w:t>
+        <w:t xml:space="preserve">reúne horas, situação urbana e ano (e, no M4, vínculo e grupo CBO), e o termo de erro é</w:t>
       </w:r>
       <w:r>
         <w:t xml:space="preserve"> </w:t>
@@ -27394,7 +27377,18 @@
         <w:t xml:space="preserve"> </w:t>
       </w:r>
       <w:r>
-        <w:t xml:space="preserve">de UF.</w:t>
+        <w:t xml:space="preserve">de UF; o ajuste e a classificação de cada degrau estão na Tabela </w:t>
+      </w:r>
+      <w:hyperlink w:anchor="tab:glmm_ajuste">
+        <w:r>
+          <w:rPr>
+            <w:rStyle w:val="Hyperlink"/>
+          </w:rPr>
+          <w:t xml:space="preserve">15</w:t>
+        </w:r>
+      </w:hyperlink>
+      <w:r>
+        <w:t xml:space="preserve">.</w:t>
       </w:r>
       <w:r>
         <w:rPr>

--- a/entregaveis/relatorio_tcc_enxuto.docx
+++ b/entregaveis/relatorio_tcc_enxuto.docx
@@ -6847,253 +6847,265 @@
         <w:t xml:space="preserve"> </w:t>
       </w:r>
       <w:r>
-        <w:t xml:space="preserve">referência não discriminatória:</w:t>
-      </w:r>
-      <w:r>
-        <w:t xml:space="preserve"> </w:t>
-      </w:r>
-      <m:oMath>
-        <m:r>
-          <m:rPr>
-            <m:sty m:val="p"/>
-          </m:rPr>
-          <m:t>ln</m:t>
-        </m:r>
-        <m:sSub>
-          <m:e>
-            <m:acc>
-              <m:accPr>
-                <m:chr m:val="‾"/>
-              </m:accPr>
-              <m:e>
-                <m:r>
-                  <m:t>W</m:t>
-                </m:r>
-              </m:e>
-            </m:acc>
-          </m:e>
-          <m:sub>
-            <m:r>
-              <m:t>B</m:t>
-            </m:r>
-          </m:sub>
-        </m:sSub>
-        <m:r>
-          <m:rPr>
-            <m:sty m:val="p"/>
-          </m:rPr>
-          <m:t>−</m:t>
-        </m:r>
-        <m:r>
-          <m:rPr>
-            <m:sty m:val="p"/>
-          </m:rPr>
-          <m:t>ln</m:t>
-        </m:r>
-        <m:sSub>
-          <m:e>
-            <m:acc>
-              <m:accPr>
-                <m:chr m:val="‾"/>
-              </m:accPr>
-              <m:e>
-                <m:r>
-                  <m:t>W</m:t>
-                </m:r>
-              </m:e>
-            </m:acc>
-          </m:e>
-          <m:sub>
-            <m:r>
-              <m:t>N</m:t>
-            </m:r>
-          </m:sub>
-        </m:sSub>
-        <m:r>
-          <m:rPr>
-            <m:sty m:val="p"/>
-          </m:rPr>
-          <m:t>=</m:t>
-        </m:r>
-        <m:r>
-          <m:rPr>
-            <m:sty m:val="p"/>
-          </m:rPr>
-          <m:t>(</m:t>
-        </m:r>
-        <m:sSub>
-          <m:e>
-            <m:acc>
-              <m:accPr>
-                <m:chr m:val="‾"/>
-              </m:accPr>
-              <m:e>
-                <m:r>
-                  <m:t>X</m:t>
-                </m:r>
-              </m:e>
-            </m:acc>
-          </m:e>
-          <m:sub>
-            <m:r>
-              <m:t>B</m:t>
-            </m:r>
-          </m:sub>
-        </m:sSub>
-        <m:r>
-          <m:rPr>
-            <m:sty m:val="p"/>
-          </m:rPr>
-          <m:t>−</m:t>
-        </m:r>
-        <m:sSub>
-          <m:e>
-            <m:acc>
-              <m:accPr>
-                <m:chr m:val="‾"/>
-              </m:accPr>
-              <m:e>
-                <m:r>
-                  <m:t>X</m:t>
-                </m:r>
-              </m:e>
-            </m:acc>
-          </m:e>
-          <m:sub>
-            <m:r>
-              <m:t>N</m:t>
-            </m:r>
-          </m:sub>
-        </m:sSub>
-        <m:sSup>
-          <m:e>
-            <m:r>
-              <m:rPr>
-                <m:sty m:val="p"/>
-              </m:rPr>
-              <m:t>)</m:t>
-            </m:r>
-          </m:e>
-          <m:sup>
-            <m:r>
-              <m:rPr>
-                <m:sty m:val="p"/>
-              </m:rPr>
-              <m:t>′</m:t>
-            </m:r>
-          </m:sup>
-        </m:sSup>
-        <m:sSub>
-          <m:e>
-            <m:acc>
-              <m:accPr>
-                <m:chr m:val="̂"/>
-              </m:accPr>
-              <m:e>
-                <m:r>
-                  <m:t>β</m:t>
-                </m:r>
-              </m:e>
-            </m:acc>
-          </m:e>
-          <m:sub>
-            <m:r>
-              <m:t>B</m:t>
-            </m:r>
-          </m:sub>
-        </m:sSub>
-        <m:r>
-          <m:rPr>
-            <m:sty m:val="p"/>
-          </m:rPr>
-          <m:t>+</m:t>
-        </m:r>
-        <m:sSubSup>
-          <m:e>
-            <m:acc>
-              <m:accPr>
-                <m:chr m:val="‾"/>
-              </m:accPr>
-              <m:e>
-                <m:r>
-                  <m:t>X</m:t>
-                </m:r>
-              </m:e>
-            </m:acc>
-          </m:e>
-          <m:sub>
-            <m:r>
-              <m:t>N</m:t>
-            </m:r>
-          </m:sub>
-          <m:sup>
-            <m:r>
-              <m:rPr>
-                <m:sty m:val="p"/>
-              </m:rPr>
-              <m:t>′</m:t>
-            </m:r>
-          </m:sup>
-        </m:sSubSup>
-        <m:r>
-          <m:rPr>
-            <m:sty m:val="p"/>
-          </m:rPr>
-          <m:t>(</m:t>
-        </m:r>
-        <m:sSub>
-          <m:e>
-            <m:acc>
-              <m:accPr>
-                <m:chr m:val="̂"/>
-              </m:accPr>
-              <m:e>
-                <m:r>
-                  <m:t>β</m:t>
-                </m:r>
-              </m:e>
-            </m:acc>
-          </m:e>
-          <m:sub>
-            <m:r>
-              <m:t>B</m:t>
-            </m:r>
-          </m:sub>
-        </m:sSub>
-        <m:r>
-          <m:rPr>
-            <m:sty m:val="p"/>
-          </m:rPr>
-          <m:t>−</m:t>
-        </m:r>
-        <m:sSub>
-          <m:e>
-            <m:acc>
-              <m:accPr>
-                <m:chr m:val="̂"/>
-              </m:accPr>
-              <m:e>
-                <m:r>
-                  <m:t>β</m:t>
-                </m:r>
-              </m:e>
-            </m:acc>
-          </m:e>
-          <m:sub>
-            <m:r>
-              <m:t>N</m:t>
-            </m:r>
-          </m:sub>
-        </m:sSub>
-        <m:r>
-          <m:rPr>
-            <m:sty m:val="p"/>
-          </m:rPr>
-          <m:t>)</m:t>
-        </m:r>
-      </m:oMath>
-      <w:r>
-        <w:t xml:space="preserve">, em que o primeiro termo é a parcela de</w:t>
+        <w:t xml:space="preserve">referência não discriminatória, conforme a eq. (3):</w:t>
+      </w:r>
+    </w:p>
+    <w:p>
+      <w:pPr>
+        <w:pStyle w:val="BodyText"/>
+      </w:pPr>
+      <m:oMathPara>
+        <m:oMathParaPr>
+          <m:jc m:val="center"/>
+        </m:oMathParaPr>
+        <m:oMath>
+          <m:r>
+            <m:rPr>
+              <m:sty m:val="p"/>
+            </m:rPr>
+            <m:t>ln</m:t>
+          </m:r>
+          <m:sSub>
+            <m:e>
+              <m:acc>
+                <m:accPr>
+                  <m:chr m:val="‾"/>
+                </m:accPr>
+                <m:e>
+                  <m:r>
+                    <m:t>W</m:t>
+                  </m:r>
+                </m:e>
+              </m:acc>
+            </m:e>
+            <m:sub>
+              <m:r>
+                <m:t>B</m:t>
+              </m:r>
+            </m:sub>
+          </m:sSub>
+          <m:r>
+            <m:rPr>
+              <m:sty m:val="p"/>
+            </m:rPr>
+            <m:t>−</m:t>
+          </m:r>
+          <m:r>
+            <m:rPr>
+              <m:sty m:val="p"/>
+            </m:rPr>
+            <m:t>ln</m:t>
+          </m:r>
+          <m:sSub>
+            <m:e>
+              <m:acc>
+                <m:accPr>
+                  <m:chr m:val="‾"/>
+                </m:accPr>
+                <m:e>
+                  <m:r>
+                    <m:t>W</m:t>
+                  </m:r>
+                </m:e>
+              </m:acc>
+            </m:e>
+            <m:sub>
+              <m:r>
+                <m:t>N</m:t>
+              </m:r>
+            </m:sub>
+          </m:sSub>
+          <m:r>
+            <m:rPr>
+              <m:sty m:val="p"/>
+            </m:rPr>
+            <m:t>=</m:t>
+          </m:r>
+          <m:r>
+            <m:rPr>
+              <m:sty m:val="p"/>
+            </m:rPr>
+            <m:t>(</m:t>
+          </m:r>
+          <m:sSub>
+            <m:e>
+              <m:acc>
+                <m:accPr>
+                  <m:chr m:val="‾"/>
+                </m:accPr>
+                <m:e>
+                  <m:r>
+                    <m:t>X</m:t>
+                  </m:r>
+                </m:e>
+              </m:acc>
+            </m:e>
+            <m:sub>
+              <m:r>
+                <m:t>B</m:t>
+              </m:r>
+            </m:sub>
+          </m:sSub>
+          <m:r>
+            <m:rPr>
+              <m:sty m:val="p"/>
+            </m:rPr>
+            <m:t>−</m:t>
+          </m:r>
+          <m:sSub>
+            <m:e>
+              <m:acc>
+                <m:accPr>
+                  <m:chr m:val="‾"/>
+                </m:accPr>
+                <m:e>
+                  <m:r>
+                    <m:t>X</m:t>
+                  </m:r>
+                </m:e>
+              </m:acc>
+            </m:e>
+            <m:sub>
+              <m:r>
+                <m:t>N</m:t>
+              </m:r>
+            </m:sub>
+          </m:sSub>
+          <m:sSup>
+            <m:e>
+              <m:r>
+                <m:rPr>
+                  <m:sty m:val="p"/>
+                </m:rPr>
+                <m:t>)</m:t>
+              </m:r>
+            </m:e>
+            <m:sup>
+              <m:r>
+                <m:rPr>
+                  <m:sty m:val="p"/>
+                </m:rPr>
+                <m:t>′</m:t>
+              </m:r>
+            </m:sup>
+          </m:sSup>
+          <m:sSub>
+            <m:e>
+              <m:acc>
+                <m:accPr>
+                  <m:chr m:val="̂"/>
+                </m:accPr>
+                <m:e>
+                  <m:r>
+                    <m:t>β</m:t>
+                  </m:r>
+                </m:e>
+              </m:acc>
+            </m:e>
+            <m:sub>
+              <m:r>
+                <m:t>B</m:t>
+              </m:r>
+            </m:sub>
+          </m:sSub>
+          <m:r>
+            <m:rPr>
+              <m:sty m:val="p"/>
+            </m:rPr>
+            <m:t>+</m:t>
+          </m:r>
+          <m:sSubSup>
+            <m:e>
+              <m:acc>
+                <m:accPr>
+                  <m:chr m:val="‾"/>
+                </m:accPr>
+                <m:e>
+                  <m:r>
+                    <m:t>X</m:t>
+                  </m:r>
+                </m:e>
+              </m:acc>
+            </m:e>
+            <m:sub>
+              <m:r>
+                <m:t>N</m:t>
+              </m:r>
+            </m:sub>
+            <m:sup>
+              <m:r>
+                <m:rPr>
+                  <m:sty m:val="p"/>
+                </m:rPr>
+                <m:t>′</m:t>
+              </m:r>
+            </m:sup>
+          </m:sSubSup>
+          <m:r>
+            <m:rPr>
+              <m:sty m:val="p"/>
+            </m:rPr>
+            <m:t>(</m:t>
+          </m:r>
+          <m:sSub>
+            <m:e>
+              <m:acc>
+                <m:accPr>
+                  <m:chr m:val="̂"/>
+                </m:accPr>
+                <m:e>
+                  <m:r>
+                    <m:t>β</m:t>
+                  </m:r>
+                </m:e>
+              </m:acc>
+            </m:e>
+            <m:sub>
+              <m:r>
+                <m:t>B</m:t>
+              </m:r>
+            </m:sub>
+          </m:sSub>
+          <m:r>
+            <m:rPr>
+              <m:sty m:val="p"/>
+            </m:rPr>
+            <m:t>−</m:t>
+          </m:r>
+          <m:sSub>
+            <m:e>
+              <m:acc>
+                <m:accPr>
+                  <m:chr m:val="̂"/>
+                </m:accPr>
+                <m:e>
+                  <m:r>
+                    <m:t>β</m:t>
+                  </m:r>
+                </m:e>
+              </m:acc>
+            </m:e>
+            <m:sub>
+              <m:r>
+                <m:t>N</m:t>
+              </m:r>
+            </m:sub>
+          </m:sSub>
+          <m:r>
+            <m:rPr>
+              <m:sty m:val="p"/>
+            </m:rPr>
+            <m:t>)</m:t>
+          </m:r>
+        </m:oMath>
+      </m:oMathPara>
+    </w:p>
+    <w:p>
+      <w:pPr>
+        <w:pStyle w:val="FirstParagraph"/>
+      </w:pPr>
+      <w:r>
+        <w:t xml:space="preserve">em que o primeiro termo é a parcela de</w:t>
       </w:r>
       <w:r>
         <w:t xml:space="preserve"> </w:t>
@@ -29652,7 +29664,7 @@
         <w:t xml:space="preserve"> </w:t>
       </w:r>
       <w:r>
-        <w:t xml:space="preserve">especificidade) com as taxas correspondentes; Hosmer–Lemeshow em 10 decis. Modelos A1–A4 como na Tabela </w:t>
+        <w:t xml:space="preserve">especificidade) com as taxas correspondentes; Hosmer–Lemeshow em dez decis. Modelos A1–A4 como na Tabela </w:t>
       </w:r>
       <w:hyperlink w:anchor="tab:glmm_glassceil">
         <w:r>
@@ -29735,7 +29747,7 @@
         <w:tblStyle w:val="Table"/>
         <w:tblW w:type="auto" w:w="0"/>
         <w:tblLook w:firstRow="1" w:lastRow="0" w:firstColumn="0" w:lastColumn="0" w:noHBand="0" w:noVBand="0" w:val="0020"/>
-        <w:tblCaption w:val="GLMM logístico — ajuste e desempenho de classificação por degrau. LR vs. pooled: teste de razão de verossimilhança do A2 contra o logit sem efeito aleatório (fronteira, p/2); AUC com efeitos aleatórios (ajuste na amostra) e só com efeitos fixos; cutoff de Youden (maximiza sensibilidade + especificidade) com as taxas correspondentes; Hosmer–Lemeshow em 10 decis. Modelos A1–A4 como na Tabela 14. Com N = 7{,}7 milhões qualquer desvio de calibração é “significativo” — o \chi^2 deve ser lido como magnitude relativa entre degraus, não como teste (MHE, cap. 8)."/>
+        <w:tblCaption w:val="GLMM logístico — ajuste e desempenho de classificação por degrau. LR vs. pooled: teste de razão de verossimilhança do A2 contra o logit sem efeito aleatório (fronteira, p/2); AUC com efeitos aleatórios (ajuste na amostra) e só com efeitos fixos; cutoff de Youden (maximiza sensibilidade + especificidade) com as taxas correspondentes; Hosmer–Lemeshow em dez decis. Modelos A1–A4 como na Tabela 14. Com N = 7{,}7 milhões qualquer desvio de calibração é “significativo” — o \chi^2 deve ser lido como magnitude relativa entre degraus, não como teste (MHE, cap. 8)."/>
       </w:tblPr>
       <w:tblGrid>
         <w:gridCol w:w="792"/>
@@ -32479,7 +32491,7 @@
         <w:t xml:space="preserve"> </w:t>
       </w:r>
       <w:r>
-        <w:t xml:space="preserve">Nenhum preditor do M4 tem VIF acima de 10; o maior é o de</w:t>
+        <w:t xml:space="preserve">Nenhum preditor do M4 tem VIF acima de dez; o maior é o de</w:t>
       </w:r>
       <w:r>
         <w:t xml:space="preserve"> </w:t>

--- a/entregaveis/relatorio_tcc_enxuto.docx
+++ b/entregaveis/relatorio_tcc_enxuto.docx
@@ -95,7 +95,7 @@
           <w:b/>
           <w:bCs/>
         </w:rPr>
-        <w:t xml:space="preserve">UMA ABORDAGEM MULTINÍVEL E DE DECOMPOSIÇÃO SALARIAL</w:t>
+        <w:t xml:space="preserve">BAIRRO, PORTA E TOPO,</w:t>
       </w:r>
       <w:r>
         <w:rPr>
